--- a/ReadMe.docx
+++ b/ReadMe.docx
@@ -474,7 +474,7 @@
           </mc:Choice>
           <mc:Fallback>
             <w:pict>
-              <v:shapetype w14:anchorId="4D191194" id="_x0000_t32" coordsize="21600,21600" o:spt="32" o:oned="t" path="m,l21600,21600e" filled="f">
+              <v:shapetype w14:anchorId="057A05DC" id="_x0000_t32" coordsize="21600,21600" o:spt="32" o:oned="t" path="m,l21600,21600e" filled="f">
                 <v:path arrowok="t" fillok="f" o:connecttype="none"/>
                 <o:lock v:ext="edit" shapetype="t"/>
               </v:shapetype>
@@ -525,8 +525,6 @@
           </wp:inline>
         </w:drawing>
       </w:r>
-      <w:bookmarkStart w:id="0" w:name="_GoBack"/>
-      <w:bookmarkEnd w:id="0"/>
     </w:p>
     <w:p>
       <w:pPr>
@@ -965,6 +963,895 @@
         </w:drawing>
       </w:r>
     </w:p>
+    <w:p>
+      <w:pPr>
+        <w:pStyle w:val="ListParagraph"/>
+        <w:rPr>
+          <w:b/>
+          <w:bCs/>
+        </w:rPr>
+      </w:pPr>
+    </w:p>
+    <w:p>
+      <w:pPr>
+        <w:pStyle w:val="ListParagraph"/>
+        <w:numPr>
+          <w:ilvl w:val="0"/>
+          <w:numId w:val="1"/>
+        </w:numPr>
+        <w:rPr>
+          <w:b/>
+          <w:bCs/>
+        </w:rPr>
+      </w:pPr>
+      <w:r>
+        <w:rPr>
+          <w:b/>
+          <w:bCs/>
+        </w:rPr>
+        <w:t xml:space="preserve">Add the repository after you created your repository in your github run the below commits </w:t>
+      </w:r>
+    </w:p>
+    <w:p>
+      <w:pPr>
+        <w:pStyle w:val="ListParagraph"/>
+        <w:numPr>
+          <w:ilvl w:val="0"/>
+          <w:numId w:val="5"/>
+        </w:numPr>
+        <w:rPr>
+          <w:b/>
+          <w:bCs/>
+        </w:rPr>
+      </w:pPr>
+      <w:r>
+        <w:rPr>
+          <w:b/>
+          <w:bCs/>
+        </w:rPr>
+        <w:t>git init ( initialize git folder)</w:t>
+      </w:r>
+    </w:p>
+    <w:p>
+      <w:pPr>
+        <w:pStyle w:val="ListParagraph"/>
+        <w:numPr>
+          <w:ilvl w:val="0"/>
+          <w:numId w:val="5"/>
+        </w:numPr>
+        <w:rPr>
+          <w:b/>
+          <w:bCs/>
+        </w:rPr>
+      </w:pPr>
+      <w:r>
+        <w:rPr>
+          <w:b/>
+          <w:bCs/>
+        </w:rPr>
+        <w:t xml:space="preserve">git add –A ( add all the files to git) </w:t>
+      </w:r>
+    </w:p>
+    <w:p>
+      <w:pPr>
+        <w:pStyle w:val="ListParagraph"/>
+        <w:numPr>
+          <w:ilvl w:val="0"/>
+          <w:numId w:val="5"/>
+        </w:numPr>
+        <w:rPr>
+          <w:b/>
+          <w:bCs/>
+        </w:rPr>
+      </w:pPr>
+      <w:r>
+        <w:rPr>
+          <w:b/>
+          <w:bCs/>
+        </w:rPr>
+        <w:t>git commit –m “first upload folders”</w:t>
+      </w:r>
+    </w:p>
+    <w:p>
+      <w:pPr>
+        <w:jc w:val="center"/>
+        <w:rPr>
+          <w:b/>
+          <w:bCs/>
+        </w:rPr>
+      </w:pPr>
+      <w:r>
+        <w:rPr>
+          <w:b/>
+          <w:bCs/>
+          <w:noProof/>
+        </w:rPr>
+        <w:drawing>
+          <wp:inline distT="0" distB="0" distL="0" distR="0">
+            <wp:extent cx="2131392" cy="3526592"/>
+            <wp:effectExtent l="0" t="0" r="2540" b="0"/>
+            <wp:docPr id="19" name="Picture 19" descr="C:\Users\user\Desktop\Web\DjangoCourse\Capture.JPG"/>
+            <wp:cNvGraphicFramePr>
+              <a:graphicFrameLocks xmlns:a="http://schemas.openxmlformats.org/drawingml/2006/main" noChangeAspect="1"/>
+            </wp:cNvGraphicFramePr>
+            <a:graphic xmlns:a="http://schemas.openxmlformats.org/drawingml/2006/main">
+              <a:graphicData uri="http://schemas.openxmlformats.org/drawingml/2006/picture">
+                <pic:pic xmlns:pic="http://schemas.openxmlformats.org/drawingml/2006/picture">
+                  <pic:nvPicPr>
+                    <pic:cNvPr id="0" name="Picture 1" descr="C:\Users\user\Desktop\Web\DjangoCourse\Capture.JPG"/>
+                    <pic:cNvPicPr>
+                      <a:picLocks noChangeAspect="1" noChangeArrowheads="1"/>
+                    </pic:cNvPicPr>
+                  </pic:nvPicPr>
+                  <pic:blipFill rotWithShape="1">
+                    <a:blip r:embed="rId17" cstate="print">
+                      <a:extLst>
+                        <a:ext uri="{28A0092B-C50C-407E-A947-70E740481C1C}">
+                          <a14:useLocalDpi xmlns:a14="http://schemas.microsoft.com/office/drawing/2010/main" val="0"/>
+                        </a:ext>
+                      </a:extLst>
+                    </a:blip>
+                    <a:srcRect r="63290" b="839"/>
+                    <a:stretch/>
+                  </pic:blipFill>
+                  <pic:spPr bwMode="auto">
+                    <a:xfrm>
+                      <a:off x="0" y="0"/>
+                      <a:ext cx="2166107" cy="3584032"/>
+                    </a:xfrm>
+                    <a:prstGeom prst="rect">
+                      <a:avLst/>
+                    </a:prstGeom>
+                    <a:noFill/>
+                    <a:ln>
+                      <a:noFill/>
+                    </a:ln>
+                    <a:extLst>
+                      <a:ext uri="{53640926-AAD7-44D8-BBD7-CCE9431645EC}">
+                        <a14:shadowObscured xmlns:a14="http://schemas.microsoft.com/office/drawing/2010/main"/>
+                      </a:ext>
+                    </a:extLst>
+                  </pic:spPr>
+                </pic:pic>
+              </a:graphicData>
+            </a:graphic>
+          </wp:inline>
+        </w:drawing>
+      </w:r>
+    </w:p>
+    <w:p>
+      <w:pPr>
+        <w:jc w:val="center"/>
+        <w:rPr>
+          <w:b/>
+          <w:bCs/>
+        </w:rPr>
+      </w:pPr>
+    </w:p>
+    <w:p>
+      <w:pPr>
+        <w:jc w:val="center"/>
+        <w:rPr>
+          <w:b/>
+          <w:bCs/>
+        </w:rPr>
+      </w:pPr>
+    </w:p>
+    <w:p>
+      <w:pPr>
+        <w:jc w:val="center"/>
+        <w:rPr>
+          <w:b/>
+          <w:bCs/>
+        </w:rPr>
+      </w:pPr>
+    </w:p>
+    <w:p>
+      <w:pPr>
+        <w:pStyle w:val="ListParagraph"/>
+        <w:numPr>
+          <w:ilvl w:val="0"/>
+          <w:numId w:val="1"/>
+        </w:numPr>
+        <w:rPr>
+          <w:b/>
+          <w:bCs/>
+        </w:rPr>
+      </w:pPr>
+      <w:r>
+        <w:rPr>
+          <w:b/>
+          <w:bCs/>
+        </w:rPr>
+        <w:lastRenderedPageBreak/>
+        <w:t xml:space="preserve">Create static folder in the </w:t>
+      </w:r>
+      <w:r>
+        <w:rPr>
+          <w:b/>
+          <w:bCs/>
+        </w:rPr>
+        <w:t>carzone</w:t>
+      </w:r>
+      <w:r>
+        <w:rPr>
+          <w:b/>
+          <w:bCs/>
+        </w:rPr>
+        <w:t xml:space="preserve"> folder </w:t>
+      </w:r>
+      <w:r>
+        <w:rPr>
+          <w:b/>
+          <w:bCs/>
+        </w:rPr>
+        <w:t xml:space="preserve">(this for website design) </w:t>
+      </w:r>
+      <w:r>
+        <w:rPr>
+          <w:b/>
+          <w:bCs/>
+        </w:rPr>
+        <w:t>and add all bootstrap folders in it. Then define the static folder in the setting.py and run git bash (python manage.py collectstatic )</w:t>
+      </w:r>
+    </w:p>
+    <w:p>
+      <w:pPr>
+        <w:pStyle w:val="ListParagraph"/>
+        <w:rPr>
+          <w:b/>
+          <w:bCs/>
+        </w:rPr>
+      </w:pPr>
+    </w:p>
+    <w:p>
+      <w:pPr>
+        <w:pStyle w:val="ListParagraph"/>
+        <w:jc w:val="center"/>
+        <w:rPr>
+          <w:b/>
+          <w:bCs/>
+        </w:rPr>
+      </w:pPr>
+      <w:r>
+        <w:rPr>
+          <w:noProof/>
+        </w:rPr>
+        <w:drawing>
+          <wp:inline distT="0" distB="0" distL="0" distR="0" wp14:anchorId="3C441B1E" wp14:editId="5736412E">
+            <wp:extent cx="2892061" cy="1817580"/>
+            <wp:effectExtent l="0" t="0" r="3810" b="0"/>
+            <wp:docPr id="4" name="Picture 4"/>
+            <wp:cNvGraphicFramePr>
+              <a:graphicFrameLocks xmlns:a="http://schemas.openxmlformats.org/drawingml/2006/main" noChangeAspect="1"/>
+            </wp:cNvGraphicFramePr>
+            <a:graphic xmlns:a="http://schemas.openxmlformats.org/drawingml/2006/main">
+              <a:graphicData uri="http://schemas.openxmlformats.org/drawingml/2006/picture">
+                <pic:pic xmlns:pic="http://schemas.openxmlformats.org/drawingml/2006/picture">
+                  <pic:nvPicPr>
+                    <pic:cNvPr id="1" name=""/>
+                    <pic:cNvPicPr/>
+                  </pic:nvPicPr>
+                  <pic:blipFill>
+                    <a:blip r:embed="rId18"/>
+                    <a:stretch>
+                      <a:fillRect/>
+                    </a:stretch>
+                  </pic:blipFill>
+                  <pic:spPr>
+                    <a:xfrm>
+                      <a:off x="0" y="0"/>
+                      <a:ext cx="2911838" cy="1830009"/>
+                    </a:xfrm>
+                    <a:prstGeom prst="rect">
+                      <a:avLst/>
+                    </a:prstGeom>
+                  </pic:spPr>
+                </pic:pic>
+              </a:graphicData>
+            </a:graphic>
+          </wp:inline>
+        </w:drawing>
+      </w:r>
+    </w:p>
+    <w:p>
+      <w:pPr>
+        <w:pStyle w:val="ListParagraph"/>
+        <w:rPr>
+          <w:b/>
+          <w:bCs/>
+        </w:rPr>
+      </w:pPr>
+      <w:r>
+        <w:rPr>
+          <w:b/>
+          <w:bCs/>
+        </w:rPr>
+        <w:t>You will have another static for admin pages design in the main root folder.</w:t>
+      </w:r>
+    </w:p>
+    <w:p>
+      <w:pPr>
+        <w:pStyle w:val="ListParagraph"/>
+        <w:rPr>
+          <w:b/>
+          <w:bCs/>
+        </w:rPr>
+      </w:pPr>
+    </w:p>
+    <w:p>
+      <w:pPr>
+        <w:pStyle w:val="ListParagraph"/>
+        <w:numPr>
+          <w:ilvl w:val="0"/>
+          <w:numId w:val="1"/>
+        </w:numPr>
+        <w:rPr>
+          <w:b/>
+          <w:bCs/>
+        </w:rPr>
+      </w:pPr>
+      <w:r>
+        <w:rPr>
+          <w:b/>
+          <w:bCs/>
+        </w:rPr>
+        <w:t>Load (</w:t>
+      </w:r>
+      <w:r>
+        <w:rPr>
+          <w:b/>
+          <w:bCs/>
+        </w:rPr>
+        <w:t>{% load static %}</w:t>
+      </w:r>
+      <w:r>
+        <w:rPr>
+          <w:b/>
+          <w:bCs/>
+        </w:rPr>
+        <w:t>) in the home.html page and change all css, font and images.</w:t>
+      </w:r>
+    </w:p>
+    <w:p>
+      <w:pPr>
+        <w:pStyle w:val="ListParagraph"/>
+        <w:jc w:val="center"/>
+        <w:rPr>
+          <w:b/>
+          <w:bCs/>
+        </w:rPr>
+      </w:pPr>
+      <w:r>
+        <w:rPr>
+          <w:noProof/>
+        </w:rPr>
+        <w:drawing>
+          <wp:inline distT="0" distB="0" distL="0" distR="0" wp14:anchorId="5192D184" wp14:editId="14E8B324">
+            <wp:extent cx="2983491" cy="1099472"/>
+            <wp:effectExtent l="0" t="0" r="7620" b="5715"/>
+            <wp:docPr id="8" name="Picture 8"/>
+            <wp:cNvGraphicFramePr>
+              <a:graphicFrameLocks xmlns:a="http://schemas.openxmlformats.org/drawingml/2006/main" noChangeAspect="1"/>
+            </wp:cNvGraphicFramePr>
+            <a:graphic xmlns:a="http://schemas.openxmlformats.org/drawingml/2006/main">
+              <a:graphicData uri="http://schemas.openxmlformats.org/drawingml/2006/picture">
+                <pic:pic xmlns:pic="http://schemas.openxmlformats.org/drawingml/2006/picture">
+                  <pic:nvPicPr>
+                    <pic:cNvPr id="1" name=""/>
+                    <pic:cNvPicPr/>
+                  </pic:nvPicPr>
+                  <pic:blipFill>
+                    <a:blip r:embed="rId19"/>
+                    <a:stretch>
+                      <a:fillRect/>
+                    </a:stretch>
+                  </pic:blipFill>
+                  <pic:spPr>
+                    <a:xfrm>
+                      <a:off x="0" y="0"/>
+                      <a:ext cx="3032421" cy="1117504"/>
+                    </a:xfrm>
+                    <a:prstGeom prst="rect">
+                      <a:avLst/>
+                    </a:prstGeom>
+                  </pic:spPr>
+                </pic:pic>
+              </a:graphicData>
+            </a:graphic>
+          </wp:inline>
+        </w:drawing>
+      </w:r>
+    </w:p>
+    <w:p>
+      <w:pPr>
+        <w:pStyle w:val="ListParagraph"/>
+        <w:jc w:val="center"/>
+        <w:rPr>
+          <w:b/>
+          <w:bCs/>
+        </w:rPr>
+      </w:pPr>
+    </w:p>
+    <w:p>
+      <w:pPr>
+        <w:pStyle w:val="ListParagraph"/>
+        <w:numPr>
+          <w:ilvl w:val="0"/>
+          <w:numId w:val="1"/>
+        </w:numPr>
+        <w:rPr>
+          <w:b/>
+          <w:bCs/>
+        </w:rPr>
+      </w:pPr>
+      <w:r>
+        <w:rPr>
+          <w:b/>
+          <w:bCs/>
+        </w:rPr>
+        <w:t>Create base.html in templates and add all codes that need to be copied on all other pages all other pages will take from this page</w:t>
+      </w:r>
+      <w:r>
+        <w:rPr>
+          <w:b/>
+          <w:bCs/>
+        </w:rPr>
+        <w:t xml:space="preserve"> a</w:t>
+      </w:r>
+      <w:r>
+        <w:rPr>
+          <w:b/>
+          <w:bCs/>
+        </w:rPr>
+        <w:t xml:space="preserve">nd make home.html to </w:t>
+      </w:r>
+      <w:r>
+        <w:rPr>
+          <w:b/>
+          <w:bCs/>
+        </w:rPr>
+        <w:t>extend</w:t>
+      </w:r>
+      <w:r>
+        <w:rPr>
+          <w:b/>
+          <w:bCs/>
+        </w:rPr>
+        <w:t xml:space="preserve"> from base.html.</w:t>
+      </w:r>
+    </w:p>
+    <w:p>
+      <w:pPr>
+        <w:pStyle w:val="ListParagraph"/>
+        <w:rPr>
+          <w:b/>
+          <w:bCs/>
+        </w:rPr>
+      </w:pPr>
+      <w:r>
+        <w:rPr>
+          <w:noProof/>
+        </w:rPr>
+        <w:drawing>
+          <wp:inline distT="0" distB="0" distL="0" distR="0" wp14:anchorId="58E3553D" wp14:editId="37AAC8DA">
+            <wp:extent cx="3091009" cy="2936101"/>
+            <wp:effectExtent l="0" t="0" r="0" b="0"/>
+            <wp:docPr id="9" name="Picture 9"/>
+            <wp:cNvGraphicFramePr>
+              <a:graphicFrameLocks xmlns:a="http://schemas.openxmlformats.org/drawingml/2006/main" noChangeAspect="1"/>
+            </wp:cNvGraphicFramePr>
+            <a:graphic xmlns:a="http://schemas.openxmlformats.org/drawingml/2006/main">
+              <a:graphicData uri="http://schemas.openxmlformats.org/drawingml/2006/picture">
+                <pic:pic xmlns:pic="http://schemas.openxmlformats.org/drawingml/2006/picture">
+                  <pic:nvPicPr>
+                    <pic:cNvPr id="1" name=""/>
+                    <pic:cNvPicPr/>
+                  </pic:nvPicPr>
+                  <pic:blipFill>
+                    <a:blip r:embed="rId20"/>
+                    <a:stretch>
+                      <a:fillRect/>
+                    </a:stretch>
+                  </pic:blipFill>
+                  <pic:spPr>
+                    <a:xfrm>
+                      <a:off x="0" y="0"/>
+                      <a:ext cx="3098990" cy="2943682"/>
+                    </a:xfrm>
+                    <a:prstGeom prst="rect">
+                      <a:avLst/>
+                    </a:prstGeom>
+                  </pic:spPr>
+                </pic:pic>
+              </a:graphicData>
+            </a:graphic>
+          </wp:inline>
+        </w:drawing>
+      </w:r>
+      <w:r>
+        <w:rPr>
+          <w:b/>
+          <w:bCs/>
+        </w:rPr>
+        <w:t xml:space="preserve"> </w:t>
+      </w:r>
+    </w:p>
+    <w:p>
+      <w:pPr>
+        <w:pStyle w:val="ListParagraph"/>
+        <w:jc w:val="center"/>
+        <w:rPr>
+          <w:b/>
+          <w:bCs/>
+        </w:rPr>
+      </w:pPr>
+    </w:p>
+    <w:p>
+      <w:pPr>
+        <w:pStyle w:val="ListParagraph"/>
+        <w:numPr>
+          <w:ilvl w:val="0"/>
+          <w:numId w:val="1"/>
+        </w:numPr>
+        <w:rPr>
+          <w:b/>
+          <w:bCs/>
+        </w:rPr>
+      </w:pPr>
+      <w:r>
+        <w:rPr>
+          <w:b/>
+          <w:bCs/>
+        </w:rPr>
+        <w:lastRenderedPageBreak/>
+        <w:t xml:space="preserve">Break home page to 3 parts </w:t>
+      </w:r>
+      <w:r>
+        <w:rPr>
+          <w:b/>
+          <w:bCs/>
+        </w:rPr>
+        <w:t xml:space="preserve"> (header, nav bar, footer) ..etc.</w:t>
+      </w:r>
+      <w:r>
+        <w:rPr>
+          <w:rFonts w:hint="cs"/>
+          <w:b/>
+          <w:bCs/>
+          <w:rtl/>
+        </w:rPr>
+        <w:t xml:space="preserve"> </w:t>
+      </w:r>
+      <w:r>
+        <w:rPr>
+          <w:b/>
+          <w:bCs/>
+        </w:rPr>
+        <w:t>take the code from base.html</w:t>
+      </w:r>
+      <w:r>
+        <w:rPr>
+          <w:b/>
+          <w:bCs/>
+        </w:rPr>
+        <w:t>, create includes folders and topbar, navbar, and footer.html</w:t>
+      </w:r>
+    </w:p>
+    <w:p>
+      <w:pPr>
+        <w:pStyle w:val="ListParagraph"/>
+        <w:rPr>
+          <w:b/>
+          <w:bCs/>
+        </w:rPr>
+      </w:pPr>
+    </w:p>
+    <w:p>
+      <w:pPr>
+        <w:pStyle w:val="ListParagraph"/>
+        <w:rPr>
+          <w:b/>
+          <w:bCs/>
+        </w:rPr>
+      </w:pPr>
+    </w:p>
+    <w:p>
+      <w:pPr>
+        <w:pStyle w:val="ListParagraph"/>
+        <w:rPr>
+          <w:b/>
+          <w:bCs/>
+        </w:rPr>
+      </w:pPr>
+      <w:r>
+        <w:rPr>
+          <w:noProof/>
+        </w:rPr>
+        <w:drawing>
+          <wp:inline distT="0" distB="0" distL="0" distR="0" wp14:anchorId="5BEC108D" wp14:editId="043BF7E0">
+            <wp:extent cx="5486400" cy="3825240"/>
+            <wp:effectExtent l="0" t="0" r="0" b="3810"/>
+            <wp:docPr id="12" name="Picture 12"/>
+            <wp:cNvGraphicFramePr>
+              <a:graphicFrameLocks xmlns:a="http://schemas.openxmlformats.org/drawingml/2006/main" noChangeAspect="1"/>
+            </wp:cNvGraphicFramePr>
+            <a:graphic xmlns:a="http://schemas.openxmlformats.org/drawingml/2006/main">
+              <a:graphicData uri="http://schemas.openxmlformats.org/drawingml/2006/picture">
+                <pic:pic xmlns:pic="http://schemas.openxmlformats.org/drawingml/2006/picture">
+                  <pic:nvPicPr>
+                    <pic:cNvPr id="1" name=""/>
+                    <pic:cNvPicPr/>
+                  </pic:nvPicPr>
+                  <pic:blipFill>
+                    <a:blip r:embed="rId21"/>
+                    <a:stretch>
+                      <a:fillRect/>
+                    </a:stretch>
+                  </pic:blipFill>
+                  <pic:spPr>
+                    <a:xfrm>
+                      <a:off x="0" y="0"/>
+                      <a:ext cx="5486400" cy="3825240"/>
+                    </a:xfrm>
+                    <a:prstGeom prst="rect">
+                      <a:avLst/>
+                    </a:prstGeom>
+                  </pic:spPr>
+                </pic:pic>
+              </a:graphicData>
+            </a:graphic>
+          </wp:inline>
+        </w:drawing>
+      </w:r>
+    </w:p>
+    <w:p>
+      <w:pPr>
+        <w:pStyle w:val="ListParagraph"/>
+        <w:numPr>
+          <w:ilvl w:val="0"/>
+          <w:numId w:val="1"/>
+        </w:numPr>
+        <w:rPr>
+          <w:b/>
+          <w:bCs/>
+        </w:rPr>
+      </w:pPr>
+      <w:r>
+        <w:rPr>
+          <w:b/>
+          <w:bCs/>
+        </w:rPr>
+        <w:t xml:space="preserve">Move each content for each page and link or include them to the base </w:t>
+      </w:r>
+    </w:p>
+    <w:p>
+      <w:pPr>
+        <w:pStyle w:val="ListParagraph"/>
+        <w:numPr>
+          <w:ilvl w:val="0"/>
+          <w:numId w:val="1"/>
+        </w:numPr>
+        <w:rPr>
+          <w:b/>
+          <w:bCs/>
+        </w:rPr>
+      </w:pPr>
+      <w:r>
+        <w:rPr>
+          <w:b/>
+          <w:bCs/>
+        </w:rPr>
+        <w:t>Create urls and views for each new page</w:t>
+      </w:r>
+      <w:r>
+        <w:rPr>
+          <w:b/>
+          <w:bCs/>
+        </w:rPr>
+        <w:t xml:space="preserve"> and create pages (about, services and contacts</w:t>
+      </w:r>
+    </w:p>
+    <w:p>
+      <w:pPr>
+        <w:pStyle w:val="ListParagraph"/>
+        <w:rPr>
+          <w:b/>
+          <w:bCs/>
+        </w:rPr>
+      </w:pPr>
+    </w:p>
+    <w:p>
+      <w:pPr>
+        <w:pStyle w:val="ListParagraph"/>
+        <w:rPr>
+          <w:b/>
+          <w:bCs/>
+        </w:rPr>
+      </w:pPr>
+      <w:r>
+        <w:rPr>
+          <w:noProof/>
+        </w:rPr>
+        <w:drawing>
+          <wp:inline distT="0" distB="0" distL="0" distR="0" wp14:anchorId="145384C5" wp14:editId="18AE0444">
+            <wp:extent cx="2133511" cy="1789531"/>
+            <wp:effectExtent l="0" t="0" r="635" b="1270"/>
+            <wp:docPr id="14" name="Picture 14"/>
+            <wp:cNvGraphicFramePr>
+              <a:graphicFrameLocks xmlns:a="http://schemas.openxmlformats.org/drawingml/2006/main" noChangeAspect="1"/>
+            </wp:cNvGraphicFramePr>
+            <a:graphic xmlns:a="http://schemas.openxmlformats.org/drawingml/2006/main">
+              <a:graphicData uri="http://schemas.openxmlformats.org/drawingml/2006/picture">
+                <pic:pic xmlns:pic="http://schemas.openxmlformats.org/drawingml/2006/picture">
+                  <pic:nvPicPr>
+                    <pic:cNvPr id="1" name=""/>
+                    <pic:cNvPicPr/>
+                  </pic:nvPicPr>
+                  <pic:blipFill>
+                    <a:blip r:embed="rId22"/>
+                    <a:stretch>
+                      <a:fillRect/>
+                    </a:stretch>
+                  </pic:blipFill>
+                  <pic:spPr>
+                    <a:xfrm>
+                      <a:off x="0" y="0"/>
+                      <a:ext cx="2173087" cy="1822726"/>
+                    </a:xfrm>
+                    <a:prstGeom prst="rect">
+                      <a:avLst/>
+                    </a:prstGeom>
+                  </pic:spPr>
+                </pic:pic>
+              </a:graphicData>
+            </a:graphic>
+          </wp:inline>
+        </w:drawing>
+      </w:r>
+    </w:p>
+    <w:p>
+      <w:pPr>
+        <w:pStyle w:val="ListParagraph"/>
+        <w:rPr>
+          <w:b/>
+          <w:bCs/>
+        </w:rPr>
+      </w:pPr>
+      <w:r>
+        <w:rPr>
+          <w:noProof/>
+        </w:rPr>
+        <w:drawing>
+          <wp:inline distT="0" distB="0" distL="0" distR="0" wp14:anchorId="24BB5451" wp14:editId="34BC6491">
+            <wp:extent cx="2087559" cy="1062990"/>
+            <wp:effectExtent l="0" t="0" r="8255" b="3810"/>
+            <wp:docPr id="16" name="Picture 16"/>
+            <wp:cNvGraphicFramePr>
+              <a:graphicFrameLocks xmlns:a="http://schemas.openxmlformats.org/drawingml/2006/main" noChangeAspect="1"/>
+            </wp:cNvGraphicFramePr>
+            <a:graphic xmlns:a="http://schemas.openxmlformats.org/drawingml/2006/main">
+              <a:graphicData uri="http://schemas.openxmlformats.org/drawingml/2006/picture">
+                <pic:pic xmlns:pic="http://schemas.openxmlformats.org/drawingml/2006/picture">
+                  <pic:nvPicPr>
+                    <pic:cNvPr id="1" name=""/>
+                    <pic:cNvPicPr/>
+                  </pic:nvPicPr>
+                  <pic:blipFill>
+                    <a:blip r:embed="rId23"/>
+                    <a:stretch>
+                      <a:fillRect/>
+                    </a:stretch>
+                  </pic:blipFill>
+                  <pic:spPr>
+                    <a:xfrm>
+                      <a:off x="0" y="0"/>
+                      <a:ext cx="2155385" cy="1097527"/>
+                    </a:xfrm>
+                    <a:prstGeom prst="rect">
+                      <a:avLst/>
+                    </a:prstGeom>
+                  </pic:spPr>
+                </pic:pic>
+              </a:graphicData>
+            </a:graphic>
+          </wp:inline>
+        </w:drawing>
+      </w:r>
+    </w:p>
+    <w:p>
+      <w:pPr>
+        <w:pStyle w:val="ListParagraph"/>
+        <w:numPr>
+          <w:ilvl w:val="0"/>
+          <w:numId w:val="1"/>
+        </w:numPr>
+        <w:rPr>
+          <w:b/>
+          <w:bCs/>
+        </w:rPr>
+      </w:pPr>
+      <w:r>
+        <w:rPr>
+          <w:b/>
+          <w:bCs/>
+        </w:rPr>
+        <w:lastRenderedPageBreak/>
+        <w:t>Link the pages inside the navbar.html</w:t>
+      </w:r>
+    </w:p>
+    <w:p>
+      <w:pPr>
+        <w:pStyle w:val="ListParagraph"/>
+        <w:rPr>
+          <w:b/>
+          <w:bCs/>
+        </w:rPr>
+      </w:pPr>
+      <w:r>
+        <w:rPr>
+          <w:b/>
+          <w:bCs/>
+        </w:rPr>
+        <w:t>{% url ‘about’ %}</w:t>
+      </w:r>
+    </w:p>
+    <w:p>
+      <w:pPr>
+        <w:rPr>
+          <w:b/>
+          <w:bCs/>
+        </w:rPr>
+      </w:pPr>
+      <w:r>
+        <w:rPr>
+          <w:noProof/>
+        </w:rPr>
+        <w:t>l</w:t>
+      </w:r>
+      <w:bookmarkStart w:id="0" w:name="_GoBack"/>
+      <w:bookmarkEnd w:id="0"/>
+      <w:r>
+        <w:rPr>
+          <w:noProof/>
+        </w:rPr>
+        <w:drawing>
+          <wp:inline distT="0" distB="0" distL="0" distR="0" wp14:anchorId="2A38F534" wp14:editId="4276ACB2">
+            <wp:extent cx="4011827" cy="3894815"/>
+            <wp:effectExtent l="0" t="0" r="8255" b="0"/>
+            <wp:docPr id="21" name="Picture 21"/>
+            <wp:cNvGraphicFramePr>
+              <a:graphicFrameLocks xmlns:a="http://schemas.openxmlformats.org/drawingml/2006/main" noChangeAspect="1"/>
+            </wp:cNvGraphicFramePr>
+            <a:graphic xmlns:a="http://schemas.openxmlformats.org/drawingml/2006/main">
+              <a:graphicData uri="http://schemas.openxmlformats.org/drawingml/2006/picture">
+                <pic:pic xmlns:pic="http://schemas.openxmlformats.org/drawingml/2006/picture">
+                  <pic:nvPicPr>
+                    <pic:cNvPr id="1" name=""/>
+                    <pic:cNvPicPr/>
+                  </pic:nvPicPr>
+                  <pic:blipFill>
+                    <a:blip r:embed="rId24"/>
+                    <a:stretch>
+                      <a:fillRect/>
+                    </a:stretch>
+                  </pic:blipFill>
+                  <pic:spPr>
+                    <a:xfrm>
+                      <a:off x="0" y="0"/>
+                      <a:ext cx="4019518" cy="3902282"/>
+                    </a:xfrm>
+                    <a:prstGeom prst="rect">
+                      <a:avLst/>
+                    </a:prstGeom>
+                  </pic:spPr>
+                </pic:pic>
+              </a:graphicData>
+            </a:graphic>
+          </wp:inline>
+        </w:drawing>
+      </w:r>
+    </w:p>
     <w:sectPr>
       <w:pgSz w:w="12240" w:h="15840"/>
       <w:pgMar w:top="1440" w:right="1800" w:bottom="1440" w:left="1800" w:header="720" w:footer="720" w:gutter="0"/>
@@ -1117,6 +2004,119 @@
     </w:lvl>
   </w:abstractNum>
   <w:abstractNum w:abstractNumId="1" w15:restartNumberingAfterBreak="0">
+    <w:nsid w:val="492010FE"/>
+    <w:multiLevelType w:val="hybridMultilevel"/>
+    <w:tmpl w:val="56AECF56"/>
+    <w:lvl w:ilvl="0" w:tplc="4184CAC4">
+      <w:start w:val="11"/>
+      <w:numFmt w:val="bullet"/>
+      <w:lvlText w:val="-"/>
+      <w:lvlJc w:val="left"/>
+      <w:pPr>
+        <w:ind w:left="1080" w:hanging="360"/>
+      </w:pPr>
+      <w:rPr>
+        <w:rFonts w:ascii="Calibri" w:eastAsiaTheme="minorHAnsi" w:hAnsi="Calibri" w:cs="Calibri" w:hint="default"/>
+      </w:rPr>
+    </w:lvl>
+    <w:lvl w:ilvl="1" w:tplc="04090003" w:tentative="1">
+      <w:start w:val="1"/>
+      <w:numFmt w:val="bullet"/>
+      <w:lvlText w:val="o"/>
+      <w:lvlJc w:val="left"/>
+      <w:pPr>
+        <w:ind w:left="1800" w:hanging="360"/>
+      </w:pPr>
+      <w:rPr>
+        <w:rFonts w:ascii="Courier New" w:hAnsi="Courier New" w:cs="Courier New" w:hint="default"/>
+      </w:rPr>
+    </w:lvl>
+    <w:lvl w:ilvl="2" w:tplc="04090005" w:tentative="1">
+      <w:start w:val="1"/>
+      <w:numFmt w:val="bullet"/>
+      <w:lvlText w:val=""/>
+      <w:lvlJc w:val="left"/>
+      <w:pPr>
+        <w:ind w:left="2520" w:hanging="360"/>
+      </w:pPr>
+      <w:rPr>
+        <w:rFonts w:ascii="Wingdings" w:hAnsi="Wingdings" w:hint="default"/>
+      </w:rPr>
+    </w:lvl>
+    <w:lvl w:ilvl="3" w:tplc="04090001" w:tentative="1">
+      <w:start w:val="1"/>
+      <w:numFmt w:val="bullet"/>
+      <w:lvlText w:val=""/>
+      <w:lvlJc w:val="left"/>
+      <w:pPr>
+        <w:ind w:left="3240" w:hanging="360"/>
+      </w:pPr>
+      <w:rPr>
+        <w:rFonts w:ascii="Symbol" w:hAnsi="Symbol" w:hint="default"/>
+      </w:rPr>
+    </w:lvl>
+    <w:lvl w:ilvl="4" w:tplc="04090003" w:tentative="1">
+      <w:start w:val="1"/>
+      <w:numFmt w:val="bullet"/>
+      <w:lvlText w:val="o"/>
+      <w:lvlJc w:val="left"/>
+      <w:pPr>
+        <w:ind w:left="3960" w:hanging="360"/>
+      </w:pPr>
+      <w:rPr>
+        <w:rFonts w:ascii="Courier New" w:hAnsi="Courier New" w:cs="Courier New" w:hint="default"/>
+      </w:rPr>
+    </w:lvl>
+    <w:lvl w:ilvl="5" w:tplc="04090005" w:tentative="1">
+      <w:start w:val="1"/>
+      <w:numFmt w:val="bullet"/>
+      <w:lvlText w:val=""/>
+      <w:lvlJc w:val="left"/>
+      <w:pPr>
+        <w:ind w:left="4680" w:hanging="360"/>
+      </w:pPr>
+      <w:rPr>
+        <w:rFonts w:ascii="Wingdings" w:hAnsi="Wingdings" w:hint="default"/>
+      </w:rPr>
+    </w:lvl>
+    <w:lvl w:ilvl="6" w:tplc="04090001" w:tentative="1">
+      <w:start w:val="1"/>
+      <w:numFmt w:val="bullet"/>
+      <w:lvlText w:val=""/>
+      <w:lvlJc w:val="left"/>
+      <w:pPr>
+        <w:ind w:left="5400" w:hanging="360"/>
+      </w:pPr>
+      <w:rPr>
+        <w:rFonts w:ascii="Symbol" w:hAnsi="Symbol" w:hint="default"/>
+      </w:rPr>
+    </w:lvl>
+    <w:lvl w:ilvl="7" w:tplc="04090003" w:tentative="1">
+      <w:start w:val="1"/>
+      <w:numFmt w:val="bullet"/>
+      <w:lvlText w:val="o"/>
+      <w:lvlJc w:val="left"/>
+      <w:pPr>
+        <w:ind w:left="6120" w:hanging="360"/>
+      </w:pPr>
+      <w:rPr>
+        <w:rFonts w:ascii="Courier New" w:hAnsi="Courier New" w:cs="Courier New" w:hint="default"/>
+      </w:rPr>
+    </w:lvl>
+    <w:lvl w:ilvl="8" w:tplc="04090005" w:tentative="1">
+      <w:start w:val="1"/>
+      <w:numFmt w:val="bullet"/>
+      <w:lvlText w:val=""/>
+      <w:lvlJc w:val="left"/>
+      <w:pPr>
+        <w:ind w:left="6840" w:hanging="360"/>
+      </w:pPr>
+      <w:rPr>
+        <w:rFonts w:ascii="Wingdings" w:hAnsi="Wingdings" w:hint="default"/>
+      </w:rPr>
+    </w:lvl>
+  </w:abstractNum>
+  <w:abstractNum w:abstractNumId="2" w15:restartNumberingAfterBreak="0">
     <w:nsid w:val="4A167FA2"/>
     <w:multiLevelType w:val="hybridMultilevel"/>
     <w:tmpl w:val="7932198C"/>
@@ -1205,7 +2205,120 @@
       </w:pPr>
     </w:lvl>
   </w:abstractNum>
-  <w:abstractNum w:abstractNumId="2" w15:restartNumberingAfterBreak="0">
+  <w:abstractNum w:abstractNumId="3" w15:restartNumberingAfterBreak="0">
+    <w:nsid w:val="57B87B0E"/>
+    <w:multiLevelType w:val="hybridMultilevel"/>
+    <w:tmpl w:val="16F618BE"/>
+    <w:lvl w:ilvl="0" w:tplc="9BACA554">
+      <w:start w:val="11"/>
+      <w:numFmt w:val="bullet"/>
+      <w:lvlText w:val="-"/>
+      <w:lvlJc w:val="left"/>
+      <w:pPr>
+        <w:ind w:left="1440" w:hanging="360"/>
+      </w:pPr>
+      <w:rPr>
+        <w:rFonts w:ascii="Calibri" w:eastAsiaTheme="minorHAnsi" w:hAnsi="Calibri" w:cs="Calibri" w:hint="default"/>
+      </w:rPr>
+    </w:lvl>
+    <w:lvl w:ilvl="1" w:tplc="04090003" w:tentative="1">
+      <w:start w:val="1"/>
+      <w:numFmt w:val="bullet"/>
+      <w:lvlText w:val="o"/>
+      <w:lvlJc w:val="left"/>
+      <w:pPr>
+        <w:ind w:left="2160" w:hanging="360"/>
+      </w:pPr>
+      <w:rPr>
+        <w:rFonts w:ascii="Courier New" w:hAnsi="Courier New" w:cs="Courier New" w:hint="default"/>
+      </w:rPr>
+    </w:lvl>
+    <w:lvl w:ilvl="2" w:tplc="04090005" w:tentative="1">
+      <w:start w:val="1"/>
+      <w:numFmt w:val="bullet"/>
+      <w:lvlText w:val=""/>
+      <w:lvlJc w:val="left"/>
+      <w:pPr>
+        <w:ind w:left="2880" w:hanging="360"/>
+      </w:pPr>
+      <w:rPr>
+        <w:rFonts w:ascii="Wingdings" w:hAnsi="Wingdings" w:hint="default"/>
+      </w:rPr>
+    </w:lvl>
+    <w:lvl w:ilvl="3" w:tplc="04090001" w:tentative="1">
+      <w:start w:val="1"/>
+      <w:numFmt w:val="bullet"/>
+      <w:lvlText w:val=""/>
+      <w:lvlJc w:val="left"/>
+      <w:pPr>
+        <w:ind w:left="3600" w:hanging="360"/>
+      </w:pPr>
+      <w:rPr>
+        <w:rFonts w:ascii="Symbol" w:hAnsi="Symbol" w:hint="default"/>
+      </w:rPr>
+    </w:lvl>
+    <w:lvl w:ilvl="4" w:tplc="04090003" w:tentative="1">
+      <w:start w:val="1"/>
+      <w:numFmt w:val="bullet"/>
+      <w:lvlText w:val="o"/>
+      <w:lvlJc w:val="left"/>
+      <w:pPr>
+        <w:ind w:left="4320" w:hanging="360"/>
+      </w:pPr>
+      <w:rPr>
+        <w:rFonts w:ascii="Courier New" w:hAnsi="Courier New" w:cs="Courier New" w:hint="default"/>
+      </w:rPr>
+    </w:lvl>
+    <w:lvl w:ilvl="5" w:tplc="04090005" w:tentative="1">
+      <w:start w:val="1"/>
+      <w:numFmt w:val="bullet"/>
+      <w:lvlText w:val=""/>
+      <w:lvlJc w:val="left"/>
+      <w:pPr>
+        <w:ind w:left="5040" w:hanging="360"/>
+      </w:pPr>
+      <w:rPr>
+        <w:rFonts w:ascii="Wingdings" w:hAnsi="Wingdings" w:hint="default"/>
+      </w:rPr>
+    </w:lvl>
+    <w:lvl w:ilvl="6" w:tplc="04090001" w:tentative="1">
+      <w:start w:val="1"/>
+      <w:numFmt w:val="bullet"/>
+      <w:lvlText w:val=""/>
+      <w:lvlJc w:val="left"/>
+      <w:pPr>
+        <w:ind w:left="5760" w:hanging="360"/>
+      </w:pPr>
+      <w:rPr>
+        <w:rFonts w:ascii="Symbol" w:hAnsi="Symbol" w:hint="default"/>
+      </w:rPr>
+    </w:lvl>
+    <w:lvl w:ilvl="7" w:tplc="04090003" w:tentative="1">
+      <w:start w:val="1"/>
+      <w:numFmt w:val="bullet"/>
+      <w:lvlText w:val="o"/>
+      <w:lvlJc w:val="left"/>
+      <w:pPr>
+        <w:ind w:left="6480" w:hanging="360"/>
+      </w:pPr>
+      <w:rPr>
+        <w:rFonts w:ascii="Courier New" w:hAnsi="Courier New" w:cs="Courier New" w:hint="default"/>
+      </w:rPr>
+    </w:lvl>
+    <w:lvl w:ilvl="8" w:tplc="04090005" w:tentative="1">
+      <w:start w:val="1"/>
+      <w:numFmt w:val="bullet"/>
+      <w:lvlText w:val=""/>
+      <w:lvlJc w:val="left"/>
+      <w:pPr>
+        <w:ind w:left="7200" w:hanging="360"/>
+      </w:pPr>
+      <w:rPr>
+        <w:rFonts w:ascii="Wingdings" w:hAnsi="Wingdings" w:hint="default"/>
+      </w:rPr>
+    </w:lvl>
+  </w:abstractNum>
+  <w:abstractNum w:abstractNumId="4" w15:restartNumberingAfterBreak="0">
     <w:nsid w:val="5C433F36"/>
     <w:multiLevelType w:val="hybridMultilevel"/>
     <w:tmpl w:val="7932198C"/>
@@ -1295,13 +2408,19 @@
     </w:lvl>
   </w:abstractNum>
   <w:num w:numId="1">
-    <w:abstractNumId w:val="2"/>
+    <w:abstractNumId w:val="4"/>
   </w:num>
   <w:num w:numId="2">
     <w:abstractNumId w:val="0"/>
   </w:num>
   <w:num w:numId="3">
+    <w:abstractNumId w:val="2"/>
+  </w:num>
+  <w:num w:numId="4">
     <w:abstractNumId w:val="1"/>
+  </w:num>
+  <w:num w:numId="5">
+    <w:abstractNumId w:val="3"/>
   </w:num>
 </w:numbering>
 </file>

--- a/ReadMe.docx
+++ b/ReadMe.docx
@@ -1505,14 +1505,7 @@
           <w:bCs/>
         </w:rPr>
         <w:lastRenderedPageBreak/>
-        <w:t xml:space="preserve">Break home page to 3 parts </w:t>
-      </w:r>
-      <w:r>
-        <w:rPr>
-          <w:b/>
-          <w:bCs/>
-        </w:rPr>
-        <w:t xml:space="preserve"> (header, nav bar, footer) ..etc.</w:t>
+        <w:t>Break home page to 3 parts  (header, nav bar, footer) ..etc.</w:t>
       </w:r>
       <w:r>
         <w:rPr>
@@ -1799,18 +1792,15 @@
     <w:p>
       <w:pPr>
         <w:rPr>
-          <w:b/>
-          <w:bCs/>
-        </w:rPr>
-      </w:pPr>
-      <w:r>
-        <w:rPr>
           <w:noProof/>
         </w:rPr>
+      </w:pPr>
+      <w:r>
+        <w:rPr>
+          <w:noProof/>
+        </w:rPr>
         <w:t>l</w:t>
       </w:r>
-      <w:bookmarkStart w:id="0" w:name="_GoBack"/>
-      <w:bookmarkEnd w:id="0"/>
       <w:r>
         <w:rPr>
           <w:noProof/>
@@ -1851,6 +1841,2740 @@
           </wp:inline>
         </w:drawing>
       </w:r>
+    </w:p>
+    <w:p>
+      <w:pPr>
+        <w:pStyle w:val="ListParagraph"/>
+        <w:numPr>
+          <w:ilvl w:val="0"/>
+          <w:numId w:val="1"/>
+        </w:numPr>
+        <w:rPr>
+          <w:b/>
+          <w:bCs/>
+        </w:rPr>
+      </w:pPr>
+      <w:r>
+        <w:rPr>
+          <w:b/>
+          <w:bCs/>
+        </w:rPr>
+        <w:t xml:space="preserve">Create DB “carzone_db” in postsql and change the assign the db in stting.py </w:t>
+      </w:r>
+    </w:p>
+    <w:p>
+      <w:pPr>
+        <w:pStyle w:val="ListParagraph"/>
+        <w:rPr>
+          <w:b/>
+          <w:bCs/>
+        </w:rPr>
+      </w:pPr>
+      <w:r>
+        <w:rPr>
+          <w:noProof/>
+        </w:rPr>
+        <w:drawing>
+          <wp:inline distT="0" distB="0" distL="0" distR="0" wp14:anchorId="1F2FAB55" wp14:editId="01C32CC3">
+            <wp:extent cx="1852613" cy="733635"/>
+            <wp:effectExtent l="0" t="0" r="0" b="9525"/>
+            <wp:docPr id="22" name="Picture 22"/>
+            <wp:cNvGraphicFramePr>
+              <a:graphicFrameLocks xmlns:a="http://schemas.openxmlformats.org/drawingml/2006/main" noChangeAspect="1"/>
+            </wp:cNvGraphicFramePr>
+            <a:graphic xmlns:a="http://schemas.openxmlformats.org/drawingml/2006/main">
+              <a:graphicData uri="http://schemas.openxmlformats.org/drawingml/2006/picture">
+                <pic:pic xmlns:pic="http://schemas.openxmlformats.org/drawingml/2006/picture">
+                  <pic:nvPicPr>
+                    <pic:cNvPr id="1" name=""/>
+                    <pic:cNvPicPr/>
+                  </pic:nvPicPr>
+                  <pic:blipFill>
+                    <a:blip r:embed="rId25"/>
+                    <a:stretch>
+                      <a:fillRect/>
+                    </a:stretch>
+                  </pic:blipFill>
+                  <pic:spPr>
+                    <a:xfrm>
+                      <a:off x="0" y="0"/>
+                      <a:ext cx="1890743" cy="748734"/>
+                    </a:xfrm>
+                    <a:prstGeom prst="rect">
+                      <a:avLst/>
+                    </a:prstGeom>
+                  </pic:spPr>
+                </pic:pic>
+              </a:graphicData>
+            </a:graphic>
+          </wp:inline>
+        </w:drawing>
+      </w:r>
+    </w:p>
+    <w:p>
+      <w:pPr>
+        <w:pStyle w:val="ListParagraph"/>
+        <w:numPr>
+          <w:ilvl w:val="0"/>
+          <w:numId w:val="1"/>
+        </w:numPr>
+        <w:rPr>
+          <w:b/>
+          <w:bCs/>
+        </w:rPr>
+      </w:pPr>
+      <w:r>
+        <w:rPr>
+          <w:b/>
+          <w:bCs/>
+        </w:rPr>
+        <w:t>Python mange.py makemigrations</w:t>
+      </w:r>
+    </w:p>
+    <w:p>
+      <w:pPr>
+        <w:pStyle w:val="ListParagraph"/>
+        <w:numPr>
+          <w:ilvl w:val="0"/>
+          <w:numId w:val="1"/>
+        </w:numPr>
+        <w:rPr>
+          <w:b/>
+          <w:bCs/>
+        </w:rPr>
+      </w:pPr>
+      <w:r>
+        <w:rPr>
+          <w:b/>
+          <w:bCs/>
+        </w:rPr>
+        <w:t>Python mange.py migrate</w:t>
+      </w:r>
+    </w:p>
+    <w:p>
+      <w:pPr>
+        <w:pStyle w:val="ListParagraph"/>
+        <w:numPr>
+          <w:ilvl w:val="0"/>
+          <w:numId w:val="1"/>
+        </w:numPr>
+        <w:rPr>
+          <w:b/>
+          <w:bCs/>
+        </w:rPr>
+      </w:pPr>
+      <w:r>
+        <w:rPr>
+          <w:b/>
+          <w:bCs/>
+        </w:rPr>
+        <w:t xml:space="preserve">Create superuser </w:t>
+      </w:r>
+    </w:p>
+    <w:p>
+      <w:pPr>
+        <w:pStyle w:val="ListParagraph"/>
+        <w:rPr>
+          <w:b/>
+          <w:bCs/>
+        </w:rPr>
+      </w:pPr>
+      <w:r>
+        <w:rPr>
+          <w:noProof/>
+        </w:rPr>
+        <w:drawing>
+          <wp:inline distT="0" distB="0" distL="0" distR="0" wp14:anchorId="265A4C31" wp14:editId="3591CB91">
+            <wp:extent cx="1933575" cy="696503"/>
+            <wp:effectExtent l="0" t="0" r="0" b="8890"/>
+            <wp:docPr id="11" name="Picture 11"/>
+            <wp:cNvGraphicFramePr>
+              <a:graphicFrameLocks xmlns:a="http://schemas.openxmlformats.org/drawingml/2006/main" noChangeAspect="1"/>
+            </wp:cNvGraphicFramePr>
+            <a:graphic xmlns:a="http://schemas.openxmlformats.org/drawingml/2006/main">
+              <a:graphicData uri="http://schemas.openxmlformats.org/drawingml/2006/picture">
+                <pic:pic xmlns:pic="http://schemas.openxmlformats.org/drawingml/2006/picture">
+                  <pic:nvPicPr>
+                    <pic:cNvPr id="1" name=""/>
+                    <pic:cNvPicPr/>
+                  </pic:nvPicPr>
+                  <pic:blipFill>
+                    <a:blip r:embed="rId26"/>
+                    <a:stretch>
+                      <a:fillRect/>
+                    </a:stretch>
+                  </pic:blipFill>
+                  <pic:spPr>
+                    <a:xfrm>
+                      <a:off x="0" y="0"/>
+                      <a:ext cx="1971932" cy="710320"/>
+                    </a:xfrm>
+                    <a:prstGeom prst="rect">
+                      <a:avLst/>
+                    </a:prstGeom>
+                  </pic:spPr>
+                </pic:pic>
+              </a:graphicData>
+            </a:graphic>
+          </wp:inline>
+        </w:drawing>
+      </w:r>
+    </w:p>
+    <w:p>
+      <w:pPr>
+        <w:pStyle w:val="ListParagraph"/>
+        <w:numPr>
+          <w:ilvl w:val="0"/>
+          <w:numId w:val="1"/>
+        </w:numPr>
+        <w:rPr>
+          <w:b/>
+          <w:bCs/>
+        </w:rPr>
+      </w:pPr>
+      <w:r>
+        <w:rPr>
+          <w:b/>
+          <w:bCs/>
+        </w:rPr>
+        <w:t xml:space="preserve">Create team model to display the team info </w:t>
+      </w:r>
+      <w:r>
+        <w:rPr>
+          <w:b/>
+          <w:bCs/>
+        </w:rPr>
+        <w:t>called (team)</w:t>
+      </w:r>
+    </w:p>
+    <w:p>
+      <w:pPr>
+        <w:pStyle w:val="ListParagraph"/>
+        <w:rPr>
+          <w:b/>
+          <w:bCs/>
+        </w:rPr>
+      </w:pPr>
+      <w:r>
+        <w:rPr>
+          <w:noProof/>
+        </w:rPr>
+        <w:drawing>
+          <wp:inline distT="0" distB="0" distL="0" distR="0" wp14:anchorId="7A9B9787" wp14:editId="41934E61">
+            <wp:extent cx="3405188" cy="1108263"/>
+            <wp:effectExtent l="0" t="0" r="5080" b="0"/>
+            <wp:docPr id="20" name="Picture 20"/>
+            <wp:cNvGraphicFramePr>
+              <a:graphicFrameLocks xmlns:a="http://schemas.openxmlformats.org/drawingml/2006/main" noChangeAspect="1"/>
+            </wp:cNvGraphicFramePr>
+            <a:graphic xmlns:a="http://schemas.openxmlformats.org/drawingml/2006/main">
+              <a:graphicData uri="http://schemas.openxmlformats.org/drawingml/2006/picture">
+                <pic:pic xmlns:pic="http://schemas.openxmlformats.org/drawingml/2006/picture">
+                  <pic:nvPicPr>
+                    <pic:cNvPr id="1" name=""/>
+                    <pic:cNvPicPr/>
+                  </pic:nvPicPr>
+                  <pic:blipFill>
+                    <a:blip r:embed="rId27"/>
+                    <a:stretch>
+                      <a:fillRect/>
+                    </a:stretch>
+                  </pic:blipFill>
+                  <pic:spPr>
+                    <a:xfrm>
+                      <a:off x="0" y="0"/>
+                      <a:ext cx="3420329" cy="1113191"/>
+                    </a:xfrm>
+                    <a:prstGeom prst="rect">
+                      <a:avLst/>
+                    </a:prstGeom>
+                  </pic:spPr>
+                </pic:pic>
+              </a:graphicData>
+            </a:graphic>
+          </wp:inline>
+        </w:drawing>
+      </w:r>
+    </w:p>
+    <w:p>
+      <w:pPr>
+        <w:pStyle w:val="ListParagraph"/>
+        <w:rPr>
+          <w:b/>
+          <w:bCs/>
+        </w:rPr>
+      </w:pPr>
+    </w:p>
+    <w:p>
+      <w:pPr>
+        <w:pStyle w:val="ListParagraph"/>
+        <w:numPr>
+          <w:ilvl w:val="0"/>
+          <w:numId w:val="1"/>
+        </w:numPr>
+        <w:rPr>
+          <w:b/>
+          <w:bCs/>
+        </w:rPr>
+      </w:pPr>
+      <w:r>
+        <w:rPr>
+          <w:b/>
+          <w:bCs/>
+        </w:rPr>
+        <w:lastRenderedPageBreak/>
+        <w:t>Register model in admin.py</w:t>
+      </w:r>
+    </w:p>
+    <w:p>
+      <w:pPr>
+        <w:pStyle w:val="ListParagraph"/>
+        <w:rPr>
+          <w:b/>
+          <w:bCs/>
+        </w:rPr>
+      </w:pPr>
+      <w:r>
+        <w:rPr>
+          <w:noProof/>
+        </w:rPr>
+        <w:drawing>
+          <wp:inline distT="0" distB="0" distL="0" distR="0" wp14:anchorId="20CDD418" wp14:editId="2856E274">
+            <wp:extent cx="1862138" cy="1042710"/>
+            <wp:effectExtent l="0" t="0" r="5080" b="5080"/>
+            <wp:docPr id="24" name="Picture 24"/>
+            <wp:cNvGraphicFramePr>
+              <a:graphicFrameLocks xmlns:a="http://schemas.openxmlformats.org/drawingml/2006/main" noChangeAspect="1"/>
+            </wp:cNvGraphicFramePr>
+            <a:graphic xmlns:a="http://schemas.openxmlformats.org/drawingml/2006/main">
+              <a:graphicData uri="http://schemas.openxmlformats.org/drawingml/2006/picture">
+                <pic:pic xmlns:pic="http://schemas.openxmlformats.org/drawingml/2006/picture">
+                  <pic:nvPicPr>
+                    <pic:cNvPr id="1" name=""/>
+                    <pic:cNvPicPr/>
+                  </pic:nvPicPr>
+                  <pic:blipFill>
+                    <a:blip r:embed="rId28"/>
+                    <a:stretch>
+                      <a:fillRect/>
+                    </a:stretch>
+                  </pic:blipFill>
+                  <pic:spPr>
+                    <a:xfrm>
+                      <a:off x="0" y="0"/>
+                      <a:ext cx="1876988" cy="1051025"/>
+                    </a:xfrm>
+                    <a:prstGeom prst="rect">
+                      <a:avLst/>
+                    </a:prstGeom>
+                  </pic:spPr>
+                </pic:pic>
+              </a:graphicData>
+            </a:graphic>
+          </wp:inline>
+        </w:drawing>
+      </w:r>
+    </w:p>
+    <w:p>
+      <w:pPr>
+        <w:pStyle w:val="ListParagraph"/>
+        <w:numPr>
+          <w:ilvl w:val="0"/>
+          <w:numId w:val="1"/>
+        </w:numPr>
+        <w:rPr>
+          <w:b/>
+          <w:bCs/>
+        </w:rPr>
+      </w:pPr>
+      <w:r>
+        <w:rPr>
+          <w:b/>
+          <w:bCs/>
+        </w:rPr>
+        <w:t xml:space="preserve">Register the media to make the image links work in the admin </w:t>
+      </w:r>
+    </w:p>
+    <w:p>
+      <w:pPr>
+        <w:pStyle w:val="ListParagraph"/>
+        <w:rPr>
+          <w:b/>
+          <w:bCs/>
+        </w:rPr>
+      </w:pPr>
+      <w:r>
+        <w:rPr>
+          <w:noProof/>
+        </w:rPr>
+        <w:drawing>
+          <wp:inline distT="0" distB="0" distL="0" distR="0" wp14:anchorId="6F5E32AC" wp14:editId="31DC0986">
+            <wp:extent cx="3629025" cy="285618"/>
+            <wp:effectExtent l="0" t="0" r="0" b="635"/>
+            <wp:docPr id="23" name="Picture 23"/>
+            <wp:cNvGraphicFramePr>
+              <a:graphicFrameLocks xmlns:a="http://schemas.openxmlformats.org/drawingml/2006/main" noChangeAspect="1"/>
+            </wp:cNvGraphicFramePr>
+            <a:graphic xmlns:a="http://schemas.openxmlformats.org/drawingml/2006/main">
+              <a:graphicData uri="http://schemas.openxmlformats.org/drawingml/2006/picture">
+                <pic:pic xmlns:pic="http://schemas.openxmlformats.org/drawingml/2006/picture">
+                  <pic:nvPicPr>
+                    <pic:cNvPr id="1" name=""/>
+                    <pic:cNvPicPr/>
+                  </pic:nvPicPr>
+                  <pic:blipFill>
+                    <a:blip r:embed="rId29"/>
+                    <a:stretch>
+                      <a:fillRect/>
+                    </a:stretch>
+                  </pic:blipFill>
+                  <pic:spPr>
+                    <a:xfrm>
+                      <a:off x="0" y="0"/>
+                      <a:ext cx="3764085" cy="296248"/>
+                    </a:xfrm>
+                    <a:prstGeom prst="rect">
+                      <a:avLst/>
+                    </a:prstGeom>
+                  </pic:spPr>
+                </pic:pic>
+              </a:graphicData>
+            </a:graphic>
+          </wp:inline>
+        </w:drawing>
+      </w:r>
+    </w:p>
+    <w:p>
+      <w:pPr>
+        <w:pStyle w:val="ListParagraph"/>
+        <w:numPr>
+          <w:ilvl w:val="0"/>
+          <w:numId w:val="1"/>
+        </w:numPr>
+        <w:rPr>
+          <w:b/>
+          <w:bCs/>
+        </w:rPr>
+      </w:pPr>
+      <w:r>
+        <w:rPr>
+          <w:b/>
+          <w:bCs/>
+        </w:rPr>
+        <w:t>Urls.py in project use static to include MEDIA_URL</w:t>
+      </w:r>
+    </w:p>
+    <w:p>
+      <w:pPr>
+        <w:pStyle w:val="ListParagraph"/>
+        <w:rPr>
+          <w:b/>
+          <w:bCs/>
+        </w:rPr>
+      </w:pPr>
+      <w:r>
+        <w:rPr>
+          <w:noProof/>
+        </w:rPr>
+        <w:drawing>
+          <wp:inline distT="0" distB="0" distL="0" distR="0" wp14:anchorId="7A2E4C75" wp14:editId="78660780">
+            <wp:extent cx="3128963" cy="1076305"/>
+            <wp:effectExtent l="0" t="0" r="0" b="0"/>
+            <wp:docPr id="25" name="Picture 25"/>
+            <wp:cNvGraphicFramePr>
+              <a:graphicFrameLocks xmlns:a="http://schemas.openxmlformats.org/drawingml/2006/main" noChangeAspect="1"/>
+            </wp:cNvGraphicFramePr>
+            <a:graphic xmlns:a="http://schemas.openxmlformats.org/drawingml/2006/main">
+              <a:graphicData uri="http://schemas.openxmlformats.org/drawingml/2006/picture">
+                <pic:pic xmlns:pic="http://schemas.openxmlformats.org/drawingml/2006/picture">
+                  <pic:nvPicPr>
+                    <pic:cNvPr id="1" name=""/>
+                    <pic:cNvPicPr/>
+                  </pic:nvPicPr>
+                  <pic:blipFill>
+                    <a:blip r:embed="rId30"/>
+                    <a:stretch>
+                      <a:fillRect/>
+                    </a:stretch>
+                  </pic:blipFill>
+                  <pic:spPr>
+                    <a:xfrm>
+                      <a:off x="0" y="0"/>
+                      <a:ext cx="3170946" cy="1090746"/>
+                    </a:xfrm>
+                    <a:prstGeom prst="rect">
+                      <a:avLst/>
+                    </a:prstGeom>
+                  </pic:spPr>
+                </pic:pic>
+              </a:graphicData>
+            </a:graphic>
+          </wp:inline>
+        </w:drawing>
+      </w:r>
+    </w:p>
+    <w:p>
+      <w:pPr>
+        <w:pStyle w:val="ListParagraph"/>
+        <w:numPr>
+          <w:ilvl w:val="0"/>
+          <w:numId w:val="1"/>
+        </w:numPr>
+        <w:rPr>
+          <w:b/>
+          <w:bCs/>
+        </w:rPr>
+      </w:pPr>
+      <w:r>
+        <w:rPr>
+          <w:b/>
+          <w:bCs/>
+        </w:rPr>
+        <w:t>Inside</w:t>
+      </w:r>
+      <w:r>
+        <w:rPr>
+          <w:b/>
+          <w:bCs/>
+        </w:rPr>
+        <w:t xml:space="preserve"> the page-&gt; view.py and add the team</w:t>
+      </w:r>
+      <w:r>
+        <w:rPr>
+          <w:b/>
+          <w:bCs/>
+        </w:rPr>
+        <w:t xml:space="preserve"> to get DB info to home page.</w:t>
+      </w:r>
+    </w:p>
+    <w:p>
+      <w:pPr>
+        <w:pStyle w:val="ListParagraph"/>
+        <w:rPr>
+          <w:b/>
+          <w:bCs/>
+        </w:rPr>
+      </w:pPr>
+    </w:p>
+    <w:p>
+      <w:pPr>
+        <w:pStyle w:val="ListParagraph"/>
+        <w:rPr>
+          <w:b/>
+          <w:bCs/>
+        </w:rPr>
+      </w:pPr>
+      <w:r>
+        <w:rPr>
+          <w:noProof/>
+        </w:rPr>
+        <w:drawing>
+          <wp:inline distT="0" distB="0" distL="0" distR="0" wp14:anchorId="54456A03" wp14:editId="4E21E5DF">
+            <wp:extent cx="2867025" cy="831901"/>
+            <wp:effectExtent l="0" t="0" r="0" b="6350"/>
+            <wp:docPr id="26" name="Picture 26"/>
+            <wp:cNvGraphicFramePr>
+              <a:graphicFrameLocks xmlns:a="http://schemas.openxmlformats.org/drawingml/2006/main" noChangeAspect="1"/>
+            </wp:cNvGraphicFramePr>
+            <a:graphic xmlns:a="http://schemas.openxmlformats.org/drawingml/2006/main">
+              <a:graphicData uri="http://schemas.openxmlformats.org/drawingml/2006/picture">
+                <pic:pic xmlns:pic="http://schemas.openxmlformats.org/drawingml/2006/picture">
+                  <pic:nvPicPr>
+                    <pic:cNvPr id="1" name=""/>
+                    <pic:cNvPicPr/>
+                  </pic:nvPicPr>
+                  <pic:blipFill>
+                    <a:blip r:embed="rId31"/>
+                    <a:stretch>
+                      <a:fillRect/>
+                    </a:stretch>
+                  </pic:blipFill>
+                  <pic:spPr>
+                    <a:xfrm>
+                      <a:off x="0" y="0"/>
+                      <a:ext cx="2893384" cy="839549"/>
+                    </a:xfrm>
+                    <a:prstGeom prst="rect">
+                      <a:avLst/>
+                    </a:prstGeom>
+                  </pic:spPr>
+                </pic:pic>
+              </a:graphicData>
+            </a:graphic>
+          </wp:inline>
+        </w:drawing>
+      </w:r>
+    </w:p>
+    <w:p>
+      <w:pPr>
+        <w:pStyle w:val="ListParagraph"/>
+        <w:numPr>
+          <w:ilvl w:val="0"/>
+          <w:numId w:val="1"/>
+        </w:numPr>
+        <w:rPr>
+          <w:b/>
+          <w:bCs/>
+        </w:rPr>
+      </w:pPr>
+      <w:r>
+        <w:rPr>
+          <w:b/>
+          <w:bCs/>
+        </w:rPr>
+        <w:t>We add for loop in home.html and about.html pages to loop throw team table.</w:t>
+      </w:r>
+    </w:p>
+    <w:p>
+      <w:pPr>
+        <w:pStyle w:val="ListParagraph"/>
+        <w:rPr>
+          <w:b/>
+          <w:bCs/>
+        </w:rPr>
+      </w:pPr>
+      <w:r>
+        <w:rPr>
+          <w:b/>
+          <w:bCs/>
+        </w:rPr>
+        <w:t>And we link the team information such {{team.first_name}}</w:t>
+      </w:r>
+    </w:p>
+    <w:p>
+      <w:pPr>
+        <w:pStyle w:val="ListParagraph"/>
+        <w:rPr>
+          <w:b/>
+          <w:bCs/>
+        </w:rPr>
+      </w:pPr>
+      <w:r>
+        <w:rPr>
+          <w:noProof/>
+        </w:rPr>
+        <w:drawing>
+          <wp:inline distT="0" distB="0" distL="0" distR="0" wp14:anchorId="062C18E0" wp14:editId="572995BD">
+            <wp:extent cx="2786063" cy="1107653"/>
+            <wp:effectExtent l="0" t="0" r="0" b="0"/>
+            <wp:docPr id="27" name="Picture 27"/>
+            <wp:cNvGraphicFramePr>
+              <a:graphicFrameLocks xmlns:a="http://schemas.openxmlformats.org/drawingml/2006/main" noChangeAspect="1"/>
+            </wp:cNvGraphicFramePr>
+            <a:graphic xmlns:a="http://schemas.openxmlformats.org/drawingml/2006/main">
+              <a:graphicData uri="http://schemas.openxmlformats.org/drawingml/2006/picture">
+                <pic:pic xmlns:pic="http://schemas.openxmlformats.org/drawingml/2006/picture">
+                  <pic:nvPicPr>
+                    <pic:cNvPr id="1" name=""/>
+                    <pic:cNvPicPr/>
+                  </pic:nvPicPr>
+                  <pic:blipFill>
+                    <a:blip r:embed="rId32"/>
+                    <a:stretch>
+                      <a:fillRect/>
+                    </a:stretch>
+                  </pic:blipFill>
+                  <pic:spPr>
+                    <a:xfrm>
+                      <a:off x="0" y="0"/>
+                      <a:ext cx="2835694" cy="1127385"/>
+                    </a:xfrm>
+                    <a:prstGeom prst="rect">
+                      <a:avLst/>
+                    </a:prstGeom>
+                  </pic:spPr>
+                </pic:pic>
+              </a:graphicData>
+            </a:graphic>
+          </wp:inline>
+        </w:drawing>
+      </w:r>
+    </w:p>
+    <w:p>
+      <w:pPr>
+        <w:pStyle w:val="ListParagraph"/>
+        <w:numPr>
+          <w:ilvl w:val="0"/>
+          <w:numId w:val="1"/>
+        </w:numPr>
+        <w:rPr>
+          <w:b/>
+          <w:bCs/>
+        </w:rPr>
+      </w:pPr>
+      <w:r>
+        <w:rPr>
+          <w:b/>
+          <w:bCs/>
+        </w:rPr>
+        <w:t xml:space="preserve">To </w:t>
+      </w:r>
+      <w:r>
+        <w:rPr>
+          <w:b/>
+          <w:bCs/>
+        </w:rPr>
+        <w:t>display</w:t>
+      </w:r>
+      <w:r>
+        <w:rPr>
+          <w:b/>
+          <w:bCs/>
+        </w:rPr>
+        <w:t xml:space="preserve"> </w:t>
+      </w:r>
+      <w:r>
+        <w:rPr>
+          <w:b/>
+          <w:bCs/>
+        </w:rPr>
+        <w:t>tables head in admin page we have to create class has all items we need to be show and register the class name in admin.site.register()</w:t>
+      </w:r>
+    </w:p>
+    <w:p>
+      <w:pPr>
+        <w:pStyle w:val="ListParagraph"/>
+        <w:rPr>
+          <w:b/>
+          <w:bCs/>
+        </w:rPr>
+      </w:pPr>
+      <w:r>
+        <w:rPr>
+          <w:noProof/>
+        </w:rPr>
+        <w:drawing>
+          <wp:inline distT="0" distB="0" distL="0" distR="0" wp14:anchorId="34B65702" wp14:editId="1CF68E96">
+            <wp:extent cx="3919538" cy="363827"/>
+            <wp:effectExtent l="0" t="0" r="0" b="0"/>
+            <wp:docPr id="29" name="Picture 29"/>
+            <wp:cNvGraphicFramePr>
+              <a:graphicFrameLocks xmlns:a="http://schemas.openxmlformats.org/drawingml/2006/main" noChangeAspect="1"/>
+            </wp:cNvGraphicFramePr>
+            <a:graphic xmlns:a="http://schemas.openxmlformats.org/drawingml/2006/main">
+              <a:graphicData uri="http://schemas.openxmlformats.org/drawingml/2006/picture">
+                <pic:pic xmlns:pic="http://schemas.openxmlformats.org/drawingml/2006/picture">
+                  <pic:nvPicPr>
+                    <pic:cNvPr id="1" name=""/>
+                    <pic:cNvPicPr/>
+                  </pic:nvPicPr>
+                  <pic:blipFill>
+                    <a:blip r:embed="rId33"/>
+                    <a:stretch>
+                      <a:fillRect/>
+                    </a:stretch>
+                  </pic:blipFill>
+                  <pic:spPr>
+                    <a:xfrm>
+                      <a:off x="0" y="0"/>
+                      <a:ext cx="4070807" cy="377868"/>
+                    </a:xfrm>
+                    <a:prstGeom prst="rect">
+                      <a:avLst/>
+                    </a:prstGeom>
+                  </pic:spPr>
+                </pic:pic>
+              </a:graphicData>
+            </a:graphic>
+          </wp:inline>
+        </w:drawing>
+      </w:r>
+    </w:p>
+    <w:p>
+      <w:pPr>
+        <w:pStyle w:val="ListParagraph"/>
+        <w:numPr>
+          <w:ilvl w:val="0"/>
+          <w:numId w:val="1"/>
+        </w:numPr>
+        <w:rPr>
+          <w:b/>
+          <w:bCs/>
+        </w:rPr>
+      </w:pPr>
+      <w:r>
+        <w:rPr>
+          <w:b/>
+          <w:bCs/>
+        </w:rPr>
+        <w:t xml:space="preserve">To make item clickable </w:t>
+      </w:r>
+    </w:p>
+    <w:p>
+      <w:pPr>
+        <w:pStyle w:val="ListParagraph"/>
+        <w:rPr>
+          <w:b/>
+          <w:bCs/>
+        </w:rPr>
+      </w:pPr>
+      <w:r>
+        <w:rPr>
+          <w:noProof/>
+        </w:rPr>
+        <w:drawing>
+          <wp:inline distT="0" distB="0" distL="0" distR="0" wp14:anchorId="7ADB460A" wp14:editId="6D670C83">
+            <wp:extent cx="3919220" cy="392376"/>
+            <wp:effectExtent l="0" t="0" r="0" b="8255"/>
+            <wp:docPr id="31" name="Picture 31"/>
+            <wp:cNvGraphicFramePr>
+              <a:graphicFrameLocks xmlns:a="http://schemas.openxmlformats.org/drawingml/2006/main" noChangeAspect="1"/>
+            </wp:cNvGraphicFramePr>
+            <a:graphic xmlns:a="http://schemas.openxmlformats.org/drawingml/2006/main">
+              <a:graphicData uri="http://schemas.openxmlformats.org/drawingml/2006/picture">
+                <pic:pic xmlns:pic="http://schemas.openxmlformats.org/drawingml/2006/picture">
+                  <pic:nvPicPr>
+                    <pic:cNvPr id="1" name=""/>
+                    <pic:cNvPicPr/>
+                  </pic:nvPicPr>
+                  <pic:blipFill>
+                    <a:blip r:embed="rId34"/>
+                    <a:stretch>
+                      <a:fillRect/>
+                    </a:stretch>
+                  </pic:blipFill>
+                  <pic:spPr>
+                    <a:xfrm>
+                      <a:off x="0" y="0"/>
+                      <a:ext cx="4081393" cy="408612"/>
+                    </a:xfrm>
+                    <a:prstGeom prst="rect">
+                      <a:avLst/>
+                    </a:prstGeom>
+                  </pic:spPr>
+                </pic:pic>
+              </a:graphicData>
+            </a:graphic>
+          </wp:inline>
+        </w:drawing>
+      </w:r>
+    </w:p>
+    <w:p>
+      <w:pPr>
+        <w:pStyle w:val="ListParagraph"/>
+        <w:numPr>
+          <w:ilvl w:val="0"/>
+          <w:numId w:val="1"/>
+        </w:numPr>
+        <w:rPr>
+          <w:b/>
+          <w:bCs/>
+        </w:rPr>
+      </w:pPr>
+      <w:r>
+        <w:rPr>
+          <w:b/>
+          <w:bCs/>
+        </w:rPr>
+        <w:t xml:space="preserve">To add the thumbnail to item in admin </w:t>
+      </w:r>
+    </w:p>
+    <w:p>
+      <w:pPr>
+        <w:pStyle w:val="ListParagraph"/>
+        <w:rPr>
+          <w:b/>
+          <w:bCs/>
+        </w:rPr>
+      </w:pPr>
+      <w:r>
+        <w:rPr>
+          <w:noProof/>
+        </w:rPr>
+        <w:drawing>
+          <wp:inline distT="0" distB="0" distL="0" distR="0" wp14:anchorId="732A3CFC" wp14:editId="4AE1D8EE">
+            <wp:extent cx="3921699" cy="938213"/>
+            <wp:effectExtent l="0" t="0" r="3175" b="0"/>
+            <wp:docPr id="32" name="Picture 32"/>
+            <wp:cNvGraphicFramePr>
+              <a:graphicFrameLocks xmlns:a="http://schemas.openxmlformats.org/drawingml/2006/main" noChangeAspect="1"/>
+            </wp:cNvGraphicFramePr>
+            <a:graphic xmlns:a="http://schemas.openxmlformats.org/drawingml/2006/main">
+              <a:graphicData uri="http://schemas.openxmlformats.org/drawingml/2006/picture">
+                <pic:pic xmlns:pic="http://schemas.openxmlformats.org/drawingml/2006/picture">
+                  <pic:nvPicPr>
+                    <pic:cNvPr id="1" name=""/>
+                    <pic:cNvPicPr/>
+                  </pic:nvPicPr>
+                  <pic:blipFill>
+                    <a:blip r:embed="rId35"/>
+                    <a:stretch>
+                      <a:fillRect/>
+                    </a:stretch>
+                  </pic:blipFill>
+                  <pic:spPr>
+                    <a:xfrm>
+                      <a:off x="0" y="0"/>
+                      <a:ext cx="3983161" cy="952917"/>
+                    </a:xfrm>
+                    <a:prstGeom prst="rect">
+                      <a:avLst/>
+                    </a:prstGeom>
+                  </pic:spPr>
+                </pic:pic>
+              </a:graphicData>
+            </a:graphic>
+          </wp:inline>
+        </w:drawing>
+      </w:r>
+      <w:r>
+        <w:rPr>
+          <w:b/>
+          <w:bCs/>
+        </w:rPr>
+        <w:t xml:space="preserve"> </w:t>
+      </w:r>
+    </w:p>
+    <w:p>
+      <w:pPr>
+        <w:pStyle w:val="ListParagraph"/>
+        <w:numPr>
+          <w:ilvl w:val="0"/>
+          <w:numId w:val="1"/>
+        </w:numPr>
+        <w:rPr>
+          <w:b/>
+          <w:bCs/>
+        </w:rPr>
+      </w:pPr>
+      <w:r>
+        <w:rPr>
+          <w:b/>
+          <w:bCs/>
+        </w:rPr>
+        <w:lastRenderedPageBreak/>
+        <w:t xml:space="preserve">We use search_fields to make a search for team in admin page the search by ( first_name, last_name, designation) </w:t>
+      </w:r>
+    </w:p>
+    <w:p>
+      <w:pPr>
+        <w:pStyle w:val="ListParagraph"/>
+        <w:rPr>
+          <w:b/>
+          <w:bCs/>
+        </w:rPr>
+      </w:pPr>
+      <w:r>
+        <w:rPr>
+          <w:noProof/>
+        </w:rPr>
+        <w:drawing>
+          <wp:inline distT="0" distB="0" distL="0" distR="0" wp14:anchorId="46F8B6E7" wp14:editId="23EDD65F">
+            <wp:extent cx="2643188" cy="147791"/>
+            <wp:effectExtent l="0" t="0" r="0" b="5080"/>
+            <wp:docPr id="34" name="Picture 34"/>
+            <wp:cNvGraphicFramePr>
+              <a:graphicFrameLocks xmlns:a="http://schemas.openxmlformats.org/drawingml/2006/main" noChangeAspect="1"/>
+            </wp:cNvGraphicFramePr>
+            <a:graphic xmlns:a="http://schemas.openxmlformats.org/drawingml/2006/main">
+              <a:graphicData uri="http://schemas.openxmlformats.org/drawingml/2006/picture">
+                <pic:pic xmlns:pic="http://schemas.openxmlformats.org/drawingml/2006/picture">
+                  <pic:nvPicPr>
+                    <pic:cNvPr id="1" name=""/>
+                    <pic:cNvPicPr/>
+                  </pic:nvPicPr>
+                  <pic:blipFill>
+                    <a:blip r:embed="rId36"/>
+                    <a:stretch>
+                      <a:fillRect/>
+                    </a:stretch>
+                  </pic:blipFill>
+                  <pic:spPr>
+                    <a:xfrm>
+                      <a:off x="0" y="0"/>
+                      <a:ext cx="2759236" cy="154280"/>
+                    </a:xfrm>
+                    <a:prstGeom prst="rect">
+                      <a:avLst/>
+                    </a:prstGeom>
+                  </pic:spPr>
+                </pic:pic>
+              </a:graphicData>
+            </a:graphic>
+          </wp:inline>
+        </w:drawing>
+      </w:r>
+    </w:p>
+    <w:p>
+      <w:pPr>
+        <w:pStyle w:val="ListParagraph"/>
+        <w:rPr>
+          <w:b/>
+          <w:bCs/>
+        </w:rPr>
+      </w:pPr>
+    </w:p>
+    <w:p>
+      <w:pPr>
+        <w:pStyle w:val="ListParagraph"/>
+        <w:numPr>
+          <w:ilvl w:val="0"/>
+          <w:numId w:val="1"/>
+        </w:numPr>
+        <w:rPr>
+          <w:b/>
+          <w:bCs/>
+        </w:rPr>
+      </w:pPr>
+      <w:r>
+        <w:rPr>
+          <w:b/>
+          <w:bCs/>
+        </w:rPr>
+        <w:t xml:space="preserve">Add filter box in team in admin using list_filter = by first name or designation </w:t>
+      </w:r>
+    </w:p>
+    <w:p>
+      <w:pPr>
+        <w:pStyle w:val="ListParagraph"/>
+        <w:rPr>
+          <w:b/>
+          <w:bCs/>
+          <w:rtl/>
+        </w:rPr>
+      </w:pPr>
+      <w:r>
+        <w:rPr>
+          <w:noProof/>
+        </w:rPr>
+        <w:drawing>
+          <wp:inline distT="0" distB="0" distL="0" distR="0" wp14:anchorId="0D555134" wp14:editId="34E2F2EC">
+            <wp:extent cx="2642870" cy="199173"/>
+            <wp:effectExtent l="0" t="0" r="0" b="0"/>
+            <wp:docPr id="35" name="Picture 35"/>
+            <wp:cNvGraphicFramePr>
+              <a:graphicFrameLocks xmlns:a="http://schemas.openxmlformats.org/drawingml/2006/main" noChangeAspect="1"/>
+            </wp:cNvGraphicFramePr>
+            <a:graphic xmlns:a="http://schemas.openxmlformats.org/drawingml/2006/main">
+              <a:graphicData uri="http://schemas.openxmlformats.org/drawingml/2006/picture">
+                <pic:pic xmlns:pic="http://schemas.openxmlformats.org/drawingml/2006/picture">
+                  <pic:nvPicPr>
+                    <pic:cNvPr id="1" name=""/>
+                    <pic:cNvPicPr/>
+                  </pic:nvPicPr>
+                  <pic:blipFill>
+                    <a:blip r:embed="rId37"/>
+                    <a:stretch>
+                      <a:fillRect/>
+                    </a:stretch>
+                  </pic:blipFill>
+                  <pic:spPr>
+                    <a:xfrm>
+                      <a:off x="0" y="0"/>
+                      <a:ext cx="2814868" cy="212135"/>
+                    </a:xfrm>
+                    <a:prstGeom prst="rect">
+                      <a:avLst/>
+                    </a:prstGeom>
+                  </pic:spPr>
+                </pic:pic>
+              </a:graphicData>
+            </a:graphic>
+          </wp:inline>
+        </w:drawing>
+      </w:r>
+    </w:p>
+    <w:p>
+      <w:pPr>
+        <w:pStyle w:val="ListParagraph"/>
+        <w:numPr>
+          <w:ilvl w:val="0"/>
+          <w:numId w:val="1"/>
+        </w:numPr>
+        <w:rPr>
+          <w:b/>
+          <w:bCs/>
+        </w:rPr>
+      </w:pPr>
+      <w:r>
+        <w:rPr>
+          <w:b/>
+          <w:bCs/>
+        </w:rPr>
+        <w:t xml:space="preserve">To change the year of </w:t>
+      </w:r>
+      <w:r>
+        <w:rPr>
+          <w:b/>
+          <w:bCs/>
+        </w:rPr>
+        <w:t>All Rights Reserved</w:t>
+      </w:r>
+      <w:r>
+        <w:rPr>
+          <w:b/>
+          <w:bCs/>
+        </w:rPr>
+        <w:t xml:space="preserve"> to be dynamic use {% now ‘Y’ %}</w:t>
+      </w:r>
+    </w:p>
+    <w:p>
+      <w:pPr>
+        <w:pStyle w:val="ListParagraph"/>
+        <w:numPr>
+          <w:ilvl w:val="0"/>
+          <w:numId w:val="1"/>
+        </w:numPr>
+        <w:rPr>
+          <w:b/>
+          <w:bCs/>
+        </w:rPr>
+      </w:pPr>
+      <w:r>
+        <w:rPr>
+          <w:b/>
+          <w:bCs/>
+        </w:rPr>
+        <w:t xml:space="preserve">Highlighted the page you are on </w:t>
+      </w:r>
+      <w:r>
+        <w:rPr>
+          <w:b/>
+          <w:bCs/>
+        </w:rPr>
+        <w:t xml:space="preserve">home different than other page: </w:t>
+      </w:r>
+      <w:r>
+        <w:rPr>
+          <w:noProof/>
+        </w:rPr>
+        <w:drawing>
+          <wp:inline distT="0" distB="0" distL="0" distR="0" wp14:anchorId="0AF0EF4B" wp14:editId="2A76039B">
+            <wp:extent cx="1695132" cy="2160615"/>
+            <wp:effectExtent l="0" t="0" r="635" b="0"/>
+            <wp:docPr id="37" name="Picture 37"/>
+            <wp:cNvGraphicFramePr>
+              <a:graphicFrameLocks xmlns:a="http://schemas.openxmlformats.org/drawingml/2006/main" noChangeAspect="1"/>
+            </wp:cNvGraphicFramePr>
+            <a:graphic xmlns:a="http://schemas.openxmlformats.org/drawingml/2006/main">
+              <a:graphicData uri="http://schemas.openxmlformats.org/drawingml/2006/picture">
+                <pic:pic xmlns:pic="http://schemas.openxmlformats.org/drawingml/2006/picture">
+                  <pic:nvPicPr>
+                    <pic:cNvPr id="1" name=""/>
+                    <pic:cNvPicPr/>
+                  </pic:nvPicPr>
+                  <pic:blipFill>
+                    <a:blip r:embed="rId38"/>
+                    <a:stretch>
+                      <a:fillRect/>
+                    </a:stretch>
+                  </pic:blipFill>
+                  <pic:spPr>
+                    <a:xfrm>
+                      <a:off x="0" y="0"/>
+                      <a:ext cx="1707612" cy="2176522"/>
+                    </a:xfrm>
+                    <a:prstGeom prst="rect">
+                      <a:avLst/>
+                    </a:prstGeom>
+                  </pic:spPr>
+                </pic:pic>
+              </a:graphicData>
+            </a:graphic>
+          </wp:inline>
+        </w:drawing>
+      </w:r>
+    </w:p>
+    <w:p>
+      <w:pPr>
+        <w:pStyle w:val="ListParagraph"/>
+        <w:numPr>
+          <w:ilvl w:val="0"/>
+          <w:numId w:val="1"/>
+        </w:numPr>
+        <w:rPr>
+          <w:b/>
+          <w:bCs/>
+        </w:rPr>
+      </w:pPr>
+      <w:r>
+        <w:rPr>
+          <w:b/>
+          <w:bCs/>
+        </w:rPr>
+        <w:t>Create new app Calles cars</w:t>
+      </w:r>
+    </w:p>
+    <w:p>
+      <w:pPr>
+        <w:pStyle w:val="ListParagraph"/>
+        <w:rPr>
+          <w:b/>
+          <w:bCs/>
+        </w:rPr>
+      </w:pPr>
+      <w:r>
+        <w:rPr>
+          <w:noProof/>
+        </w:rPr>
+        <w:drawing>
+          <wp:inline distT="0" distB="0" distL="0" distR="0" wp14:anchorId="18AEEBF8" wp14:editId="76C63824">
+            <wp:extent cx="2485672" cy="123825"/>
+            <wp:effectExtent l="0" t="0" r="0" b="0"/>
+            <wp:docPr id="39" name="Picture 39"/>
+            <wp:cNvGraphicFramePr>
+              <a:graphicFrameLocks xmlns:a="http://schemas.openxmlformats.org/drawingml/2006/main" noChangeAspect="1"/>
+            </wp:cNvGraphicFramePr>
+            <a:graphic xmlns:a="http://schemas.openxmlformats.org/drawingml/2006/main">
+              <a:graphicData uri="http://schemas.openxmlformats.org/drawingml/2006/picture">
+                <pic:pic xmlns:pic="http://schemas.openxmlformats.org/drawingml/2006/picture">
+                  <pic:nvPicPr>
+                    <pic:cNvPr id="1" name=""/>
+                    <pic:cNvPicPr/>
+                  </pic:nvPicPr>
+                  <pic:blipFill>
+                    <a:blip r:embed="rId39"/>
+                    <a:stretch>
+                      <a:fillRect/>
+                    </a:stretch>
+                  </pic:blipFill>
+                  <pic:spPr>
+                    <a:xfrm>
+                      <a:off x="0" y="0"/>
+                      <a:ext cx="2519385" cy="125504"/>
+                    </a:xfrm>
+                    <a:prstGeom prst="rect">
+                      <a:avLst/>
+                    </a:prstGeom>
+                  </pic:spPr>
+                </pic:pic>
+              </a:graphicData>
+            </a:graphic>
+          </wp:inline>
+        </w:drawing>
+      </w:r>
+      <w:r>
+        <w:rPr>
+          <w:b/>
+          <w:bCs/>
+        </w:rPr>
+        <w:t xml:space="preserve"> </w:t>
+      </w:r>
+    </w:p>
+    <w:p>
+      <w:pPr>
+        <w:pStyle w:val="ListParagraph"/>
+        <w:numPr>
+          <w:ilvl w:val="0"/>
+          <w:numId w:val="1"/>
+        </w:numPr>
+        <w:rPr>
+          <w:b/>
+          <w:bCs/>
+        </w:rPr>
+      </w:pPr>
+      <w:r>
+        <w:rPr>
+          <w:b/>
+          <w:bCs/>
+        </w:rPr>
+        <w:t xml:space="preserve">Add the app inside the setting of the carzone file </w:t>
+      </w:r>
+    </w:p>
+    <w:p>
+      <w:pPr>
+        <w:pStyle w:val="ListParagraph"/>
+        <w:rPr>
+          <w:b/>
+          <w:bCs/>
+        </w:rPr>
+      </w:pPr>
+      <w:r>
+        <w:rPr>
+          <w:noProof/>
+        </w:rPr>
+        <w:drawing>
+          <wp:inline distT="0" distB="0" distL="0" distR="0" wp14:anchorId="2CC5A59C" wp14:editId="3FF32EB1">
+            <wp:extent cx="2772503" cy="390525"/>
+            <wp:effectExtent l="0" t="0" r="8890" b="0"/>
+            <wp:docPr id="40" name="Picture 40"/>
+            <wp:cNvGraphicFramePr>
+              <a:graphicFrameLocks xmlns:a="http://schemas.openxmlformats.org/drawingml/2006/main" noChangeAspect="1"/>
+            </wp:cNvGraphicFramePr>
+            <a:graphic xmlns:a="http://schemas.openxmlformats.org/drawingml/2006/main">
+              <a:graphicData uri="http://schemas.openxmlformats.org/drawingml/2006/picture">
+                <pic:pic xmlns:pic="http://schemas.openxmlformats.org/drawingml/2006/picture">
+                  <pic:nvPicPr>
+                    <pic:cNvPr id="1" name=""/>
+                    <pic:cNvPicPr/>
+                  </pic:nvPicPr>
+                  <pic:blipFill>
+                    <a:blip r:embed="rId40"/>
+                    <a:stretch>
+                      <a:fillRect/>
+                    </a:stretch>
+                  </pic:blipFill>
+                  <pic:spPr>
+                    <a:xfrm>
+                      <a:off x="0" y="0"/>
+                      <a:ext cx="2857815" cy="402542"/>
+                    </a:xfrm>
+                    <a:prstGeom prst="rect">
+                      <a:avLst/>
+                    </a:prstGeom>
+                  </pic:spPr>
+                </pic:pic>
+              </a:graphicData>
+            </a:graphic>
+          </wp:inline>
+        </w:drawing>
+      </w:r>
+    </w:p>
+    <w:p>
+      <w:pPr>
+        <w:pStyle w:val="ListParagraph"/>
+        <w:numPr>
+          <w:ilvl w:val="0"/>
+          <w:numId w:val="1"/>
+        </w:numPr>
+        <w:rPr>
+          <w:b/>
+          <w:bCs/>
+        </w:rPr>
+      </w:pPr>
+      <w:r>
+        <w:rPr>
+          <w:b/>
+          <w:bCs/>
+        </w:rPr>
+        <w:t xml:space="preserve">Add urls.py inside the cars </w:t>
+      </w:r>
+    </w:p>
+    <w:p>
+      <w:pPr>
+        <w:pStyle w:val="ListParagraph"/>
+        <w:rPr>
+          <w:b/>
+          <w:bCs/>
+        </w:rPr>
+      </w:pPr>
+      <w:r>
+        <w:rPr>
+          <w:noProof/>
+        </w:rPr>
+        <w:drawing>
+          <wp:inline distT="0" distB="0" distL="0" distR="0" wp14:anchorId="711F4EE2" wp14:editId="70FF230C">
+            <wp:extent cx="2779776" cy="361950"/>
+            <wp:effectExtent l="0" t="0" r="1905" b="0"/>
+            <wp:docPr id="44" name="Picture 44"/>
+            <wp:cNvGraphicFramePr>
+              <a:graphicFrameLocks xmlns:a="http://schemas.openxmlformats.org/drawingml/2006/main" noChangeAspect="1"/>
+            </wp:cNvGraphicFramePr>
+            <a:graphic xmlns:a="http://schemas.openxmlformats.org/drawingml/2006/main">
+              <a:graphicData uri="http://schemas.openxmlformats.org/drawingml/2006/picture">
+                <pic:pic xmlns:pic="http://schemas.openxmlformats.org/drawingml/2006/picture">
+                  <pic:nvPicPr>
+                    <pic:cNvPr id="1" name=""/>
+                    <pic:cNvPicPr/>
+                  </pic:nvPicPr>
+                  <pic:blipFill>
+                    <a:blip r:embed="rId41"/>
+                    <a:stretch>
+                      <a:fillRect/>
+                    </a:stretch>
+                  </pic:blipFill>
+                  <pic:spPr>
+                    <a:xfrm>
+                      <a:off x="0" y="0"/>
+                      <a:ext cx="2845395" cy="370494"/>
+                    </a:xfrm>
+                    <a:prstGeom prst="rect">
+                      <a:avLst/>
+                    </a:prstGeom>
+                  </pic:spPr>
+                </pic:pic>
+              </a:graphicData>
+            </a:graphic>
+          </wp:inline>
+        </w:drawing>
+      </w:r>
+    </w:p>
+    <w:p>
+      <w:pPr>
+        <w:pStyle w:val="ListParagraph"/>
+        <w:numPr>
+          <w:ilvl w:val="0"/>
+          <w:numId w:val="1"/>
+        </w:numPr>
+        <w:rPr>
+          <w:b/>
+          <w:bCs/>
+        </w:rPr>
+      </w:pPr>
+      <w:r>
+        <w:rPr>
+          <w:b/>
+          <w:bCs/>
+        </w:rPr>
+        <w:t xml:space="preserve">Inside urls.py for carzone add the cars.urls </w:t>
+      </w:r>
+    </w:p>
+    <w:p>
+      <w:pPr>
+        <w:pStyle w:val="ListParagraph"/>
+        <w:rPr>
+          <w:b/>
+          <w:bCs/>
+        </w:rPr>
+      </w:pPr>
+      <w:r>
+        <w:rPr>
+          <w:noProof/>
+        </w:rPr>
+        <w:drawing>
+          <wp:inline distT="0" distB="0" distL="0" distR="0" wp14:anchorId="1AD529D9" wp14:editId="4ABF7093">
+            <wp:extent cx="2772410" cy="381527"/>
+            <wp:effectExtent l="0" t="0" r="0" b="0"/>
+            <wp:docPr id="41" name="Picture 41"/>
+            <wp:cNvGraphicFramePr>
+              <a:graphicFrameLocks xmlns:a="http://schemas.openxmlformats.org/drawingml/2006/main" noChangeAspect="1"/>
+            </wp:cNvGraphicFramePr>
+            <a:graphic xmlns:a="http://schemas.openxmlformats.org/drawingml/2006/main">
+              <a:graphicData uri="http://schemas.openxmlformats.org/drawingml/2006/picture">
+                <pic:pic xmlns:pic="http://schemas.openxmlformats.org/drawingml/2006/picture">
+                  <pic:nvPicPr>
+                    <pic:cNvPr id="1" name=""/>
+                    <pic:cNvPicPr/>
+                  </pic:nvPicPr>
+                  <pic:blipFill>
+                    <a:blip r:embed="rId42"/>
+                    <a:stretch>
+                      <a:fillRect/>
+                    </a:stretch>
+                  </pic:blipFill>
+                  <pic:spPr>
+                    <a:xfrm>
+                      <a:off x="0" y="0"/>
+                      <a:ext cx="2815430" cy="387447"/>
+                    </a:xfrm>
+                    <a:prstGeom prst="rect">
+                      <a:avLst/>
+                    </a:prstGeom>
+                  </pic:spPr>
+                </pic:pic>
+              </a:graphicData>
+            </a:graphic>
+          </wp:inline>
+        </w:drawing>
+      </w:r>
+    </w:p>
+    <w:p>
+      <w:pPr>
+        <w:pStyle w:val="ListParagraph"/>
+        <w:numPr>
+          <w:ilvl w:val="0"/>
+          <w:numId w:val="1"/>
+        </w:numPr>
+        <w:rPr>
+          <w:b/>
+          <w:bCs/>
+        </w:rPr>
+      </w:pPr>
+      <w:r>
+        <w:rPr>
+          <w:b/>
+          <w:bCs/>
+        </w:rPr>
+        <w:t>In the view.py make function cars</w:t>
+      </w:r>
+    </w:p>
+    <w:p>
+      <w:pPr>
+        <w:pStyle w:val="ListParagraph"/>
+        <w:rPr>
+          <w:b/>
+          <w:bCs/>
+        </w:rPr>
+      </w:pPr>
+      <w:r>
+        <w:rPr>
+          <w:noProof/>
+        </w:rPr>
+        <w:drawing>
+          <wp:inline distT="0" distB="0" distL="0" distR="0" wp14:anchorId="0C085CE0" wp14:editId="5B8698E1">
+            <wp:extent cx="2714622" cy="452437"/>
+            <wp:effectExtent l="0" t="0" r="0" b="5080"/>
+            <wp:docPr id="42" name="Picture 42"/>
+            <wp:cNvGraphicFramePr>
+              <a:graphicFrameLocks xmlns:a="http://schemas.openxmlformats.org/drawingml/2006/main" noChangeAspect="1"/>
+            </wp:cNvGraphicFramePr>
+            <a:graphic xmlns:a="http://schemas.openxmlformats.org/drawingml/2006/main">
+              <a:graphicData uri="http://schemas.openxmlformats.org/drawingml/2006/picture">
+                <pic:pic xmlns:pic="http://schemas.openxmlformats.org/drawingml/2006/picture">
+                  <pic:nvPicPr>
+                    <pic:cNvPr id="1" name=""/>
+                    <pic:cNvPicPr/>
+                  </pic:nvPicPr>
+                  <pic:blipFill>
+                    <a:blip r:embed="rId43"/>
+                    <a:stretch>
+                      <a:fillRect/>
+                    </a:stretch>
+                  </pic:blipFill>
+                  <pic:spPr>
+                    <a:xfrm>
+                      <a:off x="0" y="0"/>
+                      <a:ext cx="2746714" cy="457786"/>
+                    </a:xfrm>
+                    <a:prstGeom prst="rect">
+                      <a:avLst/>
+                    </a:prstGeom>
+                  </pic:spPr>
+                </pic:pic>
+              </a:graphicData>
+            </a:graphic>
+          </wp:inline>
+        </w:drawing>
+      </w:r>
+    </w:p>
+    <w:p>
+      <w:pPr>
+        <w:pStyle w:val="ListParagraph"/>
+        <w:numPr>
+          <w:ilvl w:val="0"/>
+          <w:numId w:val="1"/>
+        </w:numPr>
+        <w:rPr>
+          <w:b/>
+          <w:bCs/>
+        </w:rPr>
+      </w:pPr>
+      <w:r>
+        <w:rPr>
+          <w:b/>
+          <w:bCs/>
+        </w:rPr>
+        <w:t>Create cars.html inside template-&gt; pages -&gt; cars-&gt;cars.html</w:t>
+      </w:r>
+    </w:p>
+    <w:p>
+      <w:pPr>
+        <w:pStyle w:val="ListParagraph"/>
+        <w:numPr>
+          <w:ilvl w:val="0"/>
+          <w:numId w:val="1"/>
+        </w:numPr>
+        <w:rPr>
+          <w:b/>
+          <w:bCs/>
+        </w:rPr>
+      </w:pPr>
+      <w:r>
+        <w:rPr>
+          <w:b/>
+          <w:bCs/>
+        </w:rPr>
+        <w:t>Fix the cars.html by removing NAV and Footer and some top bar</w:t>
+      </w:r>
+    </w:p>
+    <w:p>
+      <w:pPr>
+        <w:pStyle w:val="ListParagraph"/>
+        <w:numPr>
+          <w:ilvl w:val="0"/>
+          <w:numId w:val="1"/>
+        </w:numPr>
+        <w:rPr>
+          <w:b/>
+          <w:bCs/>
+        </w:rPr>
+      </w:pPr>
+      <w:r>
+        <w:rPr>
+          <w:b/>
+          <w:bCs/>
+        </w:rPr>
+        <w:t xml:space="preserve">Fix all links and images </w:t>
+      </w:r>
+    </w:p>
+    <w:p>
+      <w:pPr>
+        <w:rPr>
+          <w:b/>
+          <w:bCs/>
+        </w:rPr>
+      </w:pPr>
+    </w:p>
+    <w:p>
+      <w:pPr>
+        <w:rPr>
+          <w:b/>
+          <w:bCs/>
+        </w:rPr>
+      </w:pPr>
+    </w:p>
+    <w:p>
+      <w:pPr>
+        <w:rPr>
+          <w:b/>
+          <w:bCs/>
+        </w:rPr>
+      </w:pPr>
+    </w:p>
+    <w:p>
+      <w:pPr>
+        <w:rPr>
+          <w:b/>
+          <w:bCs/>
+        </w:rPr>
+      </w:pPr>
+    </w:p>
+    <w:p>
+      <w:pPr>
+        <w:pStyle w:val="ListParagraph"/>
+        <w:numPr>
+          <w:ilvl w:val="0"/>
+          <w:numId w:val="1"/>
+        </w:numPr>
+        <w:rPr>
+          <w:b/>
+          <w:bCs/>
+        </w:rPr>
+      </w:pPr>
+      <w:r>
+        <w:rPr>
+          <w:b/>
+          <w:bCs/>
+        </w:rPr>
+        <w:lastRenderedPageBreak/>
+        <w:t>Create Cars module in models.py</w:t>
+      </w:r>
+    </w:p>
+    <w:p>
+      <w:pPr>
+        <w:pStyle w:val="ListParagraph"/>
+        <w:rPr>
+          <w:b/>
+          <w:bCs/>
+        </w:rPr>
+      </w:pPr>
+      <w:r>
+        <w:rPr>
+          <w:noProof/>
+        </w:rPr>
+        <w:drawing>
+          <wp:inline distT="0" distB="0" distL="0" distR="0" wp14:anchorId="056DF4E1" wp14:editId="4A26B841">
+            <wp:extent cx="2616713" cy="1766887"/>
+            <wp:effectExtent l="0" t="0" r="0" b="5080"/>
+            <wp:docPr id="33" name="Picture 33"/>
+            <wp:cNvGraphicFramePr>
+              <a:graphicFrameLocks xmlns:a="http://schemas.openxmlformats.org/drawingml/2006/main" noChangeAspect="1"/>
+            </wp:cNvGraphicFramePr>
+            <a:graphic xmlns:a="http://schemas.openxmlformats.org/drawingml/2006/main">
+              <a:graphicData uri="http://schemas.openxmlformats.org/drawingml/2006/picture">
+                <pic:pic xmlns:pic="http://schemas.openxmlformats.org/drawingml/2006/picture">
+                  <pic:nvPicPr>
+                    <pic:cNvPr id="1" name=""/>
+                    <pic:cNvPicPr/>
+                  </pic:nvPicPr>
+                  <pic:blipFill>
+                    <a:blip r:embed="rId44"/>
+                    <a:stretch>
+                      <a:fillRect/>
+                    </a:stretch>
+                  </pic:blipFill>
+                  <pic:spPr>
+                    <a:xfrm>
+                      <a:off x="0" y="0"/>
+                      <a:ext cx="2631346" cy="1776768"/>
+                    </a:xfrm>
+                    <a:prstGeom prst="rect">
+                      <a:avLst/>
+                    </a:prstGeom>
+                  </pic:spPr>
+                </pic:pic>
+              </a:graphicData>
+            </a:graphic>
+          </wp:inline>
+        </w:drawing>
+      </w:r>
+    </w:p>
+    <w:p>
+      <w:pPr>
+        <w:pStyle w:val="ListParagraph"/>
+        <w:numPr>
+          <w:ilvl w:val="0"/>
+          <w:numId w:val="1"/>
+        </w:numPr>
+        <w:rPr>
+          <w:b/>
+          <w:bCs/>
+        </w:rPr>
+      </w:pPr>
+      <w:r>
+        <w:rPr>
+          <w:b/>
+          <w:bCs/>
+        </w:rPr>
+        <w:t>Register it in the admin.py</w:t>
+      </w:r>
+    </w:p>
+    <w:p>
+      <w:pPr>
+        <w:pStyle w:val="ListParagraph"/>
+        <w:rPr>
+          <w:b/>
+          <w:bCs/>
+        </w:rPr>
+      </w:pPr>
+      <w:r>
+        <w:rPr>
+          <w:noProof/>
+        </w:rPr>
+        <w:drawing>
+          <wp:inline distT="0" distB="0" distL="0" distR="0" wp14:anchorId="709F05D3" wp14:editId="2D58428F">
+            <wp:extent cx="2628900" cy="813316"/>
+            <wp:effectExtent l="0" t="0" r="0" b="6350"/>
+            <wp:docPr id="30" name="Picture 30"/>
+            <wp:cNvGraphicFramePr>
+              <a:graphicFrameLocks xmlns:a="http://schemas.openxmlformats.org/drawingml/2006/main" noChangeAspect="1"/>
+            </wp:cNvGraphicFramePr>
+            <a:graphic xmlns:a="http://schemas.openxmlformats.org/drawingml/2006/main">
+              <a:graphicData uri="http://schemas.openxmlformats.org/drawingml/2006/picture">
+                <pic:pic xmlns:pic="http://schemas.openxmlformats.org/drawingml/2006/picture">
+                  <pic:nvPicPr>
+                    <pic:cNvPr id="1" name=""/>
+                    <pic:cNvPicPr/>
+                  </pic:nvPicPr>
+                  <pic:blipFill>
+                    <a:blip r:embed="rId45"/>
+                    <a:stretch>
+                      <a:fillRect/>
+                    </a:stretch>
+                  </pic:blipFill>
+                  <pic:spPr>
+                    <a:xfrm>
+                      <a:off x="0" y="0"/>
+                      <a:ext cx="2667250" cy="825181"/>
+                    </a:xfrm>
+                    <a:prstGeom prst="rect">
+                      <a:avLst/>
+                    </a:prstGeom>
+                  </pic:spPr>
+                </pic:pic>
+              </a:graphicData>
+            </a:graphic>
+          </wp:inline>
+        </w:drawing>
+      </w:r>
+    </w:p>
+    <w:p>
+      <w:pPr>
+        <w:pStyle w:val="ListParagraph"/>
+        <w:numPr>
+          <w:ilvl w:val="0"/>
+          <w:numId w:val="1"/>
+        </w:numPr>
+        <w:rPr>
+          <w:b/>
+          <w:bCs/>
+        </w:rPr>
+      </w:pPr>
+      <w:r>
+        <w:rPr>
+          <w:b/>
+          <w:bCs/>
+        </w:rPr>
+        <w:t xml:space="preserve">Run makmigrations and migrate  </w:t>
+      </w:r>
+    </w:p>
+    <w:p>
+      <w:pPr>
+        <w:pStyle w:val="ListParagraph"/>
+        <w:numPr>
+          <w:ilvl w:val="0"/>
+          <w:numId w:val="1"/>
+        </w:numPr>
+        <w:rPr>
+          <w:b/>
+          <w:bCs/>
+        </w:rPr>
+      </w:pPr>
+      <w:r>
+        <w:rPr>
+          <w:b/>
+          <w:bCs/>
+        </w:rPr>
+        <w:t>Change the textrich to have alignment tools by installing Django-ckeditor</w:t>
+      </w:r>
+    </w:p>
+    <w:p>
+      <w:pPr>
+        <w:pStyle w:val="ListParagraph"/>
+        <w:rPr>
+          <w:b/>
+          <w:bCs/>
+        </w:rPr>
+      </w:pPr>
+      <w:r>
+        <w:rPr>
+          <w:noProof/>
+        </w:rPr>
+        <w:drawing>
+          <wp:inline distT="0" distB="0" distL="0" distR="0" wp14:anchorId="5402662F" wp14:editId="3D0C52AA">
+            <wp:extent cx="2681288" cy="371564"/>
+            <wp:effectExtent l="0" t="0" r="5080" b="9525"/>
+            <wp:docPr id="28" name="Picture 28"/>
+            <wp:cNvGraphicFramePr>
+              <a:graphicFrameLocks xmlns:a="http://schemas.openxmlformats.org/drawingml/2006/main" noChangeAspect="1"/>
+            </wp:cNvGraphicFramePr>
+            <a:graphic xmlns:a="http://schemas.openxmlformats.org/drawingml/2006/main">
+              <a:graphicData uri="http://schemas.openxmlformats.org/drawingml/2006/picture">
+                <pic:pic xmlns:pic="http://schemas.openxmlformats.org/drawingml/2006/picture">
+                  <pic:nvPicPr>
+                    <pic:cNvPr id="1" name=""/>
+                    <pic:cNvPicPr/>
+                  </pic:nvPicPr>
+                  <pic:blipFill>
+                    <a:blip r:embed="rId46"/>
+                    <a:stretch>
+                      <a:fillRect/>
+                    </a:stretch>
+                  </pic:blipFill>
+                  <pic:spPr>
+                    <a:xfrm>
+                      <a:off x="0" y="0"/>
+                      <a:ext cx="2743045" cy="380122"/>
+                    </a:xfrm>
+                    <a:prstGeom prst="rect">
+                      <a:avLst/>
+                    </a:prstGeom>
+                  </pic:spPr>
+                </pic:pic>
+              </a:graphicData>
+            </a:graphic>
+          </wp:inline>
+        </w:drawing>
+      </w:r>
+      <w:r>
+        <w:rPr>
+          <w:b/>
+          <w:bCs/>
+        </w:rPr>
+        <w:t xml:space="preserve"> </w:t>
+      </w:r>
+    </w:p>
+    <w:p>
+      <w:pPr>
+        <w:pStyle w:val="ListParagraph"/>
+        <w:numPr>
+          <w:ilvl w:val="0"/>
+          <w:numId w:val="1"/>
+        </w:numPr>
+        <w:rPr>
+          <w:b/>
+          <w:bCs/>
+        </w:rPr>
+      </w:pPr>
+      <w:r>
+        <w:rPr>
+          <w:b/>
+          <w:bCs/>
+        </w:rPr>
+        <w:t>Add the ckeditor to installed app in setting.py</w:t>
+      </w:r>
+    </w:p>
+    <w:p>
+      <w:pPr>
+        <w:pStyle w:val="ListParagraph"/>
+        <w:rPr>
+          <w:b/>
+          <w:bCs/>
+        </w:rPr>
+      </w:pPr>
+      <w:r>
+        <w:rPr>
+          <w:noProof/>
+        </w:rPr>
+        <w:drawing>
+          <wp:inline distT="0" distB="0" distL="0" distR="0" wp14:anchorId="420CC6A7" wp14:editId="406E9BDA">
+            <wp:extent cx="1247775" cy="954976"/>
+            <wp:effectExtent l="0" t="0" r="0" b="0"/>
+            <wp:docPr id="36" name="Picture 36"/>
+            <wp:cNvGraphicFramePr>
+              <a:graphicFrameLocks xmlns:a="http://schemas.openxmlformats.org/drawingml/2006/main" noChangeAspect="1"/>
+            </wp:cNvGraphicFramePr>
+            <a:graphic xmlns:a="http://schemas.openxmlformats.org/drawingml/2006/main">
+              <a:graphicData uri="http://schemas.openxmlformats.org/drawingml/2006/picture">
+                <pic:pic xmlns:pic="http://schemas.openxmlformats.org/drawingml/2006/picture">
+                  <pic:nvPicPr>
+                    <pic:cNvPr id="1" name=""/>
+                    <pic:cNvPicPr/>
+                  </pic:nvPicPr>
+                  <pic:blipFill>
+                    <a:blip r:embed="rId47"/>
+                    <a:stretch>
+                      <a:fillRect/>
+                    </a:stretch>
+                  </pic:blipFill>
+                  <pic:spPr>
+                    <a:xfrm>
+                      <a:off x="0" y="0"/>
+                      <a:ext cx="1294046" cy="990389"/>
+                    </a:xfrm>
+                    <a:prstGeom prst="rect">
+                      <a:avLst/>
+                    </a:prstGeom>
+                  </pic:spPr>
+                </pic:pic>
+              </a:graphicData>
+            </a:graphic>
+          </wp:inline>
+        </w:drawing>
+      </w:r>
+    </w:p>
+    <w:p>
+      <w:pPr>
+        <w:pStyle w:val="ListParagraph"/>
+        <w:numPr>
+          <w:ilvl w:val="0"/>
+          <w:numId w:val="1"/>
+        </w:numPr>
+        <w:rPr>
+          <w:b/>
+          <w:bCs/>
+        </w:rPr>
+      </w:pPr>
+      <w:r>
+        <w:rPr>
+          <w:b/>
+          <w:bCs/>
+        </w:rPr>
+        <w:t xml:space="preserve">Go to model.py import </w:t>
+      </w:r>
+      <w:r>
+        <w:rPr>
+          <w:b/>
+          <w:bCs/>
+        </w:rPr>
+        <w:t xml:space="preserve">ckeditor </w:t>
+      </w:r>
+      <w:r>
+        <w:rPr>
+          <w:b/>
+          <w:bCs/>
+        </w:rPr>
+        <w:t xml:space="preserve">and fix the rich box instead the textfiled </w:t>
+      </w:r>
+    </w:p>
+    <w:p>
+      <w:pPr>
+        <w:pStyle w:val="ListParagraph"/>
+        <w:rPr>
+          <w:b/>
+          <w:bCs/>
+        </w:rPr>
+      </w:pPr>
+      <w:r>
+        <w:rPr>
+          <w:noProof/>
+        </w:rPr>
+        <w:drawing>
+          <wp:inline distT="0" distB="0" distL="0" distR="0" wp14:anchorId="77E322D3" wp14:editId="6D6DEF7D">
+            <wp:extent cx="1476375" cy="99580"/>
+            <wp:effectExtent l="0" t="0" r="0" b="0"/>
+            <wp:docPr id="38" name="Picture 38"/>
+            <wp:cNvGraphicFramePr>
+              <a:graphicFrameLocks xmlns:a="http://schemas.openxmlformats.org/drawingml/2006/main" noChangeAspect="1"/>
+            </wp:cNvGraphicFramePr>
+            <a:graphic xmlns:a="http://schemas.openxmlformats.org/drawingml/2006/main">
+              <a:graphicData uri="http://schemas.openxmlformats.org/drawingml/2006/picture">
+                <pic:pic xmlns:pic="http://schemas.openxmlformats.org/drawingml/2006/picture">
+                  <pic:nvPicPr>
+                    <pic:cNvPr id="1" name=""/>
+                    <pic:cNvPicPr/>
+                  </pic:nvPicPr>
+                  <pic:blipFill>
+                    <a:blip r:embed="rId48"/>
+                    <a:stretch>
+                      <a:fillRect/>
+                    </a:stretch>
+                  </pic:blipFill>
+                  <pic:spPr>
+                    <a:xfrm>
+                      <a:off x="0" y="0"/>
+                      <a:ext cx="1580404" cy="106597"/>
+                    </a:xfrm>
+                    <a:prstGeom prst="rect">
+                      <a:avLst/>
+                    </a:prstGeom>
+                  </pic:spPr>
+                </pic:pic>
+              </a:graphicData>
+            </a:graphic>
+          </wp:inline>
+        </w:drawing>
+      </w:r>
+    </w:p>
+    <w:p>
+      <w:pPr>
+        <w:pStyle w:val="ListParagraph"/>
+        <w:rPr>
+          <w:b/>
+          <w:bCs/>
+        </w:rPr>
+      </w:pPr>
+      <w:r>
+        <w:rPr>
+          <w:noProof/>
+        </w:rPr>
+        <w:drawing>
+          <wp:inline distT="0" distB="0" distL="0" distR="0" wp14:anchorId="4D5216AA" wp14:editId="31F6BBB6">
+            <wp:extent cx="1476375" cy="139400"/>
+            <wp:effectExtent l="0" t="0" r="0" b="0"/>
+            <wp:docPr id="45" name="Picture 45"/>
+            <wp:cNvGraphicFramePr>
+              <a:graphicFrameLocks xmlns:a="http://schemas.openxmlformats.org/drawingml/2006/main" noChangeAspect="1"/>
+            </wp:cNvGraphicFramePr>
+            <a:graphic xmlns:a="http://schemas.openxmlformats.org/drawingml/2006/main">
+              <a:graphicData uri="http://schemas.openxmlformats.org/drawingml/2006/picture">
+                <pic:pic xmlns:pic="http://schemas.openxmlformats.org/drawingml/2006/picture">
+                  <pic:nvPicPr>
+                    <pic:cNvPr id="1" name=""/>
+                    <pic:cNvPicPr/>
+                  </pic:nvPicPr>
+                  <pic:blipFill>
+                    <a:blip r:embed="rId49"/>
+                    <a:stretch>
+                      <a:fillRect/>
+                    </a:stretch>
+                  </pic:blipFill>
+                  <pic:spPr>
+                    <a:xfrm>
+                      <a:off x="0" y="0"/>
+                      <a:ext cx="1730140" cy="163361"/>
+                    </a:xfrm>
+                    <a:prstGeom prst="rect">
+                      <a:avLst/>
+                    </a:prstGeom>
+                  </pic:spPr>
+                </pic:pic>
+              </a:graphicData>
+            </a:graphic>
+          </wp:inline>
+        </w:drawing>
+      </w:r>
+    </w:p>
+    <w:p>
+      <w:pPr>
+        <w:pStyle w:val="ListParagraph"/>
+        <w:numPr>
+          <w:ilvl w:val="0"/>
+          <w:numId w:val="1"/>
+        </w:numPr>
+        <w:rPr>
+          <w:b/>
+          <w:bCs/>
+        </w:rPr>
+      </w:pPr>
+      <w:r>
+        <w:rPr>
+          <w:b/>
+          <w:bCs/>
+        </w:rPr>
+        <w:t xml:space="preserve">Edit features to be able to select multiple items </w:t>
+      </w:r>
+    </w:p>
+    <w:p>
+      <w:pPr>
+        <w:pStyle w:val="ListParagraph"/>
+        <w:rPr>
+          <w:b/>
+          <w:bCs/>
+        </w:rPr>
+      </w:pPr>
+      <w:r>
+        <w:rPr>
+          <w:noProof/>
+        </w:rPr>
+        <w:drawing>
+          <wp:inline distT="0" distB="0" distL="0" distR="0" wp14:anchorId="0251B71B" wp14:editId="1B497A04">
+            <wp:extent cx="1476375" cy="89724"/>
+            <wp:effectExtent l="0" t="0" r="0" b="5715"/>
+            <wp:docPr id="46" name="Picture 46"/>
+            <wp:cNvGraphicFramePr>
+              <a:graphicFrameLocks xmlns:a="http://schemas.openxmlformats.org/drawingml/2006/main" noChangeAspect="1"/>
+            </wp:cNvGraphicFramePr>
+            <a:graphic xmlns:a="http://schemas.openxmlformats.org/drawingml/2006/main">
+              <a:graphicData uri="http://schemas.openxmlformats.org/drawingml/2006/picture">
+                <pic:pic xmlns:pic="http://schemas.openxmlformats.org/drawingml/2006/picture">
+                  <pic:nvPicPr>
+                    <pic:cNvPr id="1" name=""/>
+                    <pic:cNvPicPr/>
+                  </pic:nvPicPr>
+                  <pic:blipFill>
+                    <a:blip r:embed="rId50"/>
+                    <a:stretch>
+                      <a:fillRect/>
+                    </a:stretch>
+                  </pic:blipFill>
+                  <pic:spPr>
+                    <a:xfrm>
+                      <a:off x="0" y="0"/>
+                      <a:ext cx="1781412" cy="108262"/>
+                    </a:xfrm>
+                    <a:prstGeom prst="rect">
+                      <a:avLst/>
+                    </a:prstGeom>
+                  </pic:spPr>
+                </pic:pic>
+              </a:graphicData>
+            </a:graphic>
+          </wp:inline>
+        </w:drawing>
+      </w:r>
+    </w:p>
+    <w:p>
+      <w:pPr>
+        <w:pStyle w:val="ListParagraph"/>
+        <w:rPr>
+          <w:b/>
+          <w:bCs/>
+        </w:rPr>
+      </w:pPr>
+      <w:r>
+        <w:rPr>
+          <w:noProof/>
+        </w:rPr>
+        <w:drawing>
+          <wp:inline distT="0" distB="0" distL="0" distR="0" wp14:anchorId="312FB1CA" wp14:editId="6B44915E">
+            <wp:extent cx="1476375" cy="81455"/>
+            <wp:effectExtent l="0" t="0" r="0" b="0"/>
+            <wp:docPr id="47" name="Picture 47"/>
+            <wp:cNvGraphicFramePr>
+              <a:graphicFrameLocks xmlns:a="http://schemas.openxmlformats.org/drawingml/2006/main" noChangeAspect="1"/>
+            </wp:cNvGraphicFramePr>
+            <a:graphic xmlns:a="http://schemas.openxmlformats.org/drawingml/2006/main">
+              <a:graphicData uri="http://schemas.openxmlformats.org/drawingml/2006/picture">
+                <pic:pic xmlns:pic="http://schemas.openxmlformats.org/drawingml/2006/picture">
+                  <pic:nvPicPr>
+                    <pic:cNvPr id="1" name=""/>
+                    <pic:cNvPicPr/>
+                  </pic:nvPicPr>
+                  <pic:blipFill>
+                    <a:blip r:embed="rId51"/>
+                    <a:stretch>
+                      <a:fillRect/>
+                    </a:stretch>
+                  </pic:blipFill>
+                  <pic:spPr>
+                    <a:xfrm>
+                      <a:off x="0" y="0"/>
+                      <a:ext cx="2735145" cy="150904"/>
+                    </a:xfrm>
+                    <a:prstGeom prst="rect">
+                      <a:avLst/>
+                    </a:prstGeom>
+                  </pic:spPr>
+                </pic:pic>
+              </a:graphicData>
+            </a:graphic>
+          </wp:inline>
+        </w:drawing>
+      </w:r>
+    </w:p>
+    <w:p>
+      <w:pPr>
+        <w:pStyle w:val="ListParagraph"/>
+        <w:numPr>
+          <w:ilvl w:val="0"/>
+          <w:numId w:val="1"/>
+        </w:numPr>
+        <w:rPr>
+          <w:b/>
+          <w:bCs/>
+        </w:rPr>
+      </w:pPr>
+      <w:r>
+        <w:rPr>
+          <w:b/>
+          <w:bCs/>
+        </w:rPr>
+        <w:t xml:space="preserve">Add more details in car admin page, </w:t>
+      </w:r>
+      <w:r>
+        <w:rPr>
+          <w:b/>
+          <w:bCs/>
+        </w:rPr>
+        <w:t>in</w:t>
+      </w:r>
+      <w:r>
+        <w:rPr>
+          <w:b/>
+          <w:bCs/>
+        </w:rPr>
+        <w:t xml:space="preserve"> admin.py </w:t>
+      </w:r>
+      <w:r>
+        <w:rPr>
+          <w:b/>
+          <w:bCs/>
+        </w:rPr>
+        <w:t>we</w:t>
+      </w:r>
+      <w:r>
+        <w:rPr>
+          <w:b/>
+          <w:bCs/>
+        </w:rPr>
+        <w:t xml:space="preserve"> add all information needed</w:t>
+      </w:r>
+    </w:p>
+    <w:p>
+      <w:pPr>
+        <w:pStyle w:val="ListParagraph"/>
+        <w:rPr>
+          <w:b/>
+          <w:bCs/>
+        </w:rPr>
+      </w:pPr>
+      <w:r>
+        <w:rPr>
+          <w:noProof/>
+        </w:rPr>
+        <w:drawing>
+          <wp:inline distT="0" distB="0" distL="0" distR="0" wp14:anchorId="706C23D4" wp14:editId="42FE2A89">
+            <wp:extent cx="2628900" cy="948716"/>
+            <wp:effectExtent l="0" t="0" r="0" b="3810"/>
+            <wp:docPr id="48" name="Picture 48"/>
+            <wp:cNvGraphicFramePr>
+              <a:graphicFrameLocks xmlns:a="http://schemas.openxmlformats.org/drawingml/2006/main" noChangeAspect="1"/>
+            </wp:cNvGraphicFramePr>
+            <a:graphic xmlns:a="http://schemas.openxmlformats.org/drawingml/2006/main">
+              <a:graphicData uri="http://schemas.openxmlformats.org/drawingml/2006/picture">
+                <pic:pic xmlns:pic="http://schemas.openxmlformats.org/drawingml/2006/picture">
+                  <pic:nvPicPr>
+                    <pic:cNvPr id="1" name=""/>
+                    <pic:cNvPicPr/>
+                  </pic:nvPicPr>
+                  <pic:blipFill>
+                    <a:blip r:embed="rId52"/>
+                    <a:stretch>
+                      <a:fillRect/>
+                    </a:stretch>
+                  </pic:blipFill>
+                  <pic:spPr>
+                    <a:xfrm>
+                      <a:off x="0" y="0"/>
+                      <a:ext cx="2645521" cy="954714"/>
+                    </a:xfrm>
+                    <a:prstGeom prst="rect">
+                      <a:avLst/>
+                    </a:prstGeom>
+                  </pic:spPr>
+                </pic:pic>
+              </a:graphicData>
+            </a:graphic>
+          </wp:inline>
+        </w:drawing>
+      </w:r>
+    </w:p>
+    <w:p>
+      <w:pPr>
+        <w:pStyle w:val="ListParagraph"/>
+        <w:numPr>
+          <w:ilvl w:val="0"/>
+          <w:numId w:val="1"/>
+        </w:numPr>
+        <w:rPr>
+          <w:b/>
+          <w:bCs/>
+        </w:rPr>
+      </w:pPr>
+      <w:r>
+        <w:rPr>
+          <w:b/>
+          <w:bCs/>
+        </w:rPr>
+        <w:t xml:space="preserve">Make one feature editable from admin dashboard direct </w:t>
+      </w:r>
+    </w:p>
+    <w:p>
+      <w:pPr>
+        <w:pStyle w:val="ListParagraph"/>
+        <w:rPr>
+          <w:b/>
+          <w:bCs/>
+        </w:rPr>
+      </w:pPr>
+      <w:r>
+        <w:rPr>
+          <w:noProof/>
+        </w:rPr>
+        <w:drawing>
+          <wp:inline distT="0" distB="0" distL="0" distR="0" wp14:anchorId="4F0B0EE2" wp14:editId="13661E99">
+            <wp:extent cx="361950" cy="805631"/>
+            <wp:effectExtent l="0" t="0" r="0" b="0"/>
+            <wp:docPr id="49" name="Picture 49"/>
+            <wp:cNvGraphicFramePr>
+              <a:graphicFrameLocks xmlns:a="http://schemas.openxmlformats.org/drawingml/2006/main" noChangeAspect="1"/>
+            </wp:cNvGraphicFramePr>
+            <a:graphic xmlns:a="http://schemas.openxmlformats.org/drawingml/2006/main">
+              <a:graphicData uri="http://schemas.openxmlformats.org/drawingml/2006/picture">
+                <pic:pic xmlns:pic="http://schemas.openxmlformats.org/drawingml/2006/picture">
+                  <pic:nvPicPr>
+                    <pic:cNvPr id="1" name=""/>
+                    <pic:cNvPicPr/>
+                  </pic:nvPicPr>
+                  <pic:blipFill>
+                    <a:blip r:embed="rId53"/>
+                    <a:stretch>
+                      <a:fillRect/>
+                    </a:stretch>
+                  </pic:blipFill>
+                  <pic:spPr>
+                    <a:xfrm>
+                      <a:off x="0" y="0"/>
+                      <a:ext cx="367539" cy="818072"/>
+                    </a:xfrm>
+                    <a:prstGeom prst="rect">
+                      <a:avLst/>
+                    </a:prstGeom>
+                  </pic:spPr>
+                </pic:pic>
+              </a:graphicData>
+            </a:graphic>
+          </wp:inline>
+        </w:drawing>
+      </w:r>
+    </w:p>
+    <w:p>
+      <w:pPr>
+        <w:pStyle w:val="ListParagraph"/>
+        <w:numPr>
+          <w:ilvl w:val="0"/>
+          <w:numId w:val="1"/>
+        </w:numPr>
+        <w:rPr>
+          <w:b/>
+          <w:bCs/>
+        </w:rPr>
+      </w:pPr>
+      <w:r>
+        <w:rPr>
+          <w:b/>
+          <w:bCs/>
+        </w:rPr>
+        <w:lastRenderedPageBreak/>
+        <w:t xml:space="preserve">view the cars images on the pages, go to view.py in pages (import cars model) then add the featrued_cars be orders by created date </w:t>
+      </w:r>
+    </w:p>
+    <w:p>
+      <w:pPr>
+        <w:pStyle w:val="ListParagraph"/>
+        <w:rPr>
+          <w:b/>
+          <w:bCs/>
+        </w:rPr>
+      </w:pPr>
+      <w:r>
+        <w:rPr>
+          <w:noProof/>
+        </w:rPr>
+        <w:drawing>
+          <wp:inline distT="0" distB="0" distL="0" distR="0" wp14:anchorId="5F52CCF6" wp14:editId="47E68212">
+            <wp:extent cx="3179404" cy="1256306"/>
+            <wp:effectExtent l="0" t="0" r="2540" b="1270"/>
+            <wp:docPr id="43" name="Picture 43"/>
+            <wp:cNvGraphicFramePr>
+              <a:graphicFrameLocks xmlns:a="http://schemas.openxmlformats.org/drawingml/2006/main" noChangeAspect="1"/>
+            </wp:cNvGraphicFramePr>
+            <a:graphic xmlns:a="http://schemas.openxmlformats.org/drawingml/2006/main">
+              <a:graphicData uri="http://schemas.openxmlformats.org/drawingml/2006/picture">
+                <pic:pic xmlns:pic="http://schemas.openxmlformats.org/drawingml/2006/picture">
+                  <pic:nvPicPr>
+                    <pic:cNvPr id="1" name=""/>
+                    <pic:cNvPicPr/>
+                  </pic:nvPicPr>
+                  <pic:blipFill>
+                    <a:blip r:embed="rId54"/>
+                    <a:stretch>
+                      <a:fillRect/>
+                    </a:stretch>
+                  </pic:blipFill>
+                  <pic:spPr>
+                    <a:xfrm>
+                      <a:off x="0" y="0"/>
+                      <a:ext cx="3214847" cy="1270311"/>
+                    </a:xfrm>
+                    <a:prstGeom prst="rect">
+                      <a:avLst/>
+                    </a:prstGeom>
+                  </pic:spPr>
+                </pic:pic>
+              </a:graphicData>
+            </a:graphic>
+          </wp:inline>
+        </w:drawing>
+      </w:r>
+    </w:p>
+    <w:p>
+      <w:pPr>
+        <w:pStyle w:val="ListParagraph"/>
+        <w:numPr>
+          <w:ilvl w:val="0"/>
+          <w:numId w:val="1"/>
+        </w:numPr>
+        <w:rPr>
+          <w:b/>
+          <w:bCs/>
+        </w:rPr>
+      </w:pPr>
+      <w:r>
+        <w:rPr>
+          <w:b/>
+          <w:bCs/>
+        </w:rPr>
+        <w:t>now the view ready to setup the data in home.html</w:t>
+      </w:r>
+    </w:p>
+    <w:p>
+      <w:pPr>
+        <w:pStyle w:val="ListParagraph"/>
+        <w:numPr>
+          <w:ilvl w:val="0"/>
+          <w:numId w:val="1"/>
+        </w:numPr>
+        <w:rPr>
+          <w:b/>
+          <w:bCs/>
+        </w:rPr>
+      </w:pPr>
+      <w:r>
+        <w:rPr>
+          <w:b/>
+          <w:bCs/>
+        </w:rPr>
+        <w:t>clean the div in home.html t</w:t>
+      </w:r>
+      <w:r>
+        <w:rPr>
+          <w:b/>
+          <w:bCs/>
+        </w:rPr>
+        <w:t>o add the dynamic cars features by using for loop</w:t>
+      </w:r>
+    </w:p>
+    <w:p>
+      <w:pPr>
+        <w:pStyle w:val="ListParagraph"/>
+        <w:numPr>
+          <w:ilvl w:val="0"/>
+          <w:numId w:val="1"/>
+        </w:numPr>
+        <w:rPr>
+          <w:b/>
+          <w:bCs/>
+        </w:rPr>
+      </w:pPr>
+      <w:r>
+        <w:rPr>
+          <w:b/>
+          <w:bCs/>
+        </w:rPr>
+        <w:t xml:space="preserve">add the </w:t>
+      </w:r>
+      <w:r>
+        <w:rPr>
+          <w:b/>
+          <w:bCs/>
+        </w:rPr>
+        <w:t>features</w:t>
+      </w:r>
+      <w:r>
+        <w:rPr>
+          <w:b/>
+          <w:bCs/>
+        </w:rPr>
+        <w:t xml:space="preserve"> such price photo and title</w:t>
+      </w:r>
+      <w:r>
+        <w:rPr>
+          <w:b/>
+          <w:bCs/>
+        </w:rPr>
+        <w:t xml:space="preserve"> {{car.car_title}}</w:t>
+      </w:r>
+      <w:r>
+        <w:rPr>
+          <w:b/>
+          <w:bCs/>
+        </w:rPr>
+        <w:t xml:space="preserve"> for images you must add url  {{car.car_photo.url}}</w:t>
+      </w:r>
+    </w:p>
+    <w:p>
+      <w:pPr>
+        <w:pStyle w:val="ListParagraph"/>
+        <w:numPr>
+          <w:ilvl w:val="0"/>
+          <w:numId w:val="1"/>
+        </w:numPr>
+        <w:rPr>
+          <w:b/>
+          <w:bCs/>
+        </w:rPr>
+      </w:pPr>
+      <w:r>
+        <w:rPr>
+          <w:b/>
+          <w:bCs/>
+        </w:rPr>
+        <w:t xml:space="preserve">add if loop to check if image available or not </w:t>
+      </w:r>
+      <w:r>
+        <w:rPr>
+          <w:b/>
+          <w:bCs/>
+          <w:color w:val="FF0000"/>
+        </w:rPr>
+        <w:t>(written without url)</w:t>
+      </w:r>
+    </w:p>
+    <w:p>
+      <w:pPr>
+        <w:pStyle w:val="ListParagraph"/>
+        <w:rPr>
+          <w:b/>
+          <w:bCs/>
+        </w:rPr>
+      </w:pPr>
+      <w:r>
+        <w:rPr>
+          <w:noProof/>
+        </w:rPr>
+        <w:drawing>
+          <wp:inline distT="0" distB="0" distL="0" distR="0" wp14:anchorId="2CC339A9" wp14:editId="4EA271D7">
+            <wp:extent cx="2894275" cy="1385350"/>
+            <wp:effectExtent l="0" t="0" r="1905" b="5715"/>
+            <wp:docPr id="51" name="Picture 51"/>
+            <wp:cNvGraphicFramePr>
+              <a:graphicFrameLocks xmlns:a="http://schemas.openxmlformats.org/drawingml/2006/main" noChangeAspect="1"/>
+            </wp:cNvGraphicFramePr>
+            <a:graphic xmlns:a="http://schemas.openxmlformats.org/drawingml/2006/main">
+              <a:graphicData uri="http://schemas.openxmlformats.org/drawingml/2006/picture">
+                <pic:pic xmlns:pic="http://schemas.openxmlformats.org/drawingml/2006/picture">
+                  <pic:nvPicPr>
+                    <pic:cNvPr id="1" name=""/>
+                    <pic:cNvPicPr/>
+                  </pic:nvPicPr>
+                  <pic:blipFill>
+                    <a:blip r:embed="rId55"/>
+                    <a:stretch>
+                      <a:fillRect/>
+                    </a:stretch>
+                  </pic:blipFill>
+                  <pic:spPr>
+                    <a:xfrm>
+                      <a:off x="0" y="0"/>
+                      <a:ext cx="2927255" cy="1401136"/>
+                    </a:xfrm>
+                    <a:prstGeom prst="rect">
+                      <a:avLst/>
+                    </a:prstGeom>
+                  </pic:spPr>
+                </pic:pic>
+              </a:graphicData>
+            </a:graphic>
+          </wp:inline>
+        </w:drawing>
+      </w:r>
+    </w:p>
+    <w:p>
+      <w:pPr>
+        <w:pStyle w:val="ListParagraph"/>
+        <w:numPr>
+          <w:ilvl w:val="0"/>
+          <w:numId w:val="1"/>
+        </w:numPr>
+        <w:rPr>
+          <w:b/>
+          <w:bCs/>
+        </w:rPr>
+      </w:pPr>
+      <w:r>
+        <w:rPr>
+          <w:b/>
+          <w:bCs/>
+        </w:rPr>
+        <w:t>for photo you have to manage the size</w:t>
+      </w:r>
+    </w:p>
+    <w:p>
+      <w:pPr>
+        <w:pStyle w:val="ListParagraph"/>
+        <w:numPr>
+          <w:ilvl w:val="0"/>
+          <w:numId w:val="1"/>
+        </w:numPr>
+        <w:rPr>
+          <w:b/>
+          <w:bCs/>
+        </w:rPr>
+      </w:pPr>
+      <w:r>
+        <w:rPr>
+          <w:b/>
+          <w:bCs/>
+        </w:rPr>
+        <w:t>again add all_cars in view.py and make for loop in home.html</w:t>
+      </w:r>
+    </w:p>
+    <w:p>
+      <w:pPr>
+        <w:pStyle w:val="ListParagraph"/>
+        <w:numPr>
+          <w:ilvl w:val="0"/>
+          <w:numId w:val="1"/>
+        </w:numPr>
+        <w:rPr>
+          <w:b/>
+          <w:bCs/>
+        </w:rPr>
+      </w:pPr>
+      <w:r>
+        <w:rPr>
+          <w:b/>
+          <w:bCs/>
+        </w:rPr>
+        <w:t>fixing numbers by add (,) to be more readable, so add Django.contrib.humanize apps in setting.py</w:t>
+      </w:r>
+      <w:r>
+        <w:rPr>
+          <w:b/>
+          <w:bCs/>
+        </w:rPr>
+        <w:t xml:space="preserve"> and add {% load humanize %} in home.html after {% block content %}</w:t>
+      </w:r>
+    </w:p>
+    <w:p>
+      <w:pPr>
+        <w:pStyle w:val="ListParagraph"/>
+        <w:rPr>
+          <w:b/>
+          <w:bCs/>
+        </w:rPr>
+      </w:pPr>
+      <w:r>
+        <w:rPr>
+          <w:noProof/>
+        </w:rPr>
+        <w:drawing>
+          <wp:inline distT="0" distB="0" distL="0" distR="0" wp14:anchorId="091E4872" wp14:editId="29930893">
+            <wp:extent cx="2200937" cy="1886517"/>
+            <wp:effectExtent l="0" t="0" r="8890" b="0"/>
+            <wp:docPr id="52" name="Picture 52"/>
+            <wp:cNvGraphicFramePr>
+              <a:graphicFrameLocks xmlns:a="http://schemas.openxmlformats.org/drawingml/2006/main" noChangeAspect="1"/>
+            </wp:cNvGraphicFramePr>
+            <a:graphic xmlns:a="http://schemas.openxmlformats.org/drawingml/2006/main">
+              <a:graphicData uri="http://schemas.openxmlformats.org/drawingml/2006/picture">
+                <pic:pic xmlns:pic="http://schemas.openxmlformats.org/drawingml/2006/picture">
+                  <pic:nvPicPr>
+                    <pic:cNvPr id="1" name=""/>
+                    <pic:cNvPicPr/>
+                  </pic:nvPicPr>
+                  <pic:blipFill>
+                    <a:blip r:embed="rId56"/>
+                    <a:stretch>
+                      <a:fillRect/>
+                    </a:stretch>
+                  </pic:blipFill>
+                  <pic:spPr>
+                    <a:xfrm>
+                      <a:off x="0" y="0"/>
+                      <a:ext cx="2236968" cy="1917400"/>
+                    </a:xfrm>
+                    <a:prstGeom prst="rect">
+                      <a:avLst/>
+                    </a:prstGeom>
+                  </pic:spPr>
+                </pic:pic>
+              </a:graphicData>
+            </a:graphic>
+          </wp:inline>
+        </w:drawing>
+      </w:r>
+    </w:p>
+    <w:p>
+      <w:pPr>
+        <w:pStyle w:val="ListParagraph"/>
+        <w:numPr>
+          <w:ilvl w:val="0"/>
+          <w:numId w:val="1"/>
+        </w:numPr>
+        <w:rPr>
+          <w:b/>
+          <w:bCs/>
+        </w:rPr>
+      </w:pPr>
+      <w:r>
+        <w:rPr>
+          <w:b/>
+          <w:bCs/>
+        </w:rPr>
+        <w:t xml:space="preserve">type {{car.price </w:t>
+      </w:r>
+      <w:r>
+        <w:rPr>
+          <w:b/>
+          <w:bCs/>
+          <w:color w:val="FF0000"/>
+        </w:rPr>
+        <w:t xml:space="preserve">| </w:t>
+      </w:r>
+      <w:bookmarkStart w:id="0" w:name="_GoBack"/>
+      <w:r>
+        <w:rPr>
+          <w:b/>
+          <w:bCs/>
+          <w:color w:val="FF0000"/>
+        </w:rPr>
+        <w:t>in</w:t>
+      </w:r>
+      <w:r>
+        <w:rPr>
+          <w:b/>
+          <w:bCs/>
+          <w:color w:val="FF0000"/>
+        </w:rPr>
+        <w:t>t</w:t>
+      </w:r>
+      <w:r>
+        <w:rPr>
+          <w:b/>
+          <w:bCs/>
+          <w:color w:val="FF0000"/>
+        </w:rPr>
+        <w:t>comma</w:t>
+      </w:r>
+      <w:bookmarkEnd w:id="0"/>
+      <w:r>
+        <w:rPr>
+          <w:b/>
+          <w:bCs/>
+        </w:rPr>
+        <w:t>}} after each numbers you need to add comma on it</w:t>
+      </w:r>
+    </w:p>
+    <w:p>
+      <w:pPr>
+        <w:pStyle w:val="ListParagraph"/>
+        <w:rPr>
+          <w:b/>
+          <w:bCs/>
+        </w:rPr>
+      </w:pPr>
+    </w:p>
+    <w:p>
+      <w:pPr>
+        <w:pStyle w:val="ListParagraph"/>
+        <w:rPr>
+          <w:b/>
+          <w:bCs/>
+        </w:rPr>
+      </w:pPr>
     </w:p>
     <w:sectPr>
       <w:pgSz w:w="12240" w:h="15840"/>

--- a/ReadMe.docx
+++ b/ReadMe.docx
@@ -4522,59 +4522,2211 @@
           <w:bCs/>
           <w:color w:val="FF0000"/>
         </w:rPr>
-        <w:t xml:space="preserve">| </w:t>
-      </w:r>
+        <w:t>| in</w:t>
+      </w:r>
+      <w:r>
+        <w:rPr>
+          <w:b/>
+          <w:bCs/>
+          <w:color w:val="FF0000"/>
+        </w:rPr>
+        <w:t>t</w:t>
+      </w:r>
+      <w:r>
+        <w:rPr>
+          <w:b/>
+          <w:bCs/>
+          <w:color w:val="FF0000"/>
+        </w:rPr>
+        <w:t>comma</w:t>
+      </w:r>
+      <w:r>
+        <w:rPr>
+          <w:b/>
+          <w:bCs/>
+        </w:rPr>
+        <w:t>}} after each numbers you need to add comma on it</w:t>
+      </w:r>
+    </w:p>
+    <w:p>
+      <w:pPr>
+        <w:pStyle w:val="ListParagraph"/>
+        <w:numPr>
+          <w:ilvl w:val="0"/>
+          <w:numId w:val="1"/>
+        </w:numPr>
+        <w:rPr>
+          <w:b/>
+          <w:bCs/>
+        </w:rPr>
+      </w:pPr>
+      <w:r>
+        <w:rPr>
+          <w:b/>
+          <w:bCs/>
+        </w:rPr>
+        <w:t>link new page for car details go to url.py in cars app and add the path</w:t>
+      </w:r>
+    </w:p>
+    <w:p>
+      <w:pPr>
+        <w:pStyle w:val="ListParagraph"/>
+        <w:rPr>
+          <w:b/>
+          <w:bCs/>
+        </w:rPr>
+      </w:pPr>
+      <w:r>
+        <w:rPr>
+          <w:noProof/>
+        </w:rPr>
+        <w:drawing>
+          <wp:inline distT="0" distB="0" distL="0" distR="0" wp14:anchorId="248347B0" wp14:editId="343F0880">
+            <wp:extent cx="2838450" cy="521470"/>
+            <wp:effectExtent l="0" t="0" r="0" b="0"/>
+            <wp:docPr id="53" name="Picture 53"/>
+            <wp:cNvGraphicFramePr>
+              <a:graphicFrameLocks xmlns:a="http://schemas.openxmlformats.org/drawingml/2006/main" noChangeAspect="1"/>
+            </wp:cNvGraphicFramePr>
+            <a:graphic xmlns:a="http://schemas.openxmlformats.org/drawingml/2006/main">
+              <a:graphicData uri="http://schemas.openxmlformats.org/drawingml/2006/picture">
+                <pic:pic xmlns:pic="http://schemas.openxmlformats.org/drawingml/2006/picture">
+                  <pic:nvPicPr>
+                    <pic:cNvPr id="1" name=""/>
+                    <pic:cNvPicPr/>
+                  </pic:nvPicPr>
+                  <pic:blipFill>
+                    <a:blip r:embed="rId57"/>
+                    <a:stretch>
+                      <a:fillRect/>
+                    </a:stretch>
+                  </pic:blipFill>
+                  <pic:spPr>
+                    <a:xfrm>
+                      <a:off x="0" y="0"/>
+                      <a:ext cx="2908843" cy="534402"/>
+                    </a:xfrm>
+                    <a:prstGeom prst="rect">
+                      <a:avLst/>
+                    </a:prstGeom>
+                  </pic:spPr>
+                </pic:pic>
+              </a:graphicData>
+            </a:graphic>
+          </wp:inline>
+        </w:drawing>
+      </w:r>
+      <w:r>
+        <w:rPr>
+          <w:b/>
+          <w:bCs/>
+        </w:rPr>
+        <w:t xml:space="preserve"> </w:t>
+      </w:r>
+    </w:p>
+    <w:p>
+      <w:pPr>
+        <w:pStyle w:val="ListParagraph"/>
+        <w:numPr>
+          <w:ilvl w:val="0"/>
+          <w:numId w:val="1"/>
+        </w:numPr>
+        <w:rPr>
+          <w:b/>
+          <w:bCs/>
+        </w:rPr>
+      </w:pPr>
+      <w:r>
+        <w:rPr>
+          <w:b/>
+          <w:bCs/>
+        </w:rPr>
+        <w:t xml:space="preserve">go to the view.py to create the view </w:t>
+      </w:r>
+    </w:p>
+    <w:p>
+      <w:pPr>
+        <w:pStyle w:val="ListParagraph"/>
+        <w:rPr>
+          <w:b/>
+          <w:bCs/>
+        </w:rPr>
+      </w:pPr>
+      <w:r>
+        <w:rPr>
+          <w:noProof/>
+        </w:rPr>
+        <w:drawing>
+          <wp:inline distT="0" distB="0" distL="0" distR="0" wp14:anchorId="46D6B3DC" wp14:editId="4610F4FE">
+            <wp:extent cx="2838616" cy="354827"/>
+            <wp:effectExtent l="0" t="0" r="0" b="7620"/>
+            <wp:docPr id="54" name="Picture 54"/>
+            <wp:cNvGraphicFramePr>
+              <a:graphicFrameLocks xmlns:a="http://schemas.openxmlformats.org/drawingml/2006/main" noChangeAspect="1"/>
+            </wp:cNvGraphicFramePr>
+            <a:graphic xmlns:a="http://schemas.openxmlformats.org/drawingml/2006/main">
+              <a:graphicData uri="http://schemas.openxmlformats.org/drawingml/2006/picture">
+                <pic:pic xmlns:pic="http://schemas.openxmlformats.org/drawingml/2006/picture">
+                  <pic:nvPicPr>
+                    <pic:cNvPr id="1" name=""/>
+                    <pic:cNvPicPr/>
+                  </pic:nvPicPr>
+                  <pic:blipFill>
+                    <a:blip r:embed="rId58"/>
+                    <a:stretch>
+                      <a:fillRect/>
+                    </a:stretch>
+                  </pic:blipFill>
+                  <pic:spPr>
+                    <a:xfrm>
+                      <a:off x="0" y="0"/>
+                      <a:ext cx="2904172" cy="363021"/>
+                    </a:xfrm>
+                    <a:prstGeom prst="rect">
+                      <a:avLst/>
+                    </a:prstGeom>
+                  </pic:spPr>
+                </pic:pic>
+              </a:graphicData>
+            </a:graphic>
+          </wp:inline>
+        </w:drawing>
+      </w:r>
+      <w:r>
+        <w:rPr>
+          <w:b/>
+          <w:bCs/>
+        </w:rPr>
+        <w:t xml:space="preserve"> </w:t>
+      </w:r>
+    </w:p>
+    <w:p>
+      <w:pPr>
+        <w:pStyle w:val="ListParagraph"/>
+        <w:numPr>
+          <w:ilvl w:val="0"/>
+          <w:numId w:val="1"/>
+        </w:numPr>
+        <w:rPr>
+          <w:b/>
+          <w:bCs/>
+        </w:rPr>
+      </w:pPr>
+      <w:r>
+        <w:rPr>
+          <w:b/>
+          <w:bCs/>
+        </w:rPr>
+        <w:lastRenderedPageBreak/>
+        <w:t>create car_detail.html page inside the template -&gt; cars</w:t>
+      </w:r>
+      <w:r>
+        <w:rPr>
+          <w:b/>
+          <w:bCs/>
+        </w:rPr>
+        <w:t xml:space="preserve"> and then update the url link inside the home.html</w:t>
+      </w:r>
+    </w:p>
+    <w:p>
+      <w:pPr>
+        <w:pStyle w:val="ListParagraph"/>
+        <w:rPr>
+          <w:b/>
+          <w:bCs/>
+        </w:rPr>
+      </w:pPr>
+      <w:r>
+        <w:rPr>
+          <w:noProof/>
+        </w:rPr>
+        <w:drawing>
+          <wp:inline distT="0" distB="0" distL="0" distR="0" wp14:anchorId="2B94473F" wp14:editId="69C3D5DC">
+            <wp:extent cx="2647785" cy="274466"/>
+            <wp:effectExtent l="0" t="0" r="635" b="0"/>
+            <wp:docPr id="56" name="Picture 56"/>
+            <wp:cNvGraphicFramePr>
+              <a:graphicFrameLocks xmlns:a="http://schemas.openxmlformats.org/drawingml/2006/main" noChangeAspect="1"/>
+            </wp:cNvGraphicFramePr>
+            <a:graphic xmlns:a="http://schemas.openxmlformats.org/drawingml/2006/main">
+              <a:graphicData uri="http://schemas.openxmlformats.org/drawingml/2006/picture">
+                <pic:pic xmlns:pic="http://schemas.openxmlformats.org/drawingml/2006/picture">
+                  <pic:nvPicPr>
+                    <pic:cNvPr id="1" name=""/>
+                    <pic:cNvPicPr/>
+                  </pic:nvPicPr>
+                  <pic:blipFill>
+                    <a:blip r:embed="rId59"/>
+                    <a:stretch>
+                      <a:fillRect/>
+                    </a:stretch>
+                  </pic:blipFill>
+                  <pic:spPr>
+                    <a:xfrm>
+                      <a:off x="0" y="0"/>
+                      <a:ext cx="2699511" cy="279828"/>
+                    </a:xfrm>
+                    <a:prstGeom prst="rect">
+                      <a:avLst/>
+                    </a:prstGeom>
+                  </pic:spPr>
+                </pic:pic>
+              </a:graphicData>
+            </a:graphic>
+          </wp:inline>
+        </w:drawing>
+      </w:r>
+    </w:p>
+    <w:p>
+      <w:pPr>
+        <w:pStyle w:val="ListParagraph"/>
+        <w:numPr>
+          <w:ilvl w:val="0"/>
+          <w:numId w:val="1"/>
+        </w:numPr>
+        <w:rPr>
+          <w:b/>
+          <w:bCs/>
+        </w:rPr>
+      </w:pPr>
+      <w:r>
+        <w:rPr>
+          <w:b/>
+          <w:bCs/>
+        </w:rPr>
+        <w:t>now we have to retrieve the car data from database, go to view and cerate the view to bring the car by primary key or throw error 404</w:t>
+      </w:r>
+    </w:p>
+    <w:p>
+      <w:pPr>
+        <w:pStyle w:val="ListParagraph"/>
+        <w:rPr>
+          <w:b/>
+          <w:bCs/>
+        </w:rPr>
+      </w:pPr>
+      <w:r>
+        <w:rPr>
+          <w:noProof/>
+        </w:rPr>
+        <w:drawing>
+          <wp:inline distT="0" distB="0" distL="0" distR="0" wp14:anchorId="04E20F18" wp14:editId="6C1133CE">
+            <wp:extent cx="2400935" cy="1606142"/>
+            <wp:effectExtent l="0" t="0" r="0" b="0"/>
+            <wp:docPr id="58" name="Picture 58"/>
+            <wp:cNvGraphicFramePr>
+              <a:graphicFrameLocks xmlns:a="http://schemas.openxmlformats.org/drawingml/2006/main" noChangeAspect="1"/>
+            </wp:cNvGraphicFramePr>
+            <a:graphic xmlns:a="http://schemas.openxmlformats.org/drawingml/2006/main">
+              <a:graphicData uri="http://schemas.openxmlformats.org/drawingml/2006/picture">
+                <pic:pic xmlns:pic="http://schemas.openxmlformats.org/drawingml/2006/picture">
+                  <pic:nvPicPr>
+                    <pic:cNvPr id="1" name=""/>
+                    <pic:cNvPicPr/>
+                  </pic:nvPicPr>
+                  <pic:blipFill>
+                    <a:blip r:embed="rId60"/>
+                    <a:stretch>
+                      <a:fillRect/>
+                    </a:stretch>
+                  </pic:blipFill>
+                  <pic:spPr>
+                    <a:xfrm>
+                      <a:off x="0" y="0"/>
+                      <a:ext cx="2438908" cy="1631545"/>
+                    </a:xfrm>
+                    <a:prstGeom prst="rect">
+                      <a:avLst/>
+                    </a:prstGeom>
+                  </pic:spPr>
+                </pic:pic>
+              </a:graphicData>
+            </a:graphic>
+          </wp:inline>
+        </w:drawing>
+      </w:r>
+    </w:p>
+    <w:p>
+      <w:pPr>
+        <w:pStyle w:val="ListParagraph"/>
+        <w:numPr>
+          <w:ilvl w:val="0"/>
+          <w:numId w:val="1"/>
+        </w:numPr>
+        <w:rPr>
+          <w:b/>
+          <w:bCs/>
+        </w:rPr>
+      </w:pPr>
+      <w:r>
+        <w:rPr>
+          <w:b/>
+          <w:bCs/>
+        </w:rPr>
+        <w:t>now update the car_detail.html information using single_car</w:t>
+      </w:r>
+    </w:p>
+    <w:p>
+      <w:pPr>
+        <w:pStyle w:val="ListParagraph"/>
+        <w:rPr>
+          <w:b/>
+          <w:bCs/>
+        </w:rPr>
+      </w:pPr>
+      <w:r>
+        <w:rPr>
+          <w:noProof/>
+        </w:rPr>
+        <w:drawing>
+          <wp:inline distT="0" distB="0" distL="0" distR="0" wp14:anchorId="1B08F13B" wp14:editId="24B6E805">
+            <wp:extent cx="2798859" cy="184621"/>
+            <wp:effectExtent l="0" t="0" r="1905" b="6350"/>
+            <wp:docPr id="59" name="Picture 59"/>
+            <wp:cNvGraphicFramePr>
+              <a:graphicFrameLocks xmlns:a="http://schemas.openxmlformats.org/drawingml/2006/main" noChangeAspect="1"/>
+            </wp:cNvGraphicFramePr>
+            <a:graphic xmlns:a="http://schemas.openxmlformats.org/drawingml/2006/main">
+              <a:graphicData uri="http://schemas.openxmlformats.org/drawingml/2006/picture">
+                <pic:pic xmlns:pic="http://schemas.openxmlformats.org/drawingml/2006/picture">
+                  <pic:nvPicPr>
+                    <pic:cNvPr id="1" name=""/>
+                    <pic:cNvPicPr/>
+                  </pic:nvPicPr>
+                  <pic:blipFill>
+                    <a:blip r:embed="rId61"/>
+                    <a:stretch>
+                      <a:fillRect/>
+                    </a:stretch>
+                  </pic:blipFill>
+                  <pic:spPr>
+                    <a:xfrm>
+                      <a:off x="0" y="0"/>
+                      <a:ext cx="2926848" cy="193064"/>
+                    </a:xfrm>
+                    <a:prstGeom prst="rect">
+                      <a:avLst/>
+                    </a:prstGeom>
+                  </pic:spPr>
+                </pic:pic>
+              </a:graphicData>
+            </a:graphic>
+          </wp:inline>
+        </w:drawing>
+      </w:r>
+      <w:r>
+        <w:rPr>
+          <w:b/>
+          <w:bCs/>
+        </w:rPr>
+        <w:t xml:space="preserve"> </w:t>
+      </w:r>
+    </w:p>
+    <w:p>
+      <w:pPr>
+        <w:pStyle w:val="ListParagraph"/>
+        <w:numPr>
+          <w:ilvl w:val="0"/>
+          <w:numId w:val="1"/>
+        </w:numPr>
+        <w:rPr>
+          <w:b/>
+          <w:bCs/>
+        </w:rPr>
+      </w:pPr>
+      <w:r>
+        <w:rPr>
+          <w:b/>
+          <w:bCs/>
+        </w:rPr>
+        <w:t xml:space="preserve">add safe to load html format in description </w:t>
+      </w:r>
+    </w:p>
+    <w:p>
+      <w:pPr>
+        <w:pStyle w:val="ListParagraph"/>
+        <w:rPr>
+          <w:b/>
+          <w:bCs/>
+        </w:rPr>
+      </w:pPr>
+      <w:r>
+        <w:rPr>
+          <w:noProof/>
+        </w:rPr>
+        <w:drawing>
+          <wp:inline distT="0" distB="0" distL="0" distR="0" wp14:anchorId="4F1F02E5" wp14:editId="42C319CD">
+            <wp:extent cx="2401294" cy="227491"/>
+            <wp:effectExtent l="0" t="0" r="0" b="1270"/>
+            <wp:docPr id="60" name="Picture 60"/>
+            <wp:cNvGraphicFramePr>
+              <a:graphicFrameLocks xmlns:a="http://schemas.openxmlformats.org/drawingml/2006/main" noChangeAspect="1"/>
+            </wp:cNvGraphicFramePr>
+            <a:graphic xmlns:a="http://schemas.openxmlformats.org/drawingml/2006/main">
+              <a:graphicData uri="http://schemas.openxmlformats.org/drawingml/2006/picture">
+                <pic:pic xmlns:pic="http://schemas.openxmlformats.org/drawingml/2006/picture">
+                  <pic:nvPicPr>
+                    <pic:cNvPr id="1" name=""/>
+                    <pic:cNvPicPr/>
+                  </pic:nvPicPr>
+                  <pic:blipFill>
+                    <a:blip r:embed="rId62"/>
+                    <a:stretch>
+                      <a:fillRect/>
+                    </a:stretch>
+                  </pic:blipFill>
+                  <pic:spPr>
+                    <a:xfrm>
+                      <a:off x="0" y="0"/>
+                      <a:ext cx="2428874" cy="230104"/>
+                    </a:xfrm>
+                    <a:prstGeom prst="rect">
+                      <a:avLst/>
+                    </a:prstGeom>
+                  </pic:spPr>
+                </pic:pic>
+              </a:graphicData>
+            </a:graphic>
+          </wp:inline>
+        </w:drawing>
+      </w:r>
+    </w:p>
+    <w:p>
+      <w:pPr>
+        <w:pStyle w:val="ListParagraph"/>
+        <w:numPr>
+          <w:ilvl w:val="0"/>
+          <w:numId w:val="1"/>
+        </w:numPr>
+        <w:rPr>
+          <w:b/>
+          <w:bCs/>
+        </w:rPr>
+      </w:pPr>
+      <w:r>
+        <w:rPr>
+          <w:b/>
+          <w:bCs/>
+        </w:rPr>
+        <w:t xml:space="preserve">fix the car.html page we add view.py to retrieve data </w:t>
+      </w:r>
+    </w:p>
+    <w:p>
+      <w:pPr>
+        <w:pStyle w:val="ListParagraph"/>
+        <w:rPr>
+          <w:b/>
+          <w:bCs/>
+        </w:rPr>
+      </w:pPr>
+      <w:r>
+        <w:rPr>
+          <w:noProof/>
+        </w:rPr>
+        <w:drawing>
+          <wp:inline distT="0" distB="0" distL="0" distR="0" wp14:anchorId="4443F21A" wp14:editId="13C6DB20">
+            <wp:extent cx="2464905" cy="829156"/>
+            <wp:effectExtent l="0" t="0" r="0" b="9525"/>
+            <wp:docPr id="50" name="Picture 50"/>
+            <wp:cNvGraphicFramePr>
+              <a:graphicFrameLocks xmlns:a="http://schemas.openxmlformats.org/drawingml/2006/main" noChangeAspect="1"/>
+            </wp:cNvGraphicFramePr>
+            <a:graphic xmlns:a="http://schemas.openxmlformats.org/drawingml/2006/main">
+              <a:graphicData uri="http://schemas.openxmlformats.org/drawingml/2006/picture">
+                <pic:pic xmlns:pic="http://schemas.openxmlformats.org/drawingml/2006/picture">
+                  <pic:nvPicPr>
+                    <pic:cNvPr id="1" name=""/>
+                    <pic:cNvPicPr/>
+                  </pic:nvPicPr>
+                  <pic:blipFill>
+                    <a:blip r:embed="rId63"/>
+                    <a:stretch>
+                      <a:fillRect/>
+                    </a:stretch>
+                  </pic:blipFill>
+                  <pic:spPr>
+                    <a:xfrm>
+                      <a:off x="0" y="0"/>
+                      <a:ext cx="2493178" cy="838667"/>
+                    </a:xfrm>
+                    <a:prstGeom prst="rect">
+                      <a:avLst/>
+                    </a:prstGeom>
+                  </pic:spPr>
+                </pic:pic>
+              </a:graphicData>
+            </a:graphic>
+          </wp:inline>
+        </w:drawing>
+      </w:r>
+    </w:p>
+    <w:p>
+      <w:pPr>
+        <w:pStyle w:val="ListParagraph"/>
+        <w:rPr>
+          <w:b/>
+          <w:bCs/>
+        </w:rPr>
+      </w:pPr>
+    </w:p>
+    <w:p>
+      <w:pPr>
+        <w:pStyle w:val="ListParagraph"/>
+        <w:numPr>
+          <w:ilvl w:val="0"/>
+          <w:numId w:val="1"/>
+        </w:numPr>
+        <w:rPr>
+          <w:b/>
+          <w:bCs/>
+        </w:rPr>
+      </w:pPr>
+      <w:r>
+        <w:rPr>
+          <w:b/>
+          <w:bCs/>
+        </w:rPr>
+        <w:t xml:space="preserve">fix pagination in the view.py import all these  </w:t>
+      </w:r>
+    </w:p>
+    <w:p>
+      <w:pPr>
+        <w:pStyle w:val="ListParagraph"/>
+        <w:rPr>
+          <w:b/>
+          <w:bCs/>
+        </w:rPr>
+      </w:pPr>
+      <w:r>
+        <w:rPr>
+          <w:noProof/>
+        </w:rPr>
+        <w:drawing>
+          <wp:inline distT="0" distB="0" distL="0" distR="0" wp14:anchorId="1793EA29" wp14:editId="47A5A226">
+            <wp:extent cx="3252084" cy="177502"/>
+            <wp:effectExtent l="0" t="0" r="0" b="0"/>
+            <wp:docPr id="55" name="Picture 55"/>
+            <wp:cNvGraphicFramePr>
+              <a:graphicFrameLocks xmlns:a="http://schemas.openxmlformats.org/drawingml/2006/main" noChangeAspect="1"/>
+            </wp:cNvGraphicFramePr>
+            <a:graphic xmlns:a="http://schemas.openxmlformats.org/drawingml/2006/main">
+              <a:graphicData uri="http://schemas.openxmlformats.org/drawingml/2006/picture">
+                <pic:pic xmlns:pic="http://schemas.openxmlformats.org/drawingml/2006/picture">
+                  <pic:nvPicPr>
+                    <pic:cNvPr id="1" name=""/>
+                    <pic:cNvPicPr/>
+                  </pic:nvPicPr>
+                  <pic:blipFill>
+                    <a:blip r:embed="rId64"/>
+                    <a:stretch>
+                      <a:fillRect/>
+                    </a:stretch>
+                  </pic:blipFill>
+                  <pic:spPr>
+                    <a:xfrm>
+                      <a:off x="0" y="0"/>
+                      <a:ext cx="3403872" cy="185787"/>
+                    </a:xfrm>
+                    <a:prstGeom prst="rect">
+                      <a:avLst/>
+                    </a:prstGeom>
+                  </pic:spPr>
+                </pic:pic>
+              </a:graphicData>
+            </a:graphic>
+          </wp:inline>
+        </w:drawing>
+      </w:r>
+    </w:p>
+    <w:p>
+      <w:pPr>
+        <w:pStyle w:val="ListParagraph"/>
+        <w:numPr>
+          <w:ilvl w:val="0"/>
+          <w:numId w:val="1"/>
+        </w:numPr>
+        <w:rPr>
+          <w:b/>
+          <w:bCs/>
+        </w:rPr>
+      </w:pPr>
+      <w:r>
+        <w:rPr>
+          <w:b/>
+          <w:bCs/>
+        </w:rPr>
+        <w:t xml:space="preserve">add the </w:t>
+      </w:r>
+      <w:r>
+        <w:rPr>
+          <w:b/>
+          <w:bCs/>
+        </w:rPr>
+        <w:t>paginator</w:t>
+      </w:r>
+      <w:r>
+        <w:rPr>
+          <w:b/>
+          <w:bCs/>
+        </w:rPr>
+        <w:t xml:space="preserve"> that show 3 cars in each page</w:t>
+      </w:r>
+      <w:r>
+        <w:rPr>
+          <w:b/>
+          <w:bCs/>
+        </w:rPr>
+        <w:t xml:space="preserve"> (update view function) </w:t>
+      </w:r>
+    </w:p>
+    <w:p>
+      <w:pPr>
+        <w:pStyle w:val="ListParagraph"/>
+        <w:rPr>
+          <w:b/>
+          <w:bCs/>
+        </w:rPr>
+      </w:pPr>
+      <w:r>
+        <w:rPr>
+          <w:noProof/>
+        </w:rPr>
+        <w:drawing>
+          <wp:inline distT="0" distB="0" distL="0" distR="0" wp14:anchorId="6328AD7D" wp14:editId="147EE795">
+            <wp:extent cx="2528515" cy="1076103"/>
+            <wp:effectExtent l="0" t="0" r="5715" b="0"/>
+            <wp:docPr id="57" name="Picture 57"/>
+            <wp:cNvGraphicFramePr>
+              <a:graphicFrameLocks xmlns:a="http://schemas.openxmlformats.org/drawingml/2006/main" noChangeAspect="1"/>
+            </wp:cNvGraphicFramePr>
+            <a:graphic xmlns:a="http://schemas.openxmlformats.org/drawingml/2006/main">
+              <a:graphicData uri="http://schemas.openxmlformats.org/drawingml/2006/picture">
+                <pic:pic xmlns:pic="http://schemas.openxmlformats.org/drawingml/2006/picture">
+                  <pic:nvPicPr>
+                    <pic:cNvPr id="1" name=""/>
+                    <pic:cNvPicPr/>
+                  </pic:nvPicPr>
+                  <pic:blipFill>
+                    <a:blip r:embed="rId65"/>
+                    <a:stretch>
+                      <a:fillRect/>
+                    </a:stretch>
+                  </pic:blipFill>
+                  <pic:spPr>
+                    <a:xfrm>
+                      <a:off x="0" y="0"/>
+                      <a:ext cx="2561532" cy="1090154"/>
+                    </a:xfrm>
+                    <a:prstGeom prst="rect">
+                      <a:avLst/>
+                    </a:prstGeom>
+                  </pic:spPr>
+                </pic:pic>
+              </a:graphicData>
+            </a:graphic>
+          </wp:inline>
+        </w:drawing>
+      </w:r>
+    </w:p>
+    <w:p>
+      <w:pPr>
+        <w:pStyle w:val="ListParagraph"/>
+        <w:numPr>
+          <w:ilvl w:val="0"/>
+          <w:numId w:val="1"/>
+        </w:numPr>
+        <w:rPr>
+          <w:b/>
+          <w:bCs/>
+        </w:rPr>
+      </w:pPr>
+      <w:r>
+        <w:rPr>
+          <w:b/>
+          <w:bCs/>
+        </w:rPr>
+        <w:t>fix the pagination in each html pages</w:t>
+      </w:r>
+      <w:r>
+        <w:rPr>
+          <w:b/>
+          <w:bCs/>
+        </w:rPr>
+        <w:t xml:space="preserve"> add if has car show the pagination </w:t>
+      </w:r>
+    </w:p>
+    <w:p>
+      <w:pPr>
+        <w:pStyle w:val="ListParagraph"/>
+        <w:rPr>
+          <w:b/>
+          <w:bCs/>
+        </w:rPr>
+      </w:pPr>
+      <w:r>
+        <w:rPr>
+          <w:noProof/>
+        </w:rPr>
+        <w:drawing>
+          <wp:inline distT="0" distB="0" distL="0" distR="0" wp14:anchorId="3E902A34" wp14:editId="72B27A41">
+            <wp:extent cx="2946400" cy="1558456"/>
+            <wp:effectExtent l="0" t="0" r="6350" b="3810"/>
+            <wp:docPr id="61" name="Picture 61"/>
+            <wp:cNvGraphicFramePr>
+              <a:graphicFrameLocks xmlns:a="http://schemas.openxmlformats.org/drawingml/2006/main" noChangeAspect="1"/>
+            </wp:cNvGraphicFramePr>
+            <a:graphic xmlns:a="http://schemas.openxmlformats.org/drawingml/2006/main">
+              <a:graphicData uri="http://schemas.openxmlformats.org/drawingml/2006/picture">
+                <pic:pic xmlns:pic="http://schemas.openxmlformats.org/drawingml/2006/picture">
+                  <pic:nvPicPr>
+                    <pic:cNvPr id="1" name=""/>
+                    <pic:cNvPicPr/>
+                  </pic:nvPicPr>
+                  <pic:blipFill>
+                    <a:blip r:embed="rId66"/>
+                    <a:stretch>
+                      <a:fillRect/>
+                    </a:stretch>
+                  </pic:blipFill>
+                  <pic:spPr>
+                    <a:xfrm>
+                      <a:off x="0" y="0"/>
+                      <a:ext cx="3123926" cy="1652356"/>
+                    </a:xfrm>
+                    <a:prstGeom prst="rect">
+                      <a:avLst/>
+                    </a:prstGeom>
+                  </pic:spPr>
+                </pic:pic>
+              </a:graphicData>
+            </a:graphic>
+          </wp:inline>
+        </w:drawing>
+      </w:r>
+    </w:p>
+    <w:p>
+      <w:pPr>
+        <w:pStyle w:val="ListParagraph"/>
+        <w:numPr>
+          <w:ilvl w:val="0"/>
+          <w:numId w:val="1"/>
+        </w:numPr>
+        <w:rPr>
+          <w:b/>
+          <w:bCs/>
+        </w:rPr>
+      </w:pPr>
+      <w:r>
+        <w:rPr>
+          <w:b/>
+          <w:bCs/>
+        </w:rPr>
+        <w:lastRenderedPageBreak/>
+        <w:t xml:space="preserve">show left arrow </w:t>
+      </w:r>
+      <w:r>
+        <w:rPr>
+          <w:b/>
+          <w:bCs/>
+        </w:rPr>
+        <w:sym w:font="Wingdings" w:char="F0DF"/>
+      </w:r>
+      <w:r>
+        <w:rPr>
+          <w:b/>
+          <w:bCs/>
+        </w:rPr>
+        <w:t xml:space="preserve"> and right </w:t>
+      </w:r>
+      <w:r>
+        <w:rPr>
+          <w:b/>
+          <w:bCs/>
+        </w:rPr>
+        <w:sym w:font="Wingdings" w:char="F0E0"/>
+      </w:r>
+      <w:r>
+        <w:rPr>
+          <w:b/>
+          <w:bCs/>
+        </w:rPr>
+        <w:t xml:space="preserve"> arrow and disable if no more cars </w:t>
+      </w:r>
+    </w:p>
+    <w:p>
+      <w:pPr>
+        <w:pStyle w:val="ListParagraph"/>
+        <w:rPr>
+          <w:b/>
+          <w:bCs/>
+        </w:rPr>
+      </w:pPr>
+      <w:r>
+        <w:rPr>
+          <w:noProof/>
+        </w:rPr>
+        <w:drawing>
+          <wp:inline distT="0" distB="0" distL="0" distR="0" wp14:anchorId="73285D79" wp14:editId="398683A0">
+            <wp:extent cx="4094922" cy="2915262"/>
+            <wp:effectExtent l="0" t="0" r="1270" b="0"/>
+            <wp:docPr id="63" name="Picture 63"/>
+            <wp:cNvGraphicFramePr>
+              <a:graphicFrameLocks xmlns:a="http://schemas.openxmlformats.org/drawingml/2006/main" noChangeAspect="1"/>
+            </wp:cNvGraphicFramePr>
+            <a:graphic xmlns:a="http://schemas.openxmlformats.org/drawingml/2006/main">
+              <a:graphicData uri="http://schemas.openxmlformats.org/drawingml/2006/picture">
+                <pic:pic xmlns:pic="http://schemas.openxmlformats.org/drawingml/2006/picture">
+                  <pic:nvPicPr>
+                    <pic:cNvPr id="1" name=""/>
+                    <pic:cNvPicPr/>
+                  </pic:nvPicPr>
+                  <pic:blipFill>
+                    <a:blip r:embed="rId67"/>
+                    <a:stretch>
+                      <a:fillRect/>
+                    </a:stretch>
+                  </pic:blipFill>
+                  <pic:spPr>
+                    <a:xfrm>
+                      <a:off x="0" y="0"/>
+                      <a:ext cx="4105414" cy="2922732"/>
+                    </a:xfrm>
+                    <a:prstGeom prst="rect">
+                      <a:avLst/>
+                    </a:prstGeom>
+                  </pic:spPr>
+                </pic:pic>
+              </a:graphicData>
+            </a:graphic>
+          </wp:inline>
+        </w:drawing>
+      </w:r>
+    </w:p>
+    <w:p>
+      <w:pPr>
+        <w:pStyle w:val="ListParagraph"/>
+        <w:numPr>
+          <w:ilvl w:val="0"/>
+          <w:numId w:val="1"/>
+        </w:numPr>
+        <w:rPr>
+          <w:b/>
+          <w:bCs/>
+        </w:rPr>
+      </w:pPr>
+      <w:r>
+        <w:rPr>
+          <w:b/>
+          <w:bCs/>
+        </w:rPr>
+        <w:t xml:space="preserve">fix search pop up window </w:t>
+      </w:r>
+      <w:r>
+        <w:rPr>
+          <w:b/>
+          <w:bCs/>
+        </w:rPr>
+        <w:t>from car urls.py we add path</w:t>
+      </w:r>
+    </w:p>
+    <w:p>
+      <w:pPr>
+        <w:pStyle w:val="ListParagraph"/>
+        <w:rPr>
+          <w:b/>
+          <w:bCs/>
+        </w:rPr>
+      </w:pPr>
+      <w:r>
+        <w:rPr>
+          <w:noProof/>
+        </w:rPr>
+        <w:drawing>
+          <wp:inline distT="0" distB="0" distL="0" distR="0" wp14:anchorId="6D81D1E9" wp14:editId="3C994C14">
+            <wp:extent cx="2878372" cy="220807"/>
+            <wp:effectExtent l="0" t="0" r="0" b="8255"/>
+            <wp:docPr id="62" name="Picture 62"/>
+            <wp:cNvGraphicFramePr>
+              <a:graphicFrameLocks xmlns:a="http://schemas.openxmlformats.org/drawingml/2006/main" noChangeAspect="1"/>
+            </wp:cNvGraphicFramePr>
+            <a:graphic xmlns:a="http://schemas.openxmlformats.org/drawingml/2006/main">
+              <a:graphicData uri="http://schemas.openxmlformats.org/drawingml/2006/picture">
+                <pic:pic xmlns:pic="http://schemas.openxmlformats.org/drawingml/2006/picture">
+                  <pic:nvPicPr>
+                    <pic:cNvPr id="1" name=""/>
+                    <pic:cNvPicPr/>
+                  </pic:nvPicPr>
+                  <pic:blipFill>
+                    <a:blip r:embed="rId68"/>
+                    <a:stretch>
+                      <a:fillRect/>
+                    </a:stretch>
+                  </pic:blipFill>
+                  <pic:spPr>
+                    <a:xfrm>
+                      <a:off x="0" y="0"/>
+                      <a:ext cx="2972831" cy="228053"/>
+                    </a:xfrm>
+                    <a:prstGeom prst="rect">
+                      <a:avLst/>
+                    </a:prstGeom>
+                  </pic:spPr>
+                </pic:pic>
+              </a:graphicData>
+            </a:graphic>
+          </wp:inline>
+        </w:drawing>
+      </w:r>
+    </w:p>
+    <w:p>
+      <w:pPr>
+        <w:pStyle w:val="ListParagraph"/>
+        <w:numPr>
+          <w:ilvl w:val="0"/>
+          <w:numId w:val="1"/>
+        </w:numPr>
+        <w:rPr>
+          <w:b/>
+          <w:bCs/>
+        </w:rPr>
+      </w:pPr>
+      <w:r>
+        <w:rPr>
+          <w:b/>
+          <w:bCs/>
+        </w:rPr>
+        <w:t>then add it in view.py</w:t>
+      </w:r>
+    </w:p>
+    <w:p>
+      <w:pPr>
+        <w:pStyle w:val="ListParagraph"/>
+        <w:rPr>
+          <w:b/>
+          <w:bCs/>
+        </w:rPr>
+      </w:pPr>
+      <w:r>
+        <w:rPr>
+          <w:noProof/>
+        </w:rPr>
+        <w:drawing>
+          <wp:inline distT="0" distB="0" distL="0" distR="0" wp14:anchorId="0333FB24" wp14:editId="6ED295D1">
+            <wp:extent cx="2877820" cy="331146"/>
+            <wp:effectExtent l="0" t="0" r="0" b="0"/>
+            <wp:docPr id="64" name="Picture 64"/>
+            <wp:cNvGraphicFramePr>
+              <a:graphicFrameLocks xmlns:a="http://schemas.openxmlformats.org/drawingml/2006/main" noChangeAspect="1"/>
+            </wp:cNvGraphicFramePr>
+            <a:graphic xmlns:a="http://schemas.openxmlformats.org/drawingml/2006/main">
+              <a:graphicData uri="http://schemas.openxmlformats.org/drawingml/2006/picture">
+                <pic:pic xmlns:pic="http://schemas.openxmlformats.org/drawingml/2006/picture">
+                  <pic:nvPicPr>
+                    <pic:cNvPr id="1" name=""/>
+                    <pic:cNvPicPr/>
+                  </pic:nvPicPr>
+                  <pic:blipFill>
+                    <a:blip r:embed="rId69"/>
+                    <a:stretch>
+                      <a:fillRect/>
+                    </a:stretch>
+                  </pic:blipFill>
+                  <pic:spPr>
+                    <a:xfrm>
+                      <a:off x="0" y="0"/>
+                      <a:ext cx="2947714" cy="339189"/>
+                    </a:xfrm>
+                    <a:prstGeom prst="rect">
+                      <a:avLst/>
+                    </a:prstGeom>
+                  </pic:spPr>
+                </pic:pic>
+              </a:graphicData>
+            </a:graphic>
+          </wp:inline>
+        </w:drawing>
+      </w:r>
+    </w:p>
+    <w:p>
+      <w:pPr>
+        <w:pStyle w:val="ListParagraph"/>
+        <w:numPr>
+          <w:ilvl w:val="0"/>
+          <w:numId w:val="1"/>
+        </w:numPr>
+        <w:rPr>
+          <w:b/>
+          <w:bCs/>
+        </w:rPr>
+      </w:pPr>
+      <w:r>
+        <w:rPr>
+          <w:b/>
+          <w:bCs/>
+        </w:rPr>
+        <w:t>create search.html inside cars</w:t>
+      </w:r>
+    </w:p>
+    <w:p>
+      <w:pPr>
+        <w:pStyle w:val="ListParagraph"/>
+        <w:rPr>
+          <w:b/>
+          <w:bCs/>
+        </w:rPr>
+      </w:pPr>
+      <w:r>
+        <w:rPr>
+          <w:noProof/>
+        </w:rPr>
+        <w:drawing>
+          <wp:inline distT="0" distB="0" distL="0" distR="0" wp14:anchorId="3F7E8679" wp14:editId="48984F73">
+            <wp:extent cx="948988" cy="739471"/>
+            <wp:effectExtent l="0" t="0" r="3810" b="3810"/>
+            <wp:docPr id="65" name="Picture 65"/>
+            <wp:cNvGraphicFramePr>
+              <a:graphicFrameLocks xmlns:a="http://schemas.openxmlformats.org/drawingml/2006/main" noChangeAspect="1"/>
+            </wp:cNvGraphicFramePr>
+            <a:graphic xmlns:a="http://schemas.openxmlformats.org/drawingml/2006/main">
+              <a:graphicData uri="http://schemas.openxmlformats.org/drawingml/2006/picture">
+                <pic:pic xmlns:pic="http://schemas.openxmlformats.org/drawingml/2006/picture">
+                  <pic:nvPicPr>
+                    <pic:cNvPr id="1" name=""/>
+                    <pic:cNvPicPr/>
+                  </pic:nvPicPr>
+                  <pic:blipFill>
+                    <a:blip r:embed="rId70"/>
+                    <a:stretch>
+                      <a:fillRect/>
+                    </a:stretch>
+                  </pic:blipFill>
+                  <pic:spPr>
+                    <a:xfrm>
+                      <a:off x="0" y="0"/>
+                      <a:ext cx="959454" cy="747627"/>
+                    </a:xfrm>
+                    <a:prstGeom prst="rect">
+                      <a:avLst/>
+                    </a:prstGeom>
+                  </pic:spPr>
+                </pic:pic>
+              </a:graphicData>
+            </a:graphic>
+          </wp:inline>
+        </w:drawing>
+      </w:r>
+    </w:p>
+    <w:p>
+      <w:pPr>
+        <w:pStyle w:val="ListParagraph"/>
+        <w:numPr>
+          <w:ilvl w:val="0"/>
+          <w:numId w:val="1"/>
+        </w:numPr>
+        <w:rPr>
+          <w:b/>
+          <w:bCs/>
+        </w:rPr>
+      </w:pPr>
+      <w:r>
+        <w:rPr>
+          <w:b/>
+          <w:bCs/>
+        </w:rPr>
+        <w:t>link the search button in home.html and type the {% url ‘search’ %} and give the name=”keywrod” inside the type</w:t>
+      </w:r>
+    </w:p>
+    <w:p>
+      <w:pPr>
+        <w:pStyle w:val="ListParagraph"/>
+        <w:rPr>
+          <w:b/>
+          <w:bCs/>
+        </w:rPr>
+      </w:pPr>
+      <w:r>
+        <w:rPr>
+          <w:noProof/>
+        </w:rPr>
+        <w:drawing>
+          <wp:inline distT="0" distB="0" distL="0" distR="0" wp14:anchorId="3CB4220B" wp14:editId="47D30853">
+            <wp:extent cx="4214677" cy="238539"/>
+            <wp:effectExtent l="0" t="0" r="0" b="9525"/>
+            <wp:docPr id="66" name="Picture 66"/>
+            <wp:cNvGraphicFramePr>
+              <a:graphicFrameLocks xmlns:a="http://schemas.openxmlformats.org/drawingml/2006/main" noChangeAspect="1"/>
+            </wp:cNvGraphicFramePr>
+            <a:graphic xmlns:a="http://schemas.openxmlformats.org/drawingml/2006/main">
+              <a:graphicData uri="http://schemas.openxmlformats.org/drawingml/2006/picture">
+                <pic:pic xmlns:pic="http://schemas.openxmlformats.org/drawingml/2006/picture">
+                  <pic:nvPicPr>
+                    <pic:cNvPr id="1" name=""/>
+                    <pic:cNvPicPr/>
+                  </pic:nvPicPr>
+                  <pic:blipFill>
+                    <a:blip r:embed="rId71"/>
+                    <a:stretch>
+                      <a:fillRect/>
+                    </a:stretch>
+                  </pic:blipFill>
+                  <pic:spPr>
+                    <a:xfrm>
+                      <a:off x="0" y="0"/>
+                      <a:ext cx="4622861" cy="261641"/>
+                    </a:xfrm>
+                    <a:prstGeom prst="rect">
+                      <a:avLst/>
+                    </a:prstGeom>
+                  </pic:spPr>
+                </pic:pic>
+              </a:graphicData>
+            </a:graphic>
+          </wp:inline>
+        </w:drawing>
+      </w:r>
+    </w:p>
+    <w:p>
+      <w:pPr>
+        <w:pStyle w:val="ListParagraph"/>
+        <w:numPr>
+          <w:ilvl w:val="0"/>
+          <w:numId w:val="1"/>
+        </w:numPr>
+        <w:rPr>
+          <w:b/>
+          <w:bCs/>
+        </w:rPr>
+      </w:pPr>
+      <w:r>
+        <w:rPr>
+          <w:b/>
+          <w:bCs/>
+        </w:rPr>
+        <w:t xml:space="preserve">bring serach.html code to paste it inside the search.html don’t forget add extends and block </w:t>
+      </w:r>
+      <w:r>
+        <w:rPr>
+          <w:b/>
+          <w:bCs/>
+        </w:rPr>
+        <w:t>conten</w:t>
+      </w:r>
+    </w:p>
+    <w:p>
+      <w:pPr>
+        <w:pStyle w:val="ListParagraph"/>
+        <w:numPr>
+          <w:ilvl w:val="0"/>
+          <w:numId w:val="1"/>
+        </w:numPr>
+        <w:rPr>
+          <w:b/>
+          <w:bCs/>
+        </w:rPr>
+      </w:pPr>
+      <w:r>
+        <w:rPr>
+          <w:b/>
+          <w:bCs/>
+        </w:rPr>
+        <w:t>inside view.py add the cars to bring information for DB orderdby created_date</w:t>
+      </w:r>
+    </w:p>
+    <w:p>
+      <w:pPr>
+        <w:pStyle w:val="ListParagraph"/>
+        <w:numPr>
+          <w:ilvl w:val="0"/>
+          <w:numId w:val="1"/>
+        </w:numPr>
+        <w:rPr>
+          <w:b/>
+          <w:bCs/>
+        </w:rPr>
+      </w:pPr>
+      <w:r>
+        <w:rPr>
+          <w:b/>
+          <w:bCs/>
+        </w:rPr>
+        <w:t xml:space="preserve">remove duplicated car box and use for loop and fix all cars information </w:t>
+      </w:r>
+    </w:p>
+    <w:p>
+      <w:pPr>
+        <w:pStyle w:val="ListParagraph"/>
+        <w:numPr>
+          <w:ilvl w:val="0"/>
+          <w:numId w:val="1"/>
+        </w:numPr>
+        <w:rPr>
+          <w:b/>
+          <w:bCs/>
+        </w:rPr>
+      </w:pPr>
+      <w:r>
+        <w:rPr>
+          <w:b/>
+          <w:bCs/>
+        </w:rPr>
+        <w:t xml:space="preserve">fix full copy search in base.html </w:t>
+      </w:r>
+    </w:p>
+    <w:p>
+      <w:pPr>
+        <w:pStyle w:val="ListParagraph"/>
+        <w:numPr>
+          <w:ilvl w:val="0"/>
+          <w:numId w:val="1"/>
+        </w:numPr>
+        <w:rPr>
+          <w:b/>
+          <w:bCs/>
+        </w:rPr>
+      </w:pPr>
+      <w:r>
+        <w:rPr>
+          <w:b/>
+          <w:bCs/>
+        </w:rPr>
+        <w:t>add keywords in views.py for search</w:t>
+      </w:r>
+    </w:p>
+    <w:p>
+      <w:pPr>
+        <w:pStyle w:val="ListParagraph"/>
+        <w:rPr>
+          <w:b/>
+          <w:bCs/>
+        </w:rPr>
+      </w:pPr>
+      <w:r>
+        <w:rPr>
+          <w:noProof/>
+        </w:rPr>
+        <w:drawing>
+          <wp:inline distT="0" distB="0" distL="0" distR="0" wp14:anchorId="565444AA" wp14:editId="66C45BF4">
+            <wp:extent cx="3122212" cy="1232452"/>
+            <wp:effectExtent l="0" t="0" r="2540" b="6350"/>
+            <wp:docPr id="67" name="Picture 67"/>
+            <wp:cNvGraphicFramePr>
+              <a:graphicFrameLocks xmlns:a="http://schemas.openxmlformats.org/drawingml/2006/main" noChangeAspect="1"/>
+            </wp:cNvGraphicFramePr>
+            <a:graphic xmlns:a="http://schemas.openxmlformats.org/drawingml/2006/main">
+              <a:graphicData uri="http://schemas.openxmlformats.org/drawingml/2006/picture">
+                <pic:pic xmlns:pic="http://schemas.openxmlformats.org/drawingml/2006/picture">
+                  <pic:nvPicPr>
+                    <pic:cNvPr id="1" name=""/>
+                    <pic:cNvPicPr/>
+                  </pic:nvPicPr>
+                  <pic:blipFill>
+                    <a:blip r:embed="rId72"/>
+                    <a:stretch>
+                      <a:fillRect/>
+                    </a:stretch>
+                  </pic:blipFill>
+                  <pic:spPr>
+                    <a:xfrm>
+                      <a:off x="0" y="0"/>
+                      <a:ext cx="3158478" cy="1246767"/>
+                    </a:xfrm>
+                    <a:prstGeom prst="rect">
+                      <a:avLst/>
+                    </a:prstGeom>
+                  </pic:spPr>
+                </pic:pic>
+              </a:graphicData>
+            </a:graphic>
+          </wp:inline>
+        </w:drawing>
+      </w:r>
+    </w:p>
+    <w:p>
+      <w:pPr>
+        <w:pStyle w:val="ListParagraph"/>
+        <w:rPr>
+          <w:b/>
+          <w:bCs/>
+        </w:rPr>
+      </w:pPr>
+    </w:p>
+    <w:p>
+      <w:pPr>
+        <w:pStyle w:val="ListParagraph"/>
+        <w:numPr>
+          <w:ilvl w:val="0"/>
+          <w:numId w:val="1"/>
+        </w:numPr>
+        <w:rPr>
+          <w:b/>
+          <w:bCs/>
+        </w:rPr>
+      </w:pPr>
+      <w:r>
+        <w:rPr>
+          <w:b/>
+          <w:bCs/>
+        </w:rPr>
+        <w:lastRenderedPageBreak/>
+        <w:t xml:space="preserve">We setup search fields in home.html we should retrieve all data that search needs from view.py </w:t>
+      </w:r>
+      <w:r>
+        <w:rPr>
+          <w:b/>
+          <w:bCs/>
+        </w:rPr>
+        <w:t>inside page and add :</w:t>
+      </w:r>
+      <w:r>
+        <w:rPr>
+          <w:b/>
+          <w:bCs/>
+        </w:rPr>
+        <w:t xml:space="preserve"> </w:t>
+      </w:r>
+      <w:r>
+        <w:rPr>
+          <w:b/>
+          <w:bCs/>
+        </w:rPr>
+        <w:t>(model, city, year, body style)</w:t>
+      </w:r>
+    </w:p>
+    <w:p>
+      <w:pPr>
+        <w:pStyle w:val="ListParagraph"/>
+        <w:rPr>
+          <w:b/>
+          <w:bCs/>
+        </w:rPr>
+      </w:pPr>
+      <w:r>
+        <w:rPr>
+          <w:noProof/>
+        </w:rPr>
+        <w:drawing>
+          <wp:inline distT="0" distB="0" distL="0" distR="0" wp14:anchorId="568C683D" wp14:editId="7DE73062">
+            <wp:extent cx="3772959" cy="1335819"/>
+            <wp:effectExtent l="0" t="0" r="0" b="0"/>
+            <wp:docPr id="69" name="Picture 69"/>
+            <wp:cNvGraphicFramePr>
+              <a:graphicFrameLocks xmlns:a="http://schemas.openxmlformats.org/drawingml/2006/main" noChangeAspect="1"/>
+            </wp:cNvGraphicFramePr>
+            <a:graphic xmlns:a="http://schemas.openxmlformats.org/drawingml/2006/main">
+              <a:graphicData uri="http://schemas.openxmlformats.org/drawingml/2006/picture">
+                <pic:pic xmlns:pic="http://schemas.openxmlformats.org/drawingml/2006/picture">
+                  <pic:nvPicPr>
+                    <pic:cNvPr id="1" name=""/>
+                    <pic:cNvPicPr/>
+                  </pic:nvPicPr>
+                  <pic:blipFill>
+                    <a:blip r:embed="rId73"/>
+                    <a:stretch>
+                      <a:fillRect/>
+                    </a:stretch>
+                  </pic:blipFill>
+                  <pic:spPr>
+                    <a:xfrm>
+                      <a:off x="0" y="0"/>
+                      <a:ext cx="3797644" cy="1344559"/>
+                    </a:xfrm>
+                    <a:prstGeom prst="rect">
+                      <a:avLst/>
+                    </a:prstGeom>
+                  </pic:spPr>
+                </pic:pic>
+              </a:graphicData>
+            </a:graphic>
+          </wp:inline>
+        </w:drawing>
+      </w:r>
+    </w:p>
+    <w:p>
+      <w:pPr>
+        <w:pStyle w:val="ListParagraph"/>
+        <w:numPr>
+          <w:ilvl w:val="0"/>
+          <w:numId w:val="1"/>
+        </w:numPr>
+        <w:rPr>
+          <w:b/>
+          <w:bCs/>
+        </w:rPr>
+      </w:pPr>
+      <w:r>
+        <w:rPr>
+          <w:b/>
+          <w:bCs/>
+        </w:rPr>
+        <w:t>In home.html now we for loop each items and make sure the option selected value to be disappear</w:t>
+      </w:r>
+    </w:p>
+    <w:p>
+      <w:pPr>
+        <w:pStyle w:val="ListParagraph"/>
+        <w:rPr>
+          <w:b/>
+          <w:bCs/>
+        </w:rPr>
+      </w:pPr>
+      <w:r>
+        <w:rPr>
+          <w:noProof/>
+        </w:rPr>
+        <w:drawing>
+          <wp:inline distT="0" distB="0" distL="0" distR="0" wp14:anchorId="1D0427BA" wp14:editId="1F1BC7D5">
+            <wp:extent cx="3601941" cy="850876"/>
+            <wp:effectExtent l="0" t="0" r="0" b="6985"/>
+            <wp:docPr id="70" name="Picture 70"/>
+            <wp:cNvGraphicFramePr>
+              <a:graphicFrameLocks xmlns:a="http://schemas.openxmlformats.org/drawingml/2006/main" noChangeAspect="1"/>
+            </wp:cNvGraphicFramePr>
+            <a:graphic xmlns:a="http://schemas.openxmlformats.org/drawingml/2006/main">
+              <a:graphicData uri="http://schemas.openxmlformats.org/drawingml/2006/picture">
+                <pic:pic xmlns:pic="http://schemas.openxmlformats.org/drawingml/2006/picture">
+                  <pic:nvPicPr>
+                    <pic:cNvPr id="1" name=""/>
+                    <pic:cNvPicPr/>
+                  </pic:nvPicPr>
+                  <pic:blipFill>
+                    <a:blip r:embed="rId74"/>
+                    <a:stretch>
+                      <a:fillRect/>
+                    </a:stretch>
+                  </pic:blipFill>
+                  <pic:spPr>
+                    <a:xfrm>
+                      <a:off x="0" y="0"/>
+                      <a:ext cx="3657775" cy="864065"/>
+                    </a:xfrm>
+                    <a:prstGeom prst="rect">
+                      <a:avLst/>
+                    </a:prstGeom>
+                  </pic:spPr>
+                </pic:pic>
+              </a:graphicData>
+            </a:graphic>
+          </wp:inline>
+        </w:drawing>
+      </w:r>
+      <w:r>
+        <w:rPr>
+          <w:b/>
+          <w:bCs/>
+        </w:rPr>
+        <w:t xml:space="preserve">  </w:t>
+      </w:r>
+    </w:p>
+    <w:p>
+      <w:pPr>
+        <w:pStyle w:val="ListParagraph"/>
+        <w:numPr>
+          <w:ilvl w:val="0"/>
+          <w:numId w:val="1"/>
+        </w:numPr>
+        <w:rPr>
+          <w:b/>
+          <w:bCs/>
+        </w:rPr>
+      </w:pPr>
+      <w:r>
+        <w:rPr>
+          <w:b/>
+          <w:bCs/>
+        </w:rPr>
+        <w:t>We will not retrieve duplicate information in the list box such as year and city</w:t>
+      </w:r>
+      <w:r>
+        <w:rPr>
+          <w:b/>
+          <w:bCs/>
+        </w:rPr>
+        <w:t xml:space="preserve"> in the view.py</w:t>
+      </w:r>
+    </w:p>
+    <w:p>
+      <w:pPr>
+        <w:pStyle w:val="ListParagraph"/>
+        <w:rPr>
+          <w:b/>
+          <w:bCs/>
+        </w:rPr>
+      </w:pPr>
+      <w:r>
+        <w:rPr>
+          <w:noProof/>
+        </w:rPr>
+        <w:drawing>
+          <wp:inline distT="0" distB="0" distL="0" distR="0" wp14:anchorId="37902A9F" wp14:editId="72A0F85A">
+            <wp:extent cx="3427012" cy="1799975"/>
+            <wp:effectExtent l="0" t="0" r="2540" b="0"/>
+            <wp:docPr id="68" name="Picture 68"/>
+            <wp:cNvGraphicFramePr>
+              <a:graphicFrameLocks xmlns:a="http://schemas.openxmlformats.org/drawingml/2006/main" noChangeAspect="1"/>
+            </wp:cNvGraphicFramePr>
+            <a:graphic xmlns:a="http://schemas.openxmlformats.org/drawingml/2006/main">
+              <a:graphicData uri="http://schemas.openxmlformats.org/drawingml/2006/picture">
+                <pic:pic xmlns:pic="http://schemas.openxmlformats.org/drawingml/2006/picture">
+                  <pic:nvPicPr>
+                    <pic:cNvPr id="1" name=""/>
+                    <pic:cNvPicPr/>
+                  </pic:nvPicPr>
+                  <pic:blipFill>
+                    <a:blip r:embed="rId75"/>
+                    <a:stretch>
+                      <a:fillRect/>
+                    </a:stretch>
+                  </pic:blipFill>
+                  <pic:spPr>
+                    <a:xfrm>
+                      <a:off x="0" y="0"/>
+                      <a:ext cx="3448078" cy="1811039"/>
+                    </a:xfrm>
+                    <a:prstGeom prst="rect">
+                      <a:avLst/>
+                    </a:prstGeom>
+                  </pic:spPr>
+                </pic:pic>
+              </a:graphicData>
+            </a:graphic>
+          </wp:inline>
+        </w:drawing>
+      </w:r>
+    </w:p>
+    <w:p>
+      <w:pPr>
+        <w:pStyle w:val="ListParagraph"/>
+        <w:numPr>
+          <w:ilvl w:val="0"/>
+          <w:numId w:val="1"/>
+        </w:numPr>
+        <w:rPr>
+          <w:b/>
+          <w:bCs/>
+        </w:rPr>
+      </w:pPr>
+      <w:r>
+        <w:rPr>
+          <w:b/>
+          <w:bCs/>
+        </w:rPr>
+        <w:t>In the home.html fix for loop for search</w:t>
+      </w:r>
+    </w:p>
+    <w:p>
+      <w:pPr>
+        <w:pStyle w:val="ListParagraph"/>
+        <w:rPr>
+          <w:b/>
+          <w:bCs/>
+        </w:rPr>
+      </w:pPr>
+      <w:r>
+        <w:rPr>
+          <w:noProof/>
+        </w:rPr>
+        <w:drawing>
+          <wp:inline distT="0" distB="0" distL="0" distR="0" wp14:anchorId="250032D2" wp14:editId="565EE7F4">
+            <wp:extent cx="3833127" cy="1160890"/>
+            <wp:effectExtent l="0" t="0" r="0" b="1270"/>
+            <wp:docPr id="71" name="Picture 71"/>
+            <wp:cNvGraphicFramePr>
+              <a:graphicFrameLocks xmlns:a="http://schemas.openxmlformats.org/drawingml/2006/main" noChangeAspect="1"/>
+            </wp:cNvGraphicFramePr>
+            <a:graphic xmlns:a="http://schemas.openxmlformats.org/drawingml/2006/main">
+              <a:graphicData uri="http://schemas.openxmlformats.org/drawingml/2006/picture">
+                <pic:pic xmlns:pic="http://schemas.openxmlformats.org/drawingml/2006/picture">
+                  <pic:nvPicPr>
+                    <pic:cNvPr id="1" name=""/>
+                    <pic:cNvPicPr/>
+                  </pic:nvPicPr>
+                  <pic:blipFill>
+                    <a:blip r:embed="rId76"/>
+                    <a:stretch>
+                      <a:fillRect/>
+                    </a:stretch>
+                  </pic:blipFill>
+                  <pic:spPr>
+                    <a:xfrm>
+                      <a:off x="0" y="0"/>
+                      <a:ext cx="3882036" cy="1175702"/>
+                    </a:xfrm>
+                    <a:prstGeom prst="rect">
+                      <a:avLst/>
+                    </a:prstGeom>
+                  </pic:spPr>
+                </pic:pic>
+              </a:graphicData>
+            </a:graphic>
+          </wp:inline>
+        </w:drawing>
+      </w:r>
+    </w:p>
+    <w:p>
+      <w:pPr>
+        <w:pStyle w:val="ListParagraph"/>
+        <w:numPr>
+          <w:ilvl w:val="0"/>
+          <w:numId w:val="1"/>
+        </w:numPr>
+        <w:rPr>
+          <w:b/>
+          <w:bCs/>
+        </w:rPr>
+      </w:pPr>
+      <w:r>
+        <w:rPr>
+          <w:b/>
+          <w:bCs/>
+        </w:rPr>
+        <w:t>We need also to fix the name inside the select in home.html to make each search work individually</w:t>
+      </w:r>
+    </w:p>
+    <w:p>
+      <w:pPr>
+        <w:pStyle w:val="ListParagraph"/>
+        <w:rPr>
+          <w:b/>
+          <w:bCs/>
+        </w:rPr>
+      </w:pPr>
+      <w:r>
+        <w:rPr>
+          <w:noProof/>
+        </w:rPr>
+        <w:drawing>
+          <wp:inline distT="0" distB="0" distL="0" distR="0" wp14:anchorId="7830F362" wp14:editId="0AD080CF">
+            <wp:extent cx="3649649" cy="517329"/>
+            <wp:effectExtent l="0" t="0" r="0" b="0"/>
+            <wp:docPr id="72" name="Picture 72"/>
+            <wp:cNvGraphicFramePr>
+              <a:graphicFrameLocks xmlns:a="http://schemas.openxmlformats.org/drawingml/2006/main" noChangeAspect="1"/>
+            </wp:cNvGraphicFramePr>
+            <a:graphic xmlns:a="http://schemas.openxmlformats.org/drawingml/2006/main">
+              <a:graphicData uri="http://schemas.openxmlformats.org/drawingml/2006/picture">
+                <pic:pic xmlns:pic="http://schemas.openxmlformats.org/drawingml/2006/picture">
+                  <pic:nvPicPr>
+                    <pic:cNvPr id="1" name=""/>
+                    <pic:cNvPicPr/>
+                  </pic:nvPicPr>
+                  <pic:blipFill>
+                    <a:blip r:embed="rId77"/>
+                    <a:stretch>
+                      <a:fillRect/>
+                    </a:stretch>
+                  </pic:blipFill>
+                  <pic:spPr>
+                    <a:xfrm>
+                      <a:off x="0" y="0"/>
+                      <a:ext cx="3742371" cy="530472"/>
+                    </a:xfrm>
+                    <a:prstGeom prst="rect">
+                      <a:avLst/>
+                    </a:prstGeom>
+                  </pic:spPr>
+                </pic:pic>
+              </a:graphicData>
+            </a:graphic>
+          </wp:inline>
+        </w:drawing>
+      </w:r>
+      <w:r>
+        <w:rPr>
+          <w:b/>
+          <w:bCs/>
+        </w:rPr>
+        <w:t xml:space="preserve"> </w:t>
+      </w:r>
+    </w:p>
+    <w:p>
+      <w:pPr>
+        <w:pStyle w:val="ListParagraph"/>
+        <w:rPr>
+          <w:b/>
+          <w:bCs/>
+        </w:rPr>
+      </w:pPr>
+      <w:r>
+        <w:rPr>
+          <w:noProof/>
+        </w:rPr>
+        <w:drawing>
+          <wp:inline distT="0" distB="0" distL="0" distR="0" wp14:anchorId="21910F3D" wp14:editId="5879ACE6">
+            <wp:extent cx="3632611" cy="652007"/>
+            <wp:effectExtent l="0" t="0" r="6350" b="0"/>
+            <wp:docPr id="73" name="Picture 73"/>
+            <wp:cNvGraphicFramePr>
+              <a:graphicFrameLocks xmlns:a="http://schemas.openxmlformats.org/drawingml/2006/main" noChangeAspect="1"/>
+            </wp:cNvGraphicFramePr>
+            <a:graphic xmlns:a="http://schemas.openxmlformats.org/drawingml/2006/main">
+              <a:graphicData uri="http://schemas.openxmlformats.org/drawingml/2006/picture">
+                <pic:pic xmlns:pic="http://schemas.openxmlformats.org/drawingml/2006/picture">
+                  <pic:nvPicPr>
+                    <pic:cNvPr id="1" name=""/>
+                    <pic:cNvPicPr/>
+                  </pic:nvPicPr>
+                  <pic:blipFill>
+                    <a:blip r:embed="rId78"/>
+                    <a:stretch>
+                      <a:fillRect/>
+                    </a:stretch>
+                  </pic:blipFill>
+                  <pic:spPr>
+                    <a:xfrm>
+                      <a:off x="0" y="0"/>
+                      <a:ext cx="3786595" cy="679645"/>
+                    </a:xfrm>
+                    <a:prstGeom prst="rect">
+                      <a:avLst/>
+                    </a:prstGeom>
+                  </pic:spPr>
+                </pic:pic>
+              </a:graphicData>
+            </a:graphic>
+          </wp:inline>
+        </w:drawing>
+      </w:r>
+    </w:p>
+    <w:p>
+      <w:pPr>
+        <w:pStyle w:val="ListParagraph"/>
+        <w:numPr>
+          <w:ilvl w:val="0"/>
+          <w:numId w:val="1"/>
+        </w:numPr>
+        <w:rPr>
+          <w:b/>
+          <w:bCs/>
+        </w:rPr>
+      </w:pPr>
+      <w:r>
+        <w:rPr>
+          <w:b/>
+          <w:bCs/>
+        </w:rPr>
+        <w:lastRenderedPageBreak/>
+        <w:t>Inside view.py In car will update the search function</w:t>
+      </w:r>
+    </w:p>
+    <w:p>
+      <w:pPr>
+        <w:pStyle w:val="ListParagraph"/>
+        <w:rPr>
+          <w:b/>
+          <w:bCs/>
+        </w:rPr>
+      </w:pPr>
+      <w:r>
+        <w:rPr>
+          <w:noProof/>
+        </w:rPr>
+        <w:drawing>
+          <wp:inline distT="0" distB="0" distL="0" distR="0" wp14:anchorId="0DA9D24D" wp14:editId="450117AA">
+            <wp:extent cx="2496710" cy="745593"/>
+            <wp:effectExtent l="0" t="0" r="0" b="0"/>
+            <wp:docPr id="74" name="Picture 74"/>
+            <wp:cNvGraphicFramePr>
+              <a:graphicFrameLocks xmlns:a="http://schemas.openxmlformats.org/drawingml/2006/main" noChangeAspect="1"/>
+            </wp:cNvGraphicFramePr>
+            <a:graphic xmlns:a="http://schemas.openxmlformats.org/drawingml/2006/main">
+              <a:graphicData uri="http://schemas.openxmlformats.org/drawingml/2006/picture">
+                <pic:pic xmlns:pic="http://schemas.openxmlformats.org/drawingml/2006/picture">
+                  <pic:nvPicPr>
+                    <pic:cNvPr id="1" name=""/>
+                    <pic:cNvPicPr/>
+                  </pic:nvPicPr>
+                  <pic:blipFill>
+                    <a:blip r:embed="rId79"/>
+                    <a:stretch>
+                      <a:fillRect/>
+                    </a:stretch>
+                  </pic:blipFill>
+                  <pic:spPr>
+                    <a:xfrm>
+                      <a:off x="0" y="0"/>
+                      <a:ext cx="2520821" cy="752793"/>
+                    </a:xfrm>
+                    <a:prstGeom prst="rect">
+                      <a:avLst/>
+                    </a:prstGeom>
+                  </pic:spPr>
+                </pic:pic>
+              </a:graphicData>
+            </a:graphic>
+          </wp:inline>
+        </w:drawing>
+      </w:r>
+      <w:r>
+        <w:rPr>
+          <w:b/>
+          <w:bCs/>
+        </w:rPr>
+        <w:t xml:space="preserve"> </w:t>
+      </w:r>
+    </w:p>
+    <w:p>
+      <w:pPr>
+        <w:pStyle w:val="ListParagraph"/>
+        <w:rPr>
+          <w:b/>
+          <w:bCs/>
+        </w:rPr>
+      </w:pPr>
+      <w:r>
+        <w:rPr>
+          <w:noProof/>
+        </w:rPr>
+        <w:drawing>
+          <wp:inline distT="0" distB="0" distL="0" distR="0" wp14:anchorId="22CA9963" wp14:editId="7A2FF573">
+            <wp:extent cx="2496185" cy="721870"/>
+            <wp:effectExtent l="0" t="0" r="0" b="2540"/>
+            <wp:docPr id="75" name="Picture 75"/>
+            <wp:cNvGraphicFramePr>
+              <a:graphicFrameLocks xmlns:a="http://schemas.openxmlformats.org/drawingml/2006/main" noChangeAspect="1"/>
+            </wp:cNvGraphicFramePr>
+            <a:graphic xmlns:a="http://schemas.openxmlformats.org/drawingml/2006/main">
+              <a:graphicData uri="http://schemas.openxmlformats.org/drawingml/2006/picture">
+                <pic:pic xmlns:pic="http://schemas.openxmlformats.org/drawingml/2006/picture">
+                  <pic:nvPicPr>
+                    <pic:cNvPr id="1" name=""/>
+                    <pic:cNvPicPr/>
+                  </pic:nvPicPr>
+                  <pic:blipFill>
+                    <a:blip r:embed="rId80"/>
+                    <a:stretch>
+                      <a:fillRect/>
+                    </a:stretch>
+                  </pic:blipFill>
+                  <pic:spPr>
+                    <a:xfrm>
+                      <a:off x="0" y="0"/>
+                      <a:ext cx="2543018" cy="735414"/>
+                    </a:xfrm>
+                    <a:prstGeom prst="rect">
+                      <a:avLst/>
+                    </a:prstGeom>
+                  </pic:spPr>
+                </pic:pic>
+              </a:graphicData>
+            </a:graphic>
+          </wp:inline>
+        </w:drawing>
+      </w:r>
+    </w:p>
+    <w:p>
+      <w:pPr>
+        <w:pStyle w:val="ListParagraph"/>
+        <w:numPr>
+          <w:ilvl w:val="0"/>
+          <w:numId w:val="1"/>
+        </w:numPr>
+        <w:rPr>
+          <w:b/>
+          <w:bCs/>
+        </w:rPr>
+      </w:pPr>
+      <w:r>
+        <w:rPr>
+          <w:b/>
+          <w:bCs/>
+        </w:rPr>
+        <w:t>For Bar search min-price and max-price</w:t>
+      </w:r>
+    </w:p>
+    <w:p>
+      <w:pPr>
+        <w:pStyle w:val="ListParagraph"/>
+        <w:rPr>
+          <w:b/>
+          <w:bCs/>
+        </w:rPr>
+      </w:pPr>
+      <w:r>
+        <w:rPr>
+          <w:noProof/>
+        </w:rPr>
+        <w:drawing>
+          <wp:inline distT="0" distB="0" distL="0" distR="0" wp14:anchorId="49ED78B3" wp14:editId="4432E767">
+            <wp:extent cx="3271136" cy="628153"/>
+            <wp:effectExtent l="0" t="0" r="5715" b="635"/>
+            <wp:docPr id="77" name="Picture 77"/>
+            <wp:cNvGraphicFramePr>
+              <a:graphicFrameLocks xmlns:a="http://schemas.openxmlformats.org/drawingml/2006/main" noChangeAspect="1"/>
+            </wp:cNvGraphicFramePr>
+            <a:graphic xmlns:a="http://schemas.openxmlformats.org/drawingml/2006/main">
+              <a:graphicData uri="http://schemas.openxmlformats.org/drawingml/2006/picture">
+                <pic:pic xmlns:pic="http://schemas.openxmlformats.org/drawingml/2006/picture">
+                  <pic:nvPicPr>
+                    <pic:cNvPr id="1" name=""/>
+                    <pic:cNvPicPr/>
+                  </pic:nvPicPr>
+                  <pic:blipFill>
+                    <a:blip r:embed="rId81"/>
+                    <a:stretch>
+                      <a:fillRect/>
+                    </a:stretch>
+                  </pic:blipFill>
+                  <pic:spPr>
+                    <a:xfrm>
+                      <a:off x="0" y="0"/>
+                      <a:ext cx="3361970" cy="645596"/>
+                    </a:xfrm>
+                    <a:prstGeom prst="rect">
+                      <a:avLst/>
+                    </a:prstGeom>
+                  </pic:spPr>
+                </pic:pic>
+              </a:graphicData>
+            </a:graphic>
+          </wp:inline>
+        </w:drawing>
+      </w:r>
+    </w:p>
+    <w:p>
+      <w:pPr>
+        <w:pStyle w:val="ListParagraph"/>
+        <w:numPr>
+          <w:ilvl w:val="0"/>
+          <w:numId w:val="1"/>
+        </w:numPr>
+        <w:rPr>
+          <w:b/>
+          <w:bCs/>
+        </w:rPr>
+      </w:pPr>
+      <w:r>
+        <w:rPr>
+          <w:b/>
+          <w:bCs/>
+        </w:rPr>
+        <w:t>Redesign admin page , inside page templates create folder admin -&gt; base_site.html</w:t>
+      </w:r>
+    </w:p>
+    <w:p>
+      <w:pPr>
+        <w:pStyle w:val="ListParagraph"/>
+        <w:rPr>
+          <w:b/>
+          <w:bCs/>
+        </w:rPr>
+      </w:pPr>
+      <w:r>
+        <w:rPr>
+          <w:b/>
+          <w:bCs/>
+        </w:rPr>
+        <w:t xml:space="preserve">And write </w:t>
+      </w:r>
+    </w:p>
+    <w:p>
+      <w:pPr>
+        <w:pStyle w:val="ListParagraph"/>
+        <w:rPr>
+          <w:b/>
+          <w:bCs/>
+        </w:rPr>
+      </w:pPr>
+      <w:r>
+        <w:rPr>
+          <w:noProof/>
+        </w:rPr>
+        <w:drawing>
+          <wp:inline distT="0" distB="0" distL="0" distR="0" wp14:anchorId="1BEBDD74" wp14:editId="7D9A6525">
+            <wp:extent cx="4102873" cy="804904"/>
+            <wp:effectExtent l="0" t="0" r="0" b="0"/>
+            <wp:docPr id="78" name="Picture 78"/>
+            <wp:cNvGraphicFramePr>
+              <a:graphicFrameLocks xmlns:a="http://schemas.openxmlformats.org/drawingml/2006/main" noChangeAspect="1"/>
+            </wp:cNvGraphicFramePr>
+            <a:graphic xmlns:a="http://schemas.openxmlformats.org/drawingml/2006/main">
+              <a:graphicData uri="http://schemas.openxmlformats.org/drawingml/2006/picture">
+                <pic:pic xmlns:pic="http://schemas.openxmlformats.org/drawingml/2006/picture">
+                  <pic:nvPicPr>
+                    <pic:cNvPr id="1" name=""/>
+                    <pic:cNvPicPr/>
+                  </pic:nvPicPr>
+                  <pic:blipFill>
+                    <a:blip r:embed="rId82"/>
+                    <a:stretch>
+                      <a:fillRect/>
+                    </a:stretch>
+                  </pic:blipFill>
+                  <pic:spPr>
+                    <a:xfrm>
+                      <a:off x="0" y="0"/>
+                      <a:ext cx="4139152" cy="812021"/>
+                    </a:xfrm>
+                    <a:prstGeom prst="rect">
+                      <a:avLst/>
+                    </a:prstGeom>
+                  </pic:spPr>
+                </pic:pic>
+              </a:graphicData>
+            </a:graphic>
+          </wp:inline>
+        </w:drawing>
+      </w:r>
+    </w:p>
+    <w:p>
+      <w:pPr>
+        <w:pStyle w:val="ListParagraph"/>
+        <w:numPr>
+          <w:ilvl w:val="0"/>
+          <w:numId w:val="1"/>
+        </w:numPr>
+        <w:rPr>
+          <w:b/>
+          <w:bCs/>
+        </w:rPr>
+      </w:pPr>
+      <w:r>
+        <w:rPr>
+          <w:b/>
+          <w:bCs/>
+        </w:rPr>
+        <w:t>Now we have to change the colors by link extra css file called admin.css</w:t>
+      </w:r>
+    </w:p>
+    <w:p>
+      <w:pPr>
+        <w:pStyle w:val="ListParagraph"/>
+        <w:numPr>
+          <w:ilvl w:val="0"/>
+          <w:numId w:val="1"/>
+        </w:numPr>
+        <w:rPr>
+          <w:b/>
+          <w:bCs/>
+        </w:rPr>
+      </w:pPr>
+      <w:r>
+        <w:rPr>
+          <w:b/>
+          <w:bCs/>
+        </w:rPr>
+        <w:t>Inside the</w:t>
+      </w:r>
+      <w:r>
+        <w:rPr>
+          <w:b/>
+          <w:bCs/>
+        </w:rPr>
+        <w:t xml:space="preserve"> carzon-&gt;static-&gt;</w:t>
+      </w:r>
+      <w:r>
+        <w:rPr>
+          <w:b/>
+          <w:bCs/>
+        </w:rPr>
+        <w:t xml:space="preserve"> css -&gt; admin.css then add your code</w:t>
+      </w:r>
+    </w:p>
+    <w:p>
+      <w:pPr>
+        <w:pStyle w:val="ListParagraph"/>
+        <w:numPr>
+          <w:ilvl w:val="0"/>
+          <w:numId w:val="1"/>
+        </w:numPr>
+        <w:rPr>
+          <w:b/>
+          <w:bCs/>
+        </w:rPr>
+      </w:pPr>
+      <w:r>
+        <w:rPr>
+          <w:b/>
+          <w:bCs/>
+        </w:rPr>
+        <w:t>Inside the base.html link the admin.css file</w:t>
+      </w:r>
+      <w:r>
+        <w:rPr>
+          <w:b/>
+          <w:bCs/>
+        </w:rPr>
+        <w:t xml:space="preserve"> add block </w:t>
+      </w:r>
+    </w:p>
+    <w:p>
+      <w:pPr>
+        <w:pStyle w:val="ListParagraph"/>
+        <w:numPr>
+          <w:ilvl w:val="0"/>
+          <w:numId w:val="1"/>
+        </w:numPr>
+        <w:rPr>
+          <w:b/>
+          <w:bCs/>
+        </w:rPr>
+      </w:pPr>
+      <w:r>
+        <w:rPr>
+          <w:b/>
+          <w:bCs/>
+        </w:rPr>
+        <w:t>Make the logo links to home admin page</w:t>
+      </w:r>
+    </w:p>
+    <w:p>
+      <w:pPr>
+        <w:pStyle w:val="ListParagraph"/>
+        <w:rPr>
+          <w:b/>
+          <w:bCs/>
+        </w:rPr>
+      </w:pPr>
+      <w:r>
+        <w:rPr>
+          <w:noProof/>
+        </w:rPr>
+        <w:drawing>
+          <wp:inline distT="0" distB="0" distL="0" distR="0" wp14:anchorId="4C2DFD1A" wp14:editId="237770BC">
+            <wp:extent cx="4723075" cy="307219"/>
+            <wp:effectExtent l="0" t="0" r="1905" b="0"/>
+            <wp:docPr id="79" name="Picture 79"/>
+            <wp:cNvGraphicFramePr>
+              <a:graphicFrameLocks xmlns:a="http://schemas.openxmlformats.org/drawingml/2006/main" noChangeAspect="1"/>
+            </wp:cNvGraphicFramePr>
+            <a:graphic xmlns:a="http://schemas.openxmlformats.org/drawingml/2006/main">
+              <a:graphicData uri="http://schemas.openxmlformats.org/drawingml/2006/picture">
+                <pic:pic xmlns:pic="http://schemas.openxmlformats.org/drawingml/2006/picture">
+                  <pic:nvPicPr>
+                    <pic:cNvPr id="1" name=""/>
+                    <pic:cNvPicPr/>
+                  </pic:nvPicPr>
+                  <pic:blipFill>
+                    <a:blip r:embed="rId83"/>
+                    <a:stretch>
+                      <a:fillRect/>
+                    </a:stretch>
+                  </pic:blipFill>
+                  <pic:spPr>
+                    <a:xfrm>
+                      <a:off x="0" y="0"/>
+                      <a:ext cx="4784888" cy="311240"/>
+                    </a:xfrm>
+                    <a:prstGeom prst="rect">
+                      <a:avLst/>
+                    </a:prstGeom>
+                  </pic:spPr>
+                </pic:pic>
+              </a:graphicData>
+            </a:graphic>
+          </wp:inline>
+        </w:drawing>
+      </w:r>
+    </w:p>
+    <w:p>
+      <w:pPr>
+        <w:pStyle w:val="ListParagraph"/>
+        <w:rPr>
+          <w:b/>
+          <w:bCs/>
+        </w:rPr>
+      </w:pPr>
       <w:bookmarkStart w:id="0" w:name="_GoBack"/>
-      <w:r>
-        <w:rPr>
-          <w:b/>
-          <w:bCs/>
-          <w:color w:val="FF0000"/>
-        </w:rPr>
-        <w:t>in</w:t>
-      </w:r>
-      <w:r>
-        <w:rPr>
-          <w:b/>
-          <w:bCs/>
-          <w:color w:val="FF0000"/>
-        </w:rPr>
-        <w:t>t</w:t>
-      </w:r>
-      <w:r>
-        <w:rPr>
-          <w:b/>
-          <w:bCs/>
-          <w:color w:val="FF0000"/>
-        </w:rPr>
-        <w:t>comma</w:t>
-      </w:r>
       <w:bookmarkEnd w:id="0"/>
-      <w:r>
-        <w:rPr>
-          <w:b/>
-          <w:bCs/>
-        </w:rPr>
-        <w:t>}} after each numbers you need to add comma on it</w:t>
-      </w:r>
-    </w:p>
-    <w:p>
-      <w:pPr>
-        <w:pStyle w:val="ListParagraph"/>
-        <w:rPr>
-          <w:b/>
-          <w:bCs/>
-        </w:rPr>
-      </w:pPr>
-    </w:p>
-    <w:p>
-      <w:pPr>
-        <w:pStyle w:val="ListParagraph"/>
-        <w:rPr>
-          <w:b/>
-          <w:bCs/>
-        </w:rPr>
-      </w:pPr>
     </w:p>
     <w:sectPr>
       <w:pgSz w:w="12240" w:h="15840"/>
